--- a/40_AWS/05_改修資料/KSM_AWS_MOD_023_運用手順書_月次コスト確認_ja_vi.docx
+++ b/40_AWS/05_改修資料/KSM_AWS_MOD_023_運用手順書_月次コスト確認_ja_vi.docx
@@ -80,7 +80,7 @@
           <w:sz w:val="24"/>
           <w:szCs w:val="24"/>
         </w:rPr>
-        <w:t xml:space="preserve">■ 文書情報</w:t>
+        <w:t xml:space="preserve">■ ① 文書情報</w:t>
       </w:r>
       <w:r>
         <w:br/>
@@ -418,7 +418,7 @@
                 <w:sz w:val="18"/>
                 <w:szCs w:val="18"/>
               </w:rPr>
-              <w:t xml:space="preserve">カスミPOS</w:t>
+              <w:t xml:space="preserve">カスミ POS システム</w:t>
             </w:r>
           </w:p>
         </w:tc>
@@ -1310,7 +1310,631 @@
           <w:sz w:val="24"/>
           <w:szCs w:val="24"/>
         </w:rPr>
-        <w:t xml:space="preserve">■ 改廃履歴</w:t>
+        <w:t xml:space="preserve">■ ② 改修概要</w:t>
+      </w:r>
+      <w:r>
+        <w:br/>
+      </w:r>
+      <w:r>
+        <w:rPr>
+          <w:rFonts w:ascii="BIZ UDPGothic" w:cs="BIZ UDPGothic" w:eastAsia="BIZ UDPGothic" w:hAnsi="BIZ UDPGothic"/>
+          <w:i/>
+          <w:iCs/>
+          <w:color w:val="AA3344"/>
+          <w:sz w:val="17"/>
+          <w:szCs w:val="17"/>
+        </w:rPr>
+        <w:t xml:space="preserve">　Tổng Quan Sửa Đổi</w:t>
+      </w:r>
+    </w:p>
+    <w:p>
+      <w:pPr>
+        <w:spacing w:before="100" w:after="100"/>
+      </w:pPr>
+      <w:r>
+        <w:rPr>
+          <w:rFonts w:ascii="BIZ UDPGothic" w:cs="BIZ UDPGothic" w:eastAsia="BIZ UDPGothic" w:hAnsi="BIZ UDPGothic"/>
+          <w:color w:val="404040"/>
+          <w:sz w:val="18"/>
+          <w:szCs w:val="18"/>
+        </w:rPr>
+        <w:t xml:space="preserve">毎月初（1日〜3日）にAWS Cost Explorerおよび CloudWatch</w:t>
+      </w:r>
+    </w:p>
+    <w:p>
+      <w:pPr>
+        <w:spacing w:before="100" w:after="100"/>
+      </w:pPr>
+      <w:r>
+        <w:rPr>
+          <w:rFonts w:ascii="BIZ UDPGothic" w:cs="BIZ UDPGothic" w:eastAsia="BIZ UDPGothic" w:hAnsi="BIZ UDPGothic"/>
+          <w:color w:val="404040"/>
+          <w:sz w:val="18"/>
+          <w:szCs w:val="18"/>
+        </w:rPr>
+        <w:t xml:space="preserve">メトリクスを確認し、コストの異常増加やリソースの過剰利用を早期検知する運用手順を定める。</w:t>
+      </w:r>
+      <w:r>
+        <w:br/>
+      </w:r>
+      <w:r>
+        <w:rPr>
+          <w:rFonts w:ascii="BIZ UDPGothic" w:cs="BIZ UDPGothic" w:eastAsia="BIZ UDPGothic" w:hAnsi="BIZ UDPGothic"/>
+          <w:i/>
+          <w:iCs/>
+          <w:color w:val="777777"/>
+          <w:sz w:val="16"/>
+          <w:szCs w:val="16"/>
+        </w:rPr>
+        <w:t xml:space="preserve">/ Thiết lập quy trình vận hành kiểm tra AWS Cost Explorer và CloudWatch</w:t>
+      </w:r>
+    </w:p>
+    <w:p>
+      <w:pPr>
+        <w:spacing w:before="100" w:after="100"/>
+      </w:pPr>
+      <w:r>
+        <w:rPr>
+          <w:rFonts w:ascii="BIZ UDPGothic" w:cs="BIZ UDPGothic" w:eastAsia="BIZ UDPGothic" w:hAnsi="BIZ UDPGothic"/>
+          <w:color w:val="404040"/>
+          <w:sz w:val="18"/>
+          <w:szCs w:val="18"/>
+        </w:rPr>
+        <w:t xml:space="preserve">metrics vào đầu mỗi tháng (ngày 1-3) để phát hiện sớm tăng chi phí bất</w:t>
+      </w:r>
+    </w:p>
+    <w:p>
+      <w:pPr>
+        <w:spacing w:before="100" w:after="100"/>
+      </w:pPr>
+      <w:r>
+        <w:rPr>
+          <w:rFonts w:ascii="BIZ UDPGothic" w:cs="BIZ UDPGothic" w:eastAsia="BIZ UDPGothic" w:hAnsi="BIZ UDPGothic"/>
+          <w:color w:val="404040"/>
+          <w:sz w:val="18"/>
+          <w:szCs w:val="18"/>
+        </w:rPr>
+        <w:t xml:space="preserve">thường và sử dụng tài nguyên quá mức.*</w:t>
+      </w:r>
+    </w:p>
+    <w:p>
+      <w:pPr>
+        <w:spacing w:before="100" w:after="100"/>
+      </w:pPr>
+      <w:r>
+        <w:rPr>
+          <w:rFonts w:ascii="BIZ UDPGothic" w:cs="BIZ UDPGothic" w:eastAsia="BIZ UDPGothic" w:hAnsi="BIZ UDPGothic"/>
+          <w:b/>
+          <w:bCs/>
+          <w:color w:val="404040"/>
+          <w:sz w:val="18"/>
+          <w:szCs w:val="18"/>
+        </w:rPr>
+        <w:t xml:space="preserve">No.   確認項目 */ Hạng     概要 */ Tổng quan*       頻度   担当</w:t>
+      </w:r>
+    </w:p>
+    <w:p>
+      <w:pPr>
+        <w:spacing w:before="100" w:after="100"/>
+      </w:pPr>
+      <w:r>
+        <w:rPr>
+          <w:rFonts w:ascii="BIZ UDPGothic" w:cs="BIZ UDPGothic" w:eastAsia="BIZ UDPGothic" w:hAnsi="BIZ UDPGothic"/>
+          <w:color w:val="404040"/>
+          <w:sz w:val="18"/>
+          <w:szCs w:val="18"/>
+        </w:rPr>
+        <w:t xml:space="preserve">mục*</w:t>
+      </w:r>
+    </w:p>
+    <w:p>
+      <w:pPr>
+        <w:spacing w:before="100" w:after="100"/>
+      </w:pPr>
+      <w:r>
+        <w:rPr>
+          <w:rFonts w:ascii="BIZ UDPGothic" w:cs="BIZ UDPGothic" w:eastAsia="BIZ UDPGothic" w:hAnsi="BIZ UDPGothic"/>
+          <w:color w:val="404040"/>
+          <w:sz w:val="18"/>
+          <w:szCs w:val="18"/>
+        </w:rPr>
+        <w:t xml:space="preserve">1         月間合計コスト           Cost Explorer                月次       Luvina</w:t>
+      </w:r>
+    </w:p>
+    <w:p>
+      <w:pPr>
+        <w:spacing w:before="100" w:after="100"/>
+      </w:pPr>
+      <w:r>
+        <w:rPr>
+          <w:rFonts w:ascii="BIZ UDPGothic" w:cs="BIZ UDPGothic" w:eastAsia="BIZ UDPGothic" w:hAnsi="BIZ UDPGothic"/>
+          <w:color w:val="404040"/>
+          <w:sz w:val="18"/>
+          <w:szCs w:val="18"/>
+        </w:rPr>
+        <w:t xml:space="preserve">で前月合計を確認</w:t>
+      </w:r>
+    </w:p>
+    <w:p>
+      <w:pPr>
+        <w:spacing w:before="100" w:after="100"/>
+      </w:pPr>
+      <w:r>
+        <w:rPr>
+          <w:rFonts w:ascii="BIZ UDPGothic" w:cs="BIZ UDPGothic" w:eastAsia="BIZ UDPGothic" w:hAnsi="BIZ UDPGothic"/>
+          <w:color w:val="404040"/>
+          <w:sz w:val="18"/>
+          <w:szCs w:val="18"/>
+        </w:rPr>
+        <w:t xml:space="preserve">2         サービス別内訳           RDS/EC2/Transfer/S3/Lambda   月次       Luvina</w:t>
+      </w:r>
+    </w:p>
+    <w:p>
+      <w:pPr>
+        <w:spacing w:before="100" w:after="100"/>
+      </w:pPr>
+      <w:r>
+        <w:rPr>
+          <w:rFonts w:ascii="BIZ UDPGothic" w:cs="BIZ UDPGothic" w:eastAsia="BIZ UDPGothic" w:hAnsi="BIZ UDPGothic"/>
+          <w:color w:val="404040"/>
+          <w:sz w:val="18"/>
+          <w:szCs w:val="18"/>
+        </w:rPr>
+        <w:t xml:space="preserve">等のコスト内訳</w:t>
+      </w:r>
+    </w:p>
+    <w:p>
+      <w:pPr>
+        <w:spacing w:before="100" w:after="100"/>
+      </w:pPr>
+      <w:r>
+        <w:rPr>
+          <w:rFonts w:ascii="BIZ UDPGothic" w:cs="BIZ UDPGothic" w:eastAsia="BIZ UDPGothic" w:hAnsi="BIZ UDPGothic"/>
+          <w:color w:val="404040"/>
+          <w:sz w:val="18"/>
+          <w:szCs w:val="18"/>
+        </w:rPr>
+        <w:t xml:space="preserve">3         RDS CPU/接続数           CloudWatch: CPUUtilization / 月次       Luvina</w:t>
+      </w:r>
+    </w:p>
+    <w:p>
+      <w:pPr>
+        <w:spacing w:before="100" w:after="100"/>
+      </w:pPr>
+      <w:r>
+        <w:rPr>
+          <w:rFonts w:ascii="BIZ UDPGothic" w:cs="BIZ UDPGothic" w:eastAsia="BIZ UDPGothic" w:hAnsi="BIZ UDPGothic"/>
+          <w:color w:val="404040"/>
+          <w:sz w:val="18"/>
+          <w:szCs w:val="18"/>
+        </w:rPr>
+        <w:t xml:space="preserve">DatabaseConnections</w:t>
+      </w:r>
+    </w:p>
+    <w:p>
+      <w:pPr>
+        <w:spacing w:before="100" w:after="100"/>
+      </w:pPr>
+      <w:r>
+        <w:rPr>
+          <w:rFonts w:ascii="BIZ UDPGothic" w:cs="BIZ UDPGothic" w:eastAsia="BIZ UDPGothic" w:hAnsi="BIZ UDPGothic"/>
+          <w:color w:val="404040"/>
+          <w:sz w:val="18"/>
+          <w:szCs w:val="18"/>
+        </w:rPr>
+        <w:t xml:space="preserve">4         Lambda実行回数・エラー   CloudWatch: Invocations /    月次       Luvina</w:t>
+      </w:r>
+    </w:p>
+    <w:p>
+      <w:pPr>
+        <w:spacing w:before="100" w:after="100"/>
+      </w:pPr>
+      <w:r>
+        <w:rPr>
+          <w:rFonts w:ascii="BIZ UDPGothic" w:cs="BIZ UDPGothic" w:eastAsia="BIZ UDPGothic" w:hAnsi="BIZ UDPGothic"/>
+          <w:color w:val="404040"/>
+          <w:sz w:val="18"/>
+          <w:szCs w:val="18"/>
+        </w:rPr>
+        <w:t xml:space="preserve">Errors / Duration</w:t>
+      </w:r>
+    </w:p>
+    <w:p>
+      <w:pPr>
+        <w:spacing w:before="100" w:after="100"/>
+      </w:pPr>
+      <w:r>
+        <w:rPr>
+          <w:rFonts w:ascii="BIZ UDPGothic" w:cs="BIZ UDPGothic" w:eastAsia="BIZ UDPGothic" w:hAnsi="BIZ UDPGothic"/>
+          <w:color w:val="404040"/>
+          <w:sz w:val="18"/>
+          <w:szCs w:val="18"/>
+        </w:rPr>
+        <w:t xml:space="preserve">5         S3使用量                 BucketSizeBytes /            月次       Luvina</w:t>
+      </w:r>
+    </w:p>
+    <w:p>
+      <w:pPr>
+        <w:spacing w:before="100" w:after="100"/>
+      </w:pPr>
+      <w:r>
+        <w:rPr>
+          <w:rFonts w:ascii="BIZ UDPGothic" w:cs="BIZ UDPGothic" w:eastAsia="BIZ UDPGothic" w:hAnsi="BIZ UDPGothic"/>
+          <w:color w:val="404040"/>
+          <w:sz w:val="18"/>
+          <w:szCs w:val="18"/>
+        </w:rPr>
+        <w:t xml:space="preserve">NumberOfObjects</w:t>
+      </w:r>
+    </w:p>
+    <w:p>
+      <w:pPr>
+        <w:spacing w:before="100" w:after="100"/>
+      </w:pPr>
+      <w:r>
+        <w:rPr>
+          <w:rFonts w:ascii="BIZ UDPGothic" w:cs="BIZ UDPGothic" w:eastAsia="BIZ UDPGothic" w:hAnsi="BIZ UDPGothic"/>
+          <w:color w:val="404040"/>
+          <w:sz w:val="18"/>
+          <w:szCs w:val="18"/>
+        </w:rPr>
+        <w:t xml:space="preserve">6         前月比分析               前月との差額・増減率を確認   月次       Luvina</w:t>
+      </w:r>
+    </w:p>
+    <w:p>
+      <w:pPr>
+        <w:pBdr>
+          <w:left w:val="thick" w:color="C8102E" w:sz="20" w:space="6"/>
+        </w:pBdr>
+        <w:spacing w:before="280" w:after="100"/>
+      </w:pPr>
+      <w:r>
+        <w:rPr>
+          <w:rFonts w:ascii="BIZ UDPGothic" w:cs="BIZ UDPGothic" w:eastAsia="BIZ UDPGothic" w:hAnsi="BIZ UDPGothic"/>
+          <w:b/>
+          <w:bCs/>
+          <w:color w:val="C8102E"/>
+          <w:sz w:val="24"/>
+          <w:szCs w:val="24"/>
+        </w:rPr>
+        <w:t xml:space="preserve">■ ④ 改修内容</w:t>
+      </w:r>
+      <w:r>
+        <w:br/>
+      </w:r>
+      <w:r>
+        <w:rPr>
+          <w:rFonts w:ascii="BIZ UDPGothic" w:cs="BIZ UDPGothic" w:eastAsia="BIZ UDPGothic" w:hAnsi="BIZ UDPGothic"/>
+          <w:i/>
+          <w:iCs/>
+          <w:color w:val="AA3344"/>
+          <w:sz w:val="17"/>
+          <w:szCs w:val="17"/>
+        </w:rPr>
+        <w:t xml:space="preserve">　Nội Dung Sửa Đổi</w:t>
+      </w:r>
+    </w:p>
+    <w:p>
+      <w:pPr>
+        <w:spacing w:before="100" w:after="100"/>
+      </w:pPr>
+      <w:r>
+        <w:rPr>
+          <w:rFonts w:ascii="BIZ UDPGothic" w:cs="BIZ UDPGothic" w:eastAsia="BIZ UDPGothic" w:hAnsi="BIZ UDPGothic"/>
+          <w:b/>
+          <w:bCs/>
+          <w:color w:val="C8102E"/>
+          <w:sz w:val="20"/>
+          <w:szCs w:val="20"/>
+        </w:rPr>
+        <w:t xml:space="preserve">■ 実行手順</w:t>
+      </w:r>
+    </w:p>
+    <w:p>
+      <w:pPr>
+        <w:spacing w:before="100" w:after="100"/>
+      </w:pPr>
+      <w:r>
+        <w:rPr>
+          <w:rFonts w:ascii="BIZ UDPGothic" w:cs="BIZ UDPGothic" w:eastAsia="BIZ UDPGothic" w:hAnsi="BIZ UDPGothic"/>
+          <w:b/>
+          <w:bCs/>
+          <w:color w:val="C8102E"/>
+          <w:sz w:val="20"/>
+          <w:szCs w:val="20"/>
+        </w:rPr>
+        <w:t xml:space="preserve">■ 実行スクリプト</w:t>
+      </w:r>
+    </w:p>
+    <w:tbl>
+      <w:tblPr>
+        <w:tblW w:type="dxa" w:w="9506"/>
+        <w:tblBorders>
+          <w:top w:val="single" w:color="CCCCCC" w:sz="4"/>
+          <w:left w:val="single" w:color="CCCCCC" w:sz="4"/>
+          <w:bottom w:val="single" w:color="CCCCCC" w:sz="4"/>
+          <w:right w:val="single" w:color="CCCCCC" w:sz="4"/>
+          <w:insideH w:val="single" w:color="auto" w:sz="4"/>
+          <w:insideV w:val="single" w:color="auto" w:sz="4"/>
+        </w:tblBorders>
+      </w:tblPr>
+      <w:tblGrid>
+        <w:gridCol w:w="9506"/>
+      </w:tblGrid>
+      <w:tr>
+        <w:trPr>
+          <w:cantSplit/>
+        </w:trPr>
+        <w:tc>
+          <w:tcPr>
+            <w:tcW w:type="dxa" w:w="9506"/>
+            <w:tcBorders>
+              <w:top w:val="single" w:color="CCCCCC" w:sz="4"/>
+              <w:left w:val="single" w:color="CCCCCC" w:sz="4"/>
+              <w:bottom w:val="single" w:color="CCCCCC" w:sz="4"/>
+              <w:right w:val="single" w:color="CCCCCC" w:sz="4"/>
+            </w:tcBorders>
+            <w:shd w:fill="F5F5F5" w:val="clear"/>
+            <w:tcMar>
+              <w:top w:type="dxa" w:w="80"/>
+              <w:left w:type="dxa" w:w="200"/>
+              <w:bottom w:type="dxa" w:w="80"/>
+              <w:right w:type="dxa" w:w="200"/>
+            </w:tcMar>
+          </w:tcPr>
+          <w:p>
+            <w:pPr>
+              <w:spacing w:before="0" w:after="0"/>
+            </w:pPr>
+            <w:r>
+              <w:rPr>
+                <w:rFonts w:ascii="Courier New" w:cs="Courier New" w:eastAsia="Courier New" w:hAnsi="Courier New"/>
+                <w:color w:val="404040"/>
+                <w:sz w:val="16"/>
+                <w:szCs w:val="16"/>
+              </w:rPr>
+              <w:t xml:space="preserve">AWS CloudShell（PRD/STGアカウント）で以下のスクリプトを実行する。 */</w:t>
+            </w:r>
+          </w:p>
+          <w:p>
+            <w:pPr>
+              <w:spacing w:before="0" w:after="0"/>
+            </w:pPr>
+            <w:r>
+              <w:rPr>
+                <w:rFonts w:ascii="Courier New" w:cs="Courier New" w:eastAsia="Courier New" w:hAnsi="Courier New"/>
+                <w:color w:val="404040"/>
+                <w:sz w:val="16"/>
+                <w:szCs w:val="16"/>
+              </w:rPr>
+              <w:t xml:space="preserve">Chạy script sau trên AWS CloudShell (tài khoản PRD/STG).*</w:t>
+            </w:r>
+          </w:p>
+        </w:tc>
+      </w:tr>
+    </w:tbl>
+    <w:p>
+      <w:pPr>
+        <w:spacing w:before="100" w:after="100"/>
+      </w:pPr>
+      <w:r>
+        <w:rPr>
+          <w:rFonts w:ascii="BIZ UDPGothic" w:cs="BIZ UDPGothic" w:eastAsia="BIZ UDPGothic" w:hAnsi="BIZ UDPGothic"/>
+          <w:color w:val="404040"/>
+          <w:sz w:val="18"/>
+          <w:szCs w:val="18"/>
+        </w:rPr>
+        <w:t xml:space="preserve">スクリプトパス: 40_AWS/06_コスト調査/monthly_cost_check.sh</w:t>
+      </w:r>
+    </w:p>
+    <w:p>
+      <w:pPr>
+        <w:spacing w:before="100" w:after="100"/>
+      </w:pPr>
+      <w:r>
+        <w:rPr>
+          <w:rFonts w:ascii="BIZ UDPGothic" w:cs="BIZ UDPGothic" w:eastAsia="BIZ UDPGothic" w:hAnsi="BIZ UDPGothic"/>
+          <w:b/>
+          <w:bCs/>
+          <w:color w:val="C8102E"/>
+          <w:sz w:val="20"/>
+          <w:szCs w:val="20"/>
+        </w:rPr>
+        <w:t xml:space="preserve">■ 確認コマンド例</w:t>
+      </w:r>
+    </w:p>
+    <w:p>
+      <w:pPr>
+        <w:spacing w:before="100" w:after="100"/>
+      </w:pPr>
+      <w:r>
+        <w:rPr>
+          <w:rFonts w:ascii="BIZ UDPGothic" w:cs="BIZ UDPGothic" w:eastAsia="BIZ UDPGothic" w:hAnsi="BIZ UDPGothic"/>
+          <w:b/>
+          <w:bCs/>
+          <w:color w:val="C8102E"/>
+          <w:sz w:val="20"/>
+          <w:szCs w:val="20"/>
+        </w:rPr>
+        <w:t xml:space="preserve">■ 結果保存・報告</w:t>
+      </w:r>
+    </w:p>
+    <w:p>
+      <w:pPr>
+        <w:spacing w:before="100" w:after="100"/>
+      </w:pPr>
+      <w:r>
+        <w:rPr>
+          <w:rFonts w:ascii="BIZ UDPGothic" w:cs="BIZ UDPGothic" w:eastAsia="BIZ UDPGothic" w:hAnsi="BIZ UDPGothic"/>
+          <w:color w:val="404040"/>
+          <w:sz w:val="18"/>
+          <w:szCs w:val="18"/>
+        </w:rPr>
+        <w:t xml:space="preserve">実行結果は 40_AWS/06_コスト調査/YYYYMM_monthly_cost_report.md</w:t>
+      </w:r>
+    </w:p>
+    <w:p>
+      <w:pPr>
+        <w:spacing w:before="100" w:after="100"/>
+      </w:pPr>
+      <w:r>
+        <w:rPr>
+          <w:rFonts w:ascii="BIZ UDPGothic" w:cs="BIZ UDPGothic" w:eastAsia="BIZ UDPGothic" w:hAnsi="BIZ UDPGothic"/>
+          <w:color w:val="404040"/>
+          <w:sz w:val="18"/>
+          <w:szCs w:val="18"/>
+        </w:rPr>
+        <w:t xml:space="preserve">に保存する。異常値（前月比+20%以上の増加、または新規サービスの出現）が確認された場合は、プロジェクトリーダー（清原）に即時報告すること。</w:t>
+      </w:r>
+      <w:r>
+        <w:br/>
+      </w:r>
+      <w:r>
+        <w:rPr>
+          <w:rFonts w:ascii="BIZ UDPGothic" w:cs="BIZ UDPGothic" w:eastAsia="BIZ UDPGothic" w:hAnsi="BIZ UDPGothic"/>
+          <w:i/>
+          <w:iCs/>
+          <w:color w:val="777777"/>
+          <w:sz w:val="16"/>
+          <w:szCs w:val="16"/>
+        </w:rPr>
+        <w:t xml:space="preserve">/ Lưu kết quả vào 40_AWS/06_コスト調査/YYYYMM_monthly_cost_report.md.</w:t>
+      </w:r>
+    </w:p>
+    <w:p>
+      <w:pPr>
+        <w:spacing w:before="100" w:after="100"/>
+      </w:pPr>
+      <w:r>
+        <w:rPr>
+          <w:rFonts w:ascii="BIZ UDPGothic" w:cs="BIZ UDPGothic" w:eastAsia="BIZ UDPGothic" w:hAnsi="BIZ UDPGothic"/>
+          <w:color w:val="404040"/>
+          <w:sz w:val="18"/>
+          <w:szCs w:val="18"/>
+        </w:rPr>
+        <w:t xml:space="preserve">Nếu phát hiện bất thường (tăng \&gt;20% so với tháng trước hoặc xuất hiện</w:t>
+      </w:r>
+    </w:p>
+    <w:p>
+      <w:pPr>
+        <w:spacing w:before="100" w:after="100"/>
+      </w:pPr>
+      <w:r>
+        <w:rPr>
+          <w:rFonts w:ascii="BIZ UDPGothic" w:cs="BIZ UDPGothic" w:eastAsia="BIZ UDPGothic" w:hAnsi="BIZ UDPGothic"/>
+          <w:color w:val="404040"/>
+          <w:sz w:val="18"/>
+          <w:szCs w:val="18"/>
+        </w:rPr>
+        <w:t xml:space="preserve">service mới), báo cáo ngay cho project leader (Kiyohara).*</w:t>
+      </w:r>
+    </w:p>
+    <w:p>
+      <w:pPr>
+        <w:pBdr>
+          <w:left w:val="thick" w:color="C8102E" w:sz="20" w:space="6"/>
+        </w:pBdr>
+        <w:spacing w:before="280" w:after="100"/>
+      </w:pPr>
+      <w:r>
+        <w:rPr>
+          <w:rFonts w:ascii="BIZ UDPGothic" w:cs="BIZ UDPGothic" w:eastAsia="BIZ UDPGothic" w:hAnsi="BIZ UDPGothic"/>
+          <w:b/>
+          <w:bCs/>
+          <w:color w:val="C8102E"/>
+          <w:sz w:val="24"/>
+          <w:szCs w:val="24"/>
+        </w:rPr>
+        <w:t xml:space="preserve">■ 報告方法</w:t>
+      </w:r>
+      <w:r>
+        <w:br/>
+      </w:r>
+      <w:r>
+        <w:rPr>
+          <w:rFonts w:ascii="BIZ UDPGothic" w:cs="BIZ UDPGothic" w:eastAsia="BIZ UDPGothic" w:hAnsi="BIZ UDPGothic"/>
+          <w:i/>
+          <w:iCs/>
+          <w:color w:val="AA3344"/>
+          <w:sz w:val="17"/>
+          <w:szCs w:val="17"/>
+        </w:rPr>
+        <w:t xml:space="preserve">　Phương Thức Báo Cáo</w:t>
+      </w:r>
+    </w:p>
+    <w:p>
+      <w:pPr>
+        <w:spacing w:before="100" w:after="100"/>
+      </w:pPr>
+      <w:r>
+        <w:rPr>
+          <w:rFonts w:ascii="BIZ UDPGothic" w:cs="BIZ UDPGothic" w:eastAsia="BIZ UDPGothic" w:hAnsi="BIZ UDPGothic"/>
+          <w:color w:val="404040"/>
+          <w:sz w:val="18"/>
+          <w:szCs w:val="18"/>
+        </w:rPr>
+        <w:t xml:space="preserve">全テスト完了後、結果欄（OK/NG）を記入して Thanh Nguyên へ提出すること。</w:t>
+      </w:r>
+      <w:r>
+        <w:br/>
+      </w:r>
+      <w:r>
+        <w:rPr>
+          <w:rFonts w:ascii="BIZ UDPGothic" w:cs="BIZ UDPGothic" w:eastAsia="BIZ UDPGothic" w:hAnsi="BIZ UDPGothic"/>
+          <w:i/>
+          <w:iCs/>
+          <w:color w:val="777777"/>
+          <w:sz w:val="16"/>
+          <w:szCs w:val="16"/>
+        </w:rPr>
+        <w:t xml:space="preserve">/ Sau khi hoàn thành tất cả kiểm thử, điền kết quả (OK/NG) và gửi cho Thanh Nguyên.</w:t>
+      </w:r>
+    </w:p>
+    <w:p>
+      <w:pPr>
+        <w:spacing w:before="100" w:after="100"/>
+      </w:pPr>
+      <w:r>
+        <w:rPr>
+          <w:rFonts w:ascii="BIZ UDPGothic" w:cs="BIZ UDPGothic" w:eastAsia="BIZ UDPGothic" w:hAnsi="BIZ UDPGothic"/>
+          <w:color w:val="404040"/>
+          <w:sz w:val="18"/>
+          <w:szCs w:val="18"/>
+        </w:rPr>
+        <w:t xml:space="preserve">提出先: thanh.nguyen@luvina.net</w:t>
+      </w:r>
+      <w:r>
+        <w:br/>
+      </w:r>
+      <w:r>
+        <w:rPr>
+          <w:rFonts w:ascii="BIZ UDPGothic" w:cs="BIZ UDPGothic" w:eastAsia="BIZ UDPGothic" w:hAnsi="BIZ UDPGothic"/>
+          <w:i/>
+          <w:iCs/>
+          <w:color w:val="777777"/>
+          <w:sz w:val="16"/>
+          <w:szCs w:val="16"/>
+        </w:rPr>
+        <w:t xml:space="preserve">/ Địa chỉ nộp: thanh.nguyen@luvina.net</w:t>
+      </w:r>
+    </w:p>
+    <w:p>
+      <w:pPr>
+        <w:pBdr>
+          <w:left w:val="thick" w:color="C8102E" w:sz="20" w:space="6"/>
+        </w:pBdr>
+        <w:spacing w:before="280" w:after="100"/>
+      </w:pPr>
+      <w:r>
+        <w:rPr>
+          <w:rFonts w:ascii="BIZ UDPGothic" w:cs="BIZ UDPGothic" w:eastAsia="BIZ UDPGothic" w:hAnsi="BIZ UDPGothic"/>
+          <w:b/>
+          <w:bCs/>
+          <w:color w:val="C8102E"/>
+          <w:sz w:val="24"/>
+          <w:szCs w:val="24"/>
+        </w:rPr>
+        <w:t xml:space="preserve">■ ⑨ 改廃履歴</w:t>
       </w:r>
       <w:r>
         <w:br/>
@@ -2042,682 +2666,6 @@
         </w:tc>
       </w:tr>
     </w:tbl>
-    <w:p>
-      <w:pPr>
-        <w:pBdr>
-          <w:left w:val="thick" w:color="C8102E" w:sz="20" w:space="6"/>
-        </w:pBdr>
-        <w:spacing w:before="280" w:after="100"/>
-      </w:pPr>
-      <w:r>
-        <w:rPr>
-          <w:rFonts w:ascii="BIZ UDPGothic" w:cs="BIZ UDPGothic" w:eastAsia="BIZ UDPGothic" w:hAnsi="BIZ UDPGothic"/>
-          <w:b/>
-          <w:bCs/>
-          <w:color w:val="C8102E"/>
-          <w:sz w:val="24"/>
-          <w:szCs w:val="24"/>
-        </w:rPr>
-        <w:t xml:space="preserve">■ 概要・目的</w:t>
-      </w:r>
-      <w:r>
-        <w:br/>
-      </w:r>
-      <w:r>
-        <w:rPr>
-          <w:rFonts w:ascii="BIZ UDPGothic" w:cs="BIZ UDPGothic" w:eastAsia="BIZ UDPGothic" w:hAnsi="BIZ UDPGothic"/>
-          <w:i/>
-          <w:iCs/>
-          <w:color w:val="AA3344"/>
-          <w:sz w:val="17"/>
-          <w:szCs w:val="17"/>
-        </w:rPr>
-        <w:t xml:space="preserve">　Tổng Quan</w:t>
-      </w:r>
-    </w:p>
-    <w:p>
-      <w:pPr>
-        <w:spacing w:before="100" w:after="100"/>
-      </w:pPr>
-      <w:r>
-        <w:rPr>
-          <w:rFonts w:ascii="BIZ UDPGothic" w:cs="BIZ UDPGothic" w:eastAsia="BIZ UDPGothic" w:hAnsi="BIZ UDPGothic"/>
-          <w:color w:val="404040"/>
-          <w:sz w:val="18"/>
-          <w:szCs w:val="18"/>
-        </w:rPr>
-        <w:t xml:space="preserve">毎月初（1日〜3日）にAWS Cost Explorerおよび CloudWatch</w:t>
-      </w:r>
-    </w:p>
-    <w:p>
-      <w:pPr>
-        <w:spacing w:before="100" w:after="100"/>
-      </w:pPr>
-      <w:r>
-        <w:rPr>
-          <w:rFonts w:ascii="BIZ UDPGothic" w:cs="BIZ UDPGothic" w:eastAsia="BIZ UDPGothic" w:hAnsi="BIZ UDPGothic"/>
-          <w:color w:val="404040"/>
-          <w:sz w:val="18"/>
-          <w:szCs w:val="18"/>
-        </w:rPr>
-        <w:t xml:space="preserve">メトリクスを確認し、コストの異常増加やリソースの過剰利用を早期検知する運用手順を定める。</w:t>
-      </w:r>
-      <w:r>
-        <w:br/>
-      </w:r>
-      <w:r>
-        <w:rPr>
-          <w:rFonts w:ascii="BIZ UDPGothic" w:cs="BIZ UDPGothic" w:eastAsia="BIZ UDPGothic" w:hAnsi="BIZ UDPGothic"/>
-          <w:i/>
-          <w:iCs/>
-          <w:color w:val="777777"/>
-          <w:sz w:val="16"/>
-          <w:szCs w:val="16"/>
-        </w:rPr>
-        <w:t xml:space="preserve">/ Thiết lập quy trình vận hành kiểm tra AWS Cost Explorer và CloudWatch</w:t>
-      </w:r>
-    </w:p>
-    <w:p>
-      <w:pPr>
-        <w:spacing w:before="100" w:after="100"/>
-      </w:pPr>
-      <w:r>
-        <w:rPr>
-          <w:rFonts w:ascii="BIZ UDPGothic" w:cs="BIZ UDPGothic" w:eastAsia="BIZ UDPGothic" w:hAnsi="BIZ UDPGothic"/>
-          <w:color w:val="404040"/>
-          <w:sz w:val="18"/>
-          <w:szCs w:val="18"/>
-        </w:rPr>
-        <w:t xml:space="preserve">metrics vào đầu mỗi tháng (ngày 1-3) để phát hiện sớm tăng chi phí bất</w:t>
-      </w:r>
-    </w:p>
-    <w:p>
-      <w:pPr>
-        <w:spacing w:before="100" w:after="100"/>
-      </w:pPr>
-      <w:r>
-        <w:rPr>
-          <w:rFonts w:ascii="BIZ UDPGothic" w:cs="BIZ UDPGothic" w:eastAsia="BIZ UDPGothic" w:hAnsi="BIZ UDPGothic"/>
-          <w:color w:val="404040"/>
-          <w:sz w:val="18"/>
-          <w:szCs w:val="18"/>
-        </w:rPr>
-        <w:t xml:space="preserve">thường và sử dụng tài nguyên quá mức.*</w:t>
-      </w:r>
-    </w:p>
-    <w:p>
-      <w:pPr>
-        <w:spacing w:before="100" w:after="100"/>
-      </w:pPr>
-      <w:r>
-        <w:rPr>
-          <w:rFonts w:ascii="BIZ UDPGothic" w:cs="BIZ UDPGothic" w:eastAsia="BIZ UDPGothic" w:hAnsi="BIZ UDPGothic"/>
-          <w:b/>
-          <w:bCs/>
-          <w:color w:val="C8102E"/>
-          <w:sz w:val="20"/>
-          <w:szCs w:val="20"/>
-        </w:rPr>
-        <w:t xml:space="preserve">No.   確認項目 */ Hạng     概要 */ Tổng quan*       頻度   担当</w:t>
-      </w:r>
-    </w:p>
-    <w:p>
-      <w:pPr>
-        <w:spacing w:before="100" w:after="100"/>
-      </w:pPr>
-      <w:r>
-        <w:rPr>
-          <w:rFonts w:ascii="BIZ UDPGothic" w:cs="BIZ UDPGothic" w:eastAsia="BIZ UDPGothic" w:hAnsi="BIZ UDPGothic"/>
-          <w:color w:val="404040"/>
-          <w:sz w:val="18"/>
-          <w:szCs w:val="18"/>
-        </w:rPr>
-        <w:t xml:space="preserve">mục*</w:t>
-      </w:r>
-    </w:p>
-    <w:p>
-      <w:pPr>
-        <w:spacing w:before="100" w:after="100"/>
-      </w:pPr>
-      <w:r>
-        <w:rPr>
-          <w:rFonts w:ascii="BIZ UDPGothic" w:cs="BIZ UDPGothic" w:eastAsia="BIZ UDPGothic" w:hAnsi="BIZ UDPGothic"/>
-          <w:color w:val="404040"/>
-          <w:sz w:val="18"/>
-          <w:szCs w:val="18"/>
-        </w:rPr>
-        <w:t xml:space="preserve">1         月間合計コスト           Cost Explorer                月次       Luvina</w:t>
-      </w:r>
-    </w:p>
-    <w:p>
-      <w:pPr>
-        <w:spacing w:before="100" w:after="100"/>
-      </w:pPr>
-      <w:r>
-        <w:rPr>
-          <w:rFonts w:ascii="BIZ UDPGothic" w:cs="BIZ UDPGothic" w:eastAsia="BIZ UDPGothic" w:hAnsi="BIZ UDPGothic"/>
-          <w:color w:val="404040"/>
-          <w:sz w:val="18"/>
-          <w:szCs w:val="18"/>
-        </w:rPr>
-        <w:t xml:space="preserve">で前月合計を確認</w:t>
-      </w:r>
-    </w:p>
-    <w:p>
-      <w:pPr>
-        <w:spacing w:before="100" w:after="100"/>
-      </w:pPr>
-      <w:r>
-        <w:rPr>
-          <w:rFonts w:ascii="BIZ UDPGothic" w:cs="BIZ UDPGothic" w:eastAsia="BIZ UDPGothic" w:hAnsi="BIZ UDPGothic"/>
-          <w:color w:val="404040"/>
-          <w:sz w:val="18"/>
-          <w:szCs w:val="18"/>
-        </w:rPr>
-        <w:t xml:space="preserve">2         サービス別内訳           RDS/EC2/Transfer/S3/Lambda   月次       Luvina</w:t>
-      </w:r>
-    </w:p>
-    <w:p>
-      <w:pPr>
-        <w:spacing w:before="100" w:after="100"/>
-      </w:pPr>
-      <w:r>
-        <w:rPr>
-          <w:rFonts w:ascii="BIZ UDPGothic" w:cs="BIZ UDPGothic" w:eastAsia="BIZ UDPGothic" w:hAnsi="BIZ UDPGothic"/>
-          <w:color w:val="404040"/>
-          <w:sz w:val="18"/>
-          <w:szCs w:val="18"/>
-        </w:rPr>
-        <w:t xml:space="preserve">等のコスト内訳</w:t>
-      </w:r>
-    </w:p>
-    <w:p>
-      <w:pPr>
-        <w:spacing w:before="100" w:after="100"/>
-      </w:pPr>
-      <w:r>
-        <w:rPr>
-          <w:rFonts w:ascii="BIZ UDPGothic" w:cs="BIZ UDPGothic" w:eastAsia="BIZ UDPGothic" w:hAnsi="BIZ UDPGothic"/>
-          <w:color w:val="404040"/>
-          <w:sz w:val="18"/>
-          <w:szCs w:val="18"/>
-        </w:rPr>
-        <w:t xml:space="preserve">3         RDS CPU/接続数           CloudWatch: CPUUtilization / 月次       Luvina</w:t>
-      </w:r>
-    </w:p>
-    <w:p>
-      <w:pPr>
-        <w:spacing w:before="100" w:after="100"/>
-      </w:pPr>
-      <w:r>
-        <w:rPr>
-          <w:rFonts w:ascii="BIZ UDPGothic" w:cs="BIZ UDPGothic" w:eastAsia="BIZ UDPGothic" w:hAnsi="BIZ UDPGothic"/>
-          <w:color w:val="404040"/>
-          <w:sz w:val="18"/>
-          <w:szCs w:val="18"/>
-        </w:rPr>
-        <w:t xml:space="preserve">DatabaseConnections</w:t>
-      </w:r>
-    </w:p>
-    <w:p>
-      <w:pPr>
-        <w:spacing w:before="100" w:after="100"/>
-      </w:pPr>
-      <w:r>
-        <w:rPr>
-          <w:rFonts w:ascii="BIZ UDPGothic" w:cs="BIZ UDPGothic" w:eastAsia="BIZ UDPGothic" w:hAnsi="BIZ UDPGothic"/>
-          <w:color w:val="404040"/>
-          <w:sz w:val="18"/>
-          <w:szCs w:val="18"/>
-        </w:rPr>
-        <w:t xml:space="preserve">4         Lambda実行回数・エラー   CloudWatch: Invocations /    月次       Luvina</w:t>
-      </w:r>
-    </w:p>
-    <w:p>
-      <w:pPr>
-        <w:spacing w:before="100" w:after="100"/>
-      </w:pPr>
-      <w:r>
-        <w:rPr>
-          <w:rFonts w:ascii="BIZ UDPGothic" w:cs="BIZ UDPGothic" w:eastAsia="BIZ UDPGothic" w:hAnsi="BIZ UDPGothic"/>
-          <w:color w:val="404040"/>
-          <w:sz w:val="18"/>
-          <w:szCs w:val="18"/>
-        </w:rPr>
-        <w:t xml:space="preserve">Errors / Duration</w:t>
-      </w:r>
-    </w:p>
-    <w:p>
-      <w:pPr>
-        <w:spacing w:before="100" w:after="100"/>
-      </w:pPr>
-      <w:r>
-        <w:rPr>
-          <w:rFonts w:ascii="BIZ UDPGothic" w:cs="BIZ UDPGothic" w:eastAsia="BIZ UDPGothic" w:hAnsi="BIZ UDPGothic"/>
-          <w:color w:val="404040"/>
-          <w:sz w:val="18"/>
-          <w:szCs w:val="18"/>
-        </w:rPr>
-        <w:t xml:space="preserve">5         S3使用量                 BucketSizeBytes /            月次       Luvina</w:t>
-      </w:r>
-    </w:p>
-    <w:p>
-      <w:pPr>
-        <w:spacing w:before="100" w:after="100"/>
-      </w:pPr>
-      <w:r>
-        <w:rPr>
-          <w:rFonts w:ascii="BIZ UDPGothic" w:cs="BIZ UDPGothic" w:eastAsia="BIZ UDPGothic" w:hAnsi="BIZ UDPGothic"/>
-          <w:color w:val="404040"/>
-          <w:sz w:val="18"/>
-          <w:szCs w:val="18"/>
-        </w:rPr>
-        <w:t xml:space="preserve">NumberOfObjects</w:t>
-      </w:r>
-    </w:p>
-    <w:p>
-      <w:pPr>
-        <w:spacing w:before="100" w:after="100"/>
-      </w:pPr>
-      <w:r>
-        <w:rPr>
-          <w:rFonts w:ascii="BIZ UDPGothic" w:cs="BIZ UDPGothic" w:eastAsia="BIZ UDPGothic" w:hAnsi="BIZ UDPGothic"/>
-          <w:color w:val="404040"/>
-          <w:sz w:val="18"/>
-          <w:szCs w:val="18"/>
-        </w:rPr>
-        <w:t xml:space="preserve">6         前月比分析               前月との差額・増減率を確認   月次       Luvina</w:t>
-      </w:r>
-    </w:p>
-    <w:p>
-      <w:pPr>
-        <w:pBdr>
-          <w:left w:val="thick" w:color="C8102E" w:sz="20" w:space="6"/>
-        </w:pBdr>
-        <w:spacing w:before="280" w:after="100"/>
-      </w:pPr>
-      <w:r>
-        <w:rPr>
-          <w:rFonts w:ascii="BIZ UDPGothic" w:cs="BIZ UDPGothic" w:eastAsia="BIZ UDPGothic" w:hAnsi="BIZ UDPGothic"/>
-          <w:b/>
-          <w:bCs/>
-          <w:color w:val="C8102E"/>
-          <w:sz w:val="24"/>
-          <w:szCs w:val="24"/>
-        </w:rPr>
-        <w:t xml:space="preserve">■ 実行手順</w:t>
-      </w:r>
-      <w:r>
-        <w:br/>
-      </w:r>
-      <w:r>
-        <w:rPr>
-          <w:rFonts w:ascii="BIZ UDPGothic" w:cs="BIZ UDPGothic" w:eastAsia="BIZ UDPGothic" w:hAnsi="BIZ UDPGothic"/>
-          <w:i/>
-          <w:iCs/>
-          <w:color w:val="AA3344"/>
-          <w:sz w:val="17"/>
-          <w:szCs w:val="17"/>
-        </w:rPr>
-        <w:t xml:space="preserve">　Quy trình thực hiện</w:t>
-      </w:r>
-    </w:p>
-    <w:p>
-      <w:pPr>
-        <w:pBdr>
-          <w:left w:val="thick" w:color="C8102E" w:sz="20" w:space="6"/>
-        </w:pBdr>
-        <w:spacing w:before="280" w:after="100"/>
-      </w:pPr>
-      <w:r>
-        <w:rPr>
-          <w:rFonts w:ascii="BIZ UDPGothic" w:cs="BIZ UDPGothic" w:eastAsia="BIZ UDPGothic" w:hAnsi="BIZ UDPGothic"/>
-          <w:b/>
-          <w:bCs/>
-          <w:color w:val="C8102E"/>
-          <w:sz w:val="24"/>
-          <w:szCs w:val="24"/>
-        </w:rPr>
-        <w:t xml:space="preserve">■ 実行スクリプト</w:t>
-      </w:r>
-      <w:r>
-        <w:br/>
-      </w:r>
-      <w:r>
-        <w:rPr>
-          <w:rFonts w:ascii="BIZ UDPGothic" w:cs="BIZ UDPGothic" w:eastAsia="BIZ UDPGothic" w:hAnsi="BIZ UDPGothic"/>
-          <w:i/>
-          <w:iCs/>
-          <w:color w:val="AA3344"/>
-          <w:sz w:val="17"/>
-          <w:szCs w:val="17"/>
-        </w:rPr>
-        <w:t xml:space="preserve">　実行スクリプト</w:t>
-      </w:r>
-    </w:p>
-    <w:p>
-      <w:pPr>
-        <w:spacing w:before="100" w:after="100"/>
-      </w:pPr>
-      <w:r>
-        <w:rPr>
-          <w:rFonts w:ascii="BIZ UDPGothic" w:cs="BIZ UDPGothic" w:eastAsia="BIZ UDPGothic" w:hAnsi="BIZ UDPGothic"/>
-          <w:color w:val="404040"/>
-          <w:sz w:val="18"/>
-          <w:szCs w:val="18"/>
-        </w:rPr>
-        <w:t xml:space="preserve">AWS CloudShell（PRD/STGアカウント）で以下のスクリプトを実行する。 */</w:t>
-      </w:r>
-    </w:p>
-    <w:p>
-      <w:pPr>
-        <w:spacing w:before="100" w:after="100"/>
-      </w:pPr>
-      <w:r>
-        <w:rPr>
-          <w:rFonts w:ascii="BIZ UDPGothic" w:cs="BIZ UDPGothic" w:eastAsia="BIZ UDPGothic" w:hAnsi="BIZ UDPGothic"/>
-          <w:color w:val="404040"/>
-          <w:sz w:val="18"/>
-          <w:szCs w:val="18"/>
-        </w:rPr>
-        <w:t xml:space="preserve">Chạy script sau trên AWS CloudShell (tài khoản PRD/STG).*</w:t>
-      </w:r>
-    </w:p>
-    <w:p>
-      <w:pPr>
-        <w:spacing w:before="100" w:after="100"/>
-      </w:pPr>
-      <w:r>
-        <w:rPr>
-          <w:rFonts w:ascii="BIZ UDPGothic" w:cs="BIZ UDPGothic" w:eastAsia="BIZ UDPGothic" w:hAnsi="BIZ UDPGothic"/>
-          <w:color w:val="404040"/>
-          <w:sz w:val="18"/>
-          <w:szCs w:val="18"/>
-        </w:rPr>
-        <w:t xml:space="preserve">スクリプトパス: 40_AWS/06_コスト調査/monthly_cost_check.sh</w:t>
-      </w:r>
-    </w:p>
-    <w:p>
-      <w:pPr>
-        <w:pBdr>
-          <w:left w:val="thick" w:color="C8102E" w:sz="20" w:space="6"/>
-        </w:pBdr>
-        <w:spacing w:before="280" w:after="100"/>
-      </w:pPr>
-      <w:r>
-        <w:rPr>
-          <w:rFonts w:ascii="BIZ UDPGothic" w:cs="BIZ UDPGothic" w:eastAsia="BIZ UDPGothic" w:hAnsi="BIZ UDPGothic"/>
-          <w:b/>
-          <w:bCs/>
-          <w:color w:val="C8102E"/>
-          <w:sz w:val="24"/>
-          <w:szCs w:val="24"/>
-        </w:rPr>
-        <w:t xml:space="preserve">■ 確認コマンド例</w:t>
-      </w:r>
-      <w:r>
-        <w:br/>
-      </w:r>
-      <w:r>
-        <w:rPr>
-          <w:rFonts w:ascii="BIZ UDPGothic" w:cs="BIZ UDPGothic" w:eastAsia="BIZ UDPGothic" w:hAnsi="BIZ UDPGothic"/>
-          <w:i/>
-          <w:iCs/>
-          <w:color w:val="AA3344"/>
-          <w:sz w:val="17"/>
-          <w:szCs w:val="17"/>
-        </w:rPr>
-        <w:t xml:space="preserve">　*▼ 変更前 (Before)</w:t>
-      </w:r>
-    </w:p>
-    <w:p>
-      <w:pPr>
-        <w:spacing w:before="100" w:after="100"/>
-      </w:pPr>
-      <w:r>
-        <w:rPr>
-          <w:rFonts w:ascii="BIZ UDPGothic" w:cs="BIZ UDPGothic" w:eastAsia="BIZ UDPGothic" w:hAnsi="BIZ UDPGothic"/>
-          <w:color w:val="404040"/>
-          <w:sz w:val="18"/>
-          <w:szCs w:val="18"/>
-        </w:rPr>
-        <w:t xml:space="preserve">+-----------------------------------+-----------------------------------+</w:t>
-      </w:r>
-    </w:p>
-    <w:p>
-      <w:pPr>
-        <w:spacing w:before="100" w:after="100"/>
-      </w:pPr>
-      <w:r>
-        <w:rPr>
-          <w:rFonts w:ascii="BIZ UDPGothic" w:cs="BIZ UDPGothic" w:eastAsia="BIZ UDPGothic" w:hAnsi="BIZ UDPGothic"/>
-          <w:color w:val="404040"/>
-          <w:sz w:val="18"/>
-          <w:szCs w:val="18"/>
-        </w:rPr>
-        <w:t xml:space="preserve">+===================================+===================================+</w:t>
-      </w:r>
-    </w:p>
-    <w:p>
-      <w:pPr>
-        <w:spacing w:before="100" w:after="100"/>
-      </w:pPr>
-      <w:r>
-        <w:rPr>
-          <w:rFonts w:ascii="BIZ UDPGothic" w:cs="BIZ UDPGothic" w:eastAsia="BIZ UDPGothic" w:hAnsi="BIZ UDPGothic"/>
-          <w:color w:val="404040"/>
-          <w:sz w:val="18"/>
-          <w:szCs w:val="18"/>
-        </w:rPr>
-        <w:t xml:space="preserve">+-----------------------------------+-----------------------------------+</w:t>
-      </w:r>
-    </w:p>
-    <w:p>
-      <w:pPr>
-        <w:spacing w:before="100" w:after="100"/>
-      </w:pPr>
-      <w:r>
-        <w:rPr>
-          <w:rFonts w:ascii="BIZ UDPGothic" w:cs="BIZ UDPGothic" w:eastAsia="BIZ UDPGothic" w:hAnsi="BIZ UDPGothic"/>
-          <w:color w:val="404040"/>
-          <w:sz w:val="18"/>
-          <w:szCs w:val="18"/>
-        </w:rPr>
-        <w:t xml:space="preserve">+-----------------------------------+-----------------------------------+</w:t>
-      </w:r>
-    </w:p>
-    <w:p>
-      <w:pPr>
-        <w:pBdr>
-          <w:left w:val="thick" w:color="C8102E" w:sz="20" w:space="6"/>
-        </w:pBdr>
-        <w:spacing w:before="280" w:after="100"/>
-      </w:pPr>
-      <w:r>
-        <w:rPr>
-          <w:rFonts w:ascii="BIZ UDPGothic" w:cs="BIZ UDPGothic" w:eastAsia="BIZ UDPGothic" w:hAnsi="BIZ UDPGothic"/>
-          <w:b/>
-          <w:bCs/>
-          <w:color w:val="C8102E"/>
-          <w:sz w:val="24"/>
-          <w:szCs w:val="24"/>
-        </w:rPr>
-        <w:t xml:space="preserve">■ 結果保存・報告</w:t>
-      </w:r>
-      <w:r>
-        <w:br/>
-      </w:r>
-      <w:r>
-        <w:rPr>
-          <w:rFonts w:ascii="BIZ UDPGothic" w:cs="BIZ UDPGothic" w:eastAsia="BIZ UDPGothic" w:hAnsi="BIZ UDPGothic"/>
-          <w:i/>
-          <w:iCs/>
-          <w:color w:val="AA3344"/>
-          <w:sz w:val="17"/>
-          <w:szCs w:val="17"/>
-        </w:rPr>
-        <w:t xml:space="preserve">　Lưu kết quả / Báo cáo</w:t>
-      </w:r>
-    </w:p>
-    <w:p>
-      <w:pPr>
-        <w:spacing w:before="100" w:after="100"/>
-      </w:pPr>
-      <w:r>
-        <w:rPr>
-          <w:rFonts w:ascii="BIZ UDPGothic" w:cs="BIZ UDPGothic" w:eastAsia="BIZ UDPGothic" w:hAnsi="BIZ UDPGothic"/>
-          <w:color w:val="404040"/>
-          <w:sz w:val="18"/>
-          <w:szCs w:val="18"/>
-        </w:rPr>
-        <w:t xml:space="preserve">実行結果は 40_AWS/06_コスト調査/YYYYMM_monthly_cost_report.md</w:t>
-      </w:r>
-    </w:p>
-    <w:p>
-      <w:pPr>
-        <w:spacing w:before="100" w:after="100"/>
-      </w:pPr>
-      <w:r>
-        <w:rPr>
-          <w:rFonts w:ascii="BIZ UDPGothic" w:cs="BIZ UDPGothic" w:eastAsia="BIZ UDPGothic" w:hAnsi="BIZ UDPGothic"/>
-          <w:color w:val="404040"/>
-          <w:sz w:val="18"/>
-          <w:szCs w:val="18"/>
-        </w:rPr>
-        <w:t xml:space="preserve">に保存する。異常値（前月比+20%以上の増加、または新規サービスの出現）が確認された場合は、プロジェクトリーダー（清原）に即時報告すること。</w:t>
-      </w:r>
-      <w:r>
-        <w:br/>
-      </w:r>
-      <w:r>
-        <w:rPr>
-          <w:rFonts w:ascii="BIZ UDPGothic" w:cs="BIZ UDPGothic" w:eastAsia="BIZ UDPGothic" w:hAnsi="BIZ UDPGothic"/>
-          <w:i/>
-          <w:iCs/>
-          <w:color w:val="777777"/>
-          <w:sz w:val="16"/>
-          <w:szCs w:val="16"/>
-        </w:rPr>
-        <w:t xml:space="preserve">/ Lưu kết quả vào 40_AWS/06_コスト調査/YYYYMM_monthly_cost_report.md.</w:t>
-      </w:r>
-    </w:p>
-    <w:p>
-      <w:pPr>
-        <w:spacing w:before="100" w:after="100"/>
-      </w:pPr>
-      <w:r>
-        <w:rPr>
-          <w:rFonts w:ascii="BIZ UDPGothic" w:cs="BIZ UDPGothic" w:eastAsia="BIZ UDPGothic" w:hAnsi="BIZ UDPGothic"/>
-          <w:color w:val="404040"/>
-          <w:sz w:val="18"/>
-          <w:szCs w:val="18"/>
-        </w:rPr>
-        <w:t xml:space="preserve">Nếu phát hiện bất thường (tăng \&gt;20% so với tháng trước hoặc xuất hiện</w:t>
-      </w:r>
-    </w:p>
-    <w:p>
-      <w:pPr>
-        <w:spacing w:before="100" w:after="100"/>
-      </w:pPr>
-      <w:r>
-        <w:rPr>
-          <w:rFonts w:ascii="BIZ UDPGothic" w:cs="BIZ UDPGothic" w:eastAsia="BIZ UDPGothic" w:hAnsi="BIZ UDPGothic"/>
-          <w:color w:val="404040"/>
-          <w:sz w:val="18"/>
-          <w:szCs w:val="18"/>
-        </w:rPr>
-        <w:t xml:space="preserve">service mới), báo cáo ngay cho project leader (Kiyohara).*</w:t>
-      </w:r>
-    </w:p>
-    <w:p>
-      <w:pPr>
-        <w:pBdr>
-          <w:left w:val="thick" w:color="C8102E" w:sz="20" w:space="6"/>
-        </w:pBdr>
-        <w:spacing w:before="280" w:after="100"/>
-      </w:pPr>
-      <w:r>
-        <w:rPr>
-          <w:rFonts w:ascii="BIZ UDPGothic" w:cs="BIZ UDPGothic" w:eastAsia="BIZ UDPGothic" w:hAnsi="BIZ UDPGothic"/>
-          <w:b/>
-          <w:bCs/>
-          <w:color w:val="C8102E"/>
-          <w:sz w:val="24"/>
-          <w:szCs w:val="24"/>
-        </w:rPr>
-        <w:t xml:space="preserve">■ 報告方法</w:t>
-      </w:r>
-      <w:r>
-        <w:br/>
-      </w:r>
-      <w:r>
-        <w:rPr>
-          <w:rFonts w:ascii="BIZ UDPGothic" w:cs="BIZ UDPGothic" w:eastAsia="BIZ UDPGothic" w:hAnsi="BIZ UDPGothic"/>
-          <w:i/>
-          <w:iCs/>
-          <w:color w:val="AA3344"/>
-          <w:sz w:val="17"/>
-          <w:szCs w:val="17"/>
-        </w:rPr>
-        <w:t xml:space="preserve">　Phương Thức Báo Cáo</w:t>
-      </w:r>
-    </w:p>
-    <w:p>
-      <w:pPr>
-        <w:spacing w:before="100" w:after="100"/>
-      </w:pPr>
-      <w:r>
-        <w:rPr>
-          <w:rFonts w:ascii="BIZ UDPGothic" w:cs="BIZ UDPGothic" w:eastAsia="BIZ UDPGothic" w:hAnsi="BIZ UDPGothic"/>
-          <w:color w:val="404040"/>
-          <w:sz w:val="18"/>
-          <w:szCs w:val="18"/>
-        </w:rPr>
-        <w:t xml:space="preserve">全テスト完了後、結果欄（OK/NG）を記入して Thanh Nguyên へ提出すること。</w:t>
-      </w:r>
-      <w:r>
-        <w:br/>
-      </w:r>
-      <w:r>
-        <w:rPr>
-          <w:rFonts w:ascii="BIZ UDPGothic" w:cs="BIZ UDPGothic" w:eastAsia="BIZ UDPGothic" w:hAnsi="BIZ UDPGothic"/>
-          <w:i/>
-          <w:iCs/>
-          <w:color w:val="777777"/>
-          <w:sz w:val="16"/>
-          <w:szCs w:val="16"/>
-        </w:rPr>
-        <w:t xml:space="preserve">/ Sau khi hoàn thành tất cả kiểm thử, điền kết quả (OK/NG) và gửi cho Thanh Nguyên.</w:t>
-      </w:r>
-    </w:p>
-    <w:p>
-      <w:pPr>
-        <w:spacing w:before="100" w:after="100"/>
-      </w:pPr>
-      <w:r>
-        <w:rPr>
-          <w:rFonts w:ascii="BIZ UDPGothic" w:cs="BIZ UDPGothic" w:eastAsia="BIZ UDPGothic" w:hAnsi="BIZ UDPGothic"/>
-          <w:color w:val="404040"/>
-          <w:sz w:val="18"/>
-          <w:szCs w:val="18"/>
-        </w:rPr>
-        <w:t xml:space="preserve">提出先: thanh.nguyen@luvina.net</w:t>
-      </w:r>
-      <w:r>
-        <w:br/>
-      </w:r>
-      <w:r>
-        <w:rPr>
-          <w:rFonts w:ascii="BIZ UDPGothic" w:cs="BIZ UDPGothic" w:eastAsia="BIZ UDPGothic" w:hAnsi="BIZ UDPGothic"/>
-          <w:i/>
-          <w:iCs/>
-          <w:color w:val="777777"/>
-          <w:sz w:val="16"/>
-          <w:szCs w:val="16"/>
-        </w:rPr>
-        <w:t xml:space="preserve">/ Địa chỉ nộp: thanh.nguyen@luvina.net</w:t>
-      </w:r>
-    </w:p>
     <w:sectPr>
       <w:headerReference w:type="default" r:id="rId6"/>
       <w:footerReference w:type="default" r:id="rId7"/>

--- a/40_AWS/05_改修資料/KSM_AWS_MOD_023_運用手順書_月次コスト確認_ja_vi.docx
+++ b/40_AWS/05_改修資料/KSM_AWS_MOD_023_運用手順書_月次コスト確認_ja_vi.docx
@@ -80,7 +80,7 @@
           <w:sz w:val="24"/>
           <w:szCs w:val="24"/>
         </w:rPr>
-        <w:t xml:space="preserve">■ ① 文書情報</w:t>
+        <w:t xml:space="preserve">■ 文書情報</w:t>
       </w:r>
       <w:r>
         <w:br/>
@@ -1310,7 +1310,7 @@
           <w:sz w:val="24"/>
           <w:szCs w:val="24"/>
         </w:rPr>
-        <w:t xml:space="preserve">■ ② 改修概要</w:t>
+        <w:t xml:space="preserve">■ 改修概要</w:t>
       </w:r>
       <w:r>
         <w:br/>
@@ -1597,7 +1597,7 @@
           <w:sz w:val="24"/>
           <w:szCs w:val="24"/>
         </w:rPr>
-        <w:t xml:space="preserve">■ ④ 改修内容</w:t>
+        <w:t xml:space="preserve">■ 改修内容</w:t>
       </w:r>
       <w:r>
         <w:br/>
@@ -1710,23 +1710,37 @@
               <w:t xml:space="preserve">Chạy script sau trên AWS CloudShell (tài khoản PRD/STG).*</w:t>
             </w:r>
           </w:p>
+          <w:p>
+            <w:pPr>
+              <w:spacing w:before="0" w:after="0"/>
+            </w:pPr>
+            <w:r>
+              <w:rPr>
+                <w:rFonts w:ascii="Courier New" w:cs="Courier New" w:eastAsia="Courier New" w:hAnsi="Courier New"/>
+                <w:color w:val="404040"/>
+                <w:sz w:val="16"/>
+                <w:szCs w:val="16"/>
+              </w:rPr>
+              <w:t xml:space="preserve"/>
+            </w:r>
+          </w:p>
+          <w:p>
+            <w:pPr>
+              <w:spacing w:before="0" w:after="0"/>
+            </w:pPr>
+            <w:r>
+              <w:rPr>
+                <w:rFonts w:ascii="Courier New" w:cs="Courier New" w:eastAsia="Courier New" w:hAnsi="Courier New"/>
+                <w:color w:val="404040"/>
+                <w:sz w:val="16"/>
+                <w:szCs w:val="16"/>
+              </w:rPr>
+              <w:t xml:space="preserve">スクリプトパス: 40_AWS/06_コスト調査/monthly_cost_check.sh</w:t>
+            </w:r>
+          </w:p>
         </w:tc>
       </w:tr>
     </w:tbl>
-    <w:p>
-      <w:pPr>
-        <w:spacing w:before="100" w:after="100"/>
-      </w:pPr>
-      <w:r>
-        <w:rPr>
-          <w:rFonts w:ascii="BIZ UDPGothic" w:cs="BIZ UDPGothic" w:eastAsia="BIZ UDPGothic" w:hAnsi="BIZ UDPGothic"/>
-          <w:color w:val="404040"/>
-          <w:sz w:val="18"/>
-          <w:szCs w:val="18"/>
-        </w:rPr>
-        <w:t xml:space="preserve">スクリプトパス: 40_AWS/06_コスト調査/monthly_cost_check.sh</w:t>
-      </w:r>
-    </w:p>
     <w:p>
       <w:pPr>
         <w:spacing w:before="100" w:after="100"/>
@@ -1934,7 +1948,7 @@
           <w:sz w:val="24"/>
           <w:szCs w:val="24"/>
         </w:rPr>
-        <w:t xml:space="preserve">■ ⑨ 改廃履歴</w:t>
+        <w:t xml:space="preserve">■ 改廃履歴</w:t>
       </w:r>
       <w:r>
         <w:br/>

--- a/40_AWS/05_改修資料/KSM_AWS_MOD_023_運用手順書_月次コスト確認_ja_vi.docx
+++ b/40_AWS/05_改修資料/KSM_AWS_MOD_023_運用手順書_月次コスト確認_ja_vi.docx
@@ -1310,7 +1310,7 @@
           <w:sz w:val="24"/>
           <w:szCs w:val="24"/>
         </w:rPr>
-        <w:t xml:space="preserve">■ 改修概要</w:t>
+        <w:t xml:space="preserve">■ 概要・目的</w:t>
       </w:r>
       <w:r>
         <w:br/>
@@ -1324,7 +1324,7 @@
           <w:sz w:val="17"/>
           <w:szCs w:val="17"/>
         </w:rPr>
-        <w:t xml:space="preserve">　Tổng Quan Sửa Đổi</w:t>
+        <w:t xml:space="preserve">　Tổng quan / Mục đích</w:t>
       </w:r>
     </w:p>
     <w:p>
@@ -1338,21 +1338,7 @@
           <w:sz w:val="18"/>
           <w:szCs w:val="18"/>
         </w:rPr>
-        <w:t xml:space="preserve">毎月初（1日〜3日）にAWS Cost Explorerおよび CloudWatch</w:t>
-      </w:r>
-    </w:p>
-    <w:p>
-      <w:pPr>
-        <w:spacing w:before="100" w:after="100"/>
-      </w:pPr>
-      <w:r>
-        <w:rPr>
-          <w:rFonts w:ascii="BIZ UDPGothic" w:cs="BIZ UDPGothic" w:eastAsia="BIZ UDPGothic" w:hAnsi="BIZ UDPGothic"/>
-          <w:color w:val="404040"/>
-          <w:sz w:val="18"/>
-          <w:szCs w:val="18"/>
-        </w:rPr>
-        <w:t xml:space="preserve">メトリクスを確認し、コストの異常増加やリソースの過剰利用を早期検知する運用手順を定める。</w:t>
+        <w:t xml:space="preserve">毎月初（1日〜3日）にAWS Cost Explorerおよび CloudWatch メトリクスを確認し、コストの異常増加やリソースの過剰利用を早期検知する運用手順を定める。</w:t>
       </w:r>
       <w:r>
         <w:br/>
@@ -1366,284 +1352,7 @@
           <w:sz w:val="16"/>
           <w:szCs w:val="16"/>
         </w:rPr>
-        <w:t xml:space="preserve">/ Thiết lập quy trình vận hành kiểm tra AWS Cost Explorer và CloudWatch</w:t>
-      </w:r>
-    </w:p>
-    <w:p>
-      <w:pPr>
-        <w:spacing w:before="100" w:after="100"/>
-      </w:pPr>
-      <w:r>
-        <w:rPr>
-          <w:rFonts w:ascii="BIZ UDPGothic" w:cs="BIZ UDPGothic" w:eastAsia="BIZ UDPGothic" w:hAnsi="BIZ UDPGothic"/>
-          <w:color w:val="404040"/>
-          <w:sz w:val="18"/>
-          <w:szCs w:val="18"/>
-        </w:rPr>
-        <w:t xml:space="preserve">metrics vào đầu mỗi tháng (ngày 1-3) để phát hiện sớm tăng chi phí bất</w:t>
-      </w:r>
-    </w:p>
-    <w:p>
-      <w:pPr>
-        <w:spacing w:before="100" w:after="100"/>
-      </w:pPr>
-      <w:r>
-        <w:rPr>
-          <w:rFonts w:ascii="BIZ UDPGothic" w:cs="BIZ UDPGothic" w:eastAsia="BIZ UDPGothic" w:hAnsi="BIZ UDPGothic"/>
-          <w:color w:val="404040"/>
-          <w:sz w:val="18"/>
-          <w:szCs w:val="18"/>
-        </w:rPr>
-        <w:t xml:space="preserve">thường và sử dụng tài nguyên quá mức.*</w:t>
-      </w:r>
-    </w:p>
-    <w:p>
-      <w:pPr>
-        <w:spacing w:before="100" w:after="100"/>
-      </w:pPr>
-      <w:r>
-        <w:rPr>
-          <w:rFonts w:ascii="BIZ UDPGothic" w:cs="BIZ UDPGothic" w:eastAsia="BIZ UDPGothic" w:hAnsi="BIZ UDPGothic"/>
-          <w:b/>
-          <w:bCs/>
-          <w:color w:val="404040"/>
-          <w:sz w:val="18"/>
-          <w:szCs w:val="18"/>
-        </w:rPr>
-        <w:t xml:space="preserve">No.   確認項目 */ Hạng     概要 */ Tổng quan*       頻度   担当</w:t>
-      </w:r>
-    </w:p>
-    <w:p>
-      <w:pPr>
-        <w:spacing w:before="100" w:after="100"/>
-      </w:pPr>
-      <w:r>
-        <w:rPr>
-          <w:rFonts w:ascii="BIZ UDPGothic" w:cs="BIZ UDPGothic" w:eastAsia="BIZ UDPGothic" w:hAnsi="BIZ UDPGothic"/>
-          <w:color w:val="404040"/>
-          <w:sz w:val="18"/>
-          <w:szCs w:val="18"/>
-        </w:rPr>
-        <w:t xml:space="preserve">mục*</w:t>
-      </w:r>
-    </w:p>
-    <w:p>
-      <w:pPr>
-        <w:spacing w:before="100" w:after="100"/>
-      </w:pPr>
-      <w:r>
-        <w:rPr>
-          <w:rFonts w:ascii="BIZ UDPGothic" w:cs="BIZ UDPGothic" w:eastAsia="BIZ UDPGothic" w:hAnsi="BIZ UDPGothic"/>
-          <w:color w:val="404040"/>
-          <w:sz w:val="18"/>
-          <w:szCs w:val="18"/>
-        </w:rPr>
-        <w:t xml:space="preserve">1         月間合計コスト           Cost Explorer                月次       Luvina</w:t>
-      </w:r>
-    </w:p>
-    <w:p>
-      <w:pPr>
-        <w:spacing w:before="100" w:after="100"/>
-      </w:pPr>
-      <w:r>
-        <w:rPr>
-          <w:rFonts w:ascii="BIZ UDPGothic" w:cs="BIZ UDPGothic" w:eastAsia="BIZ UDPGothic" w:hAnsi="BIZ UDPGothic"/>
-          <w:color w:val="404040"/>
-          <w:sz w:val="18"/>
-          <w:szCs w:val="18"/>
-        </w:rPr>
-        <w:t xml:space="preserve">で前月合計を確認</w:t>
-      </w:r>
-    </w:p>
-    <w:p>
-      <w:pPr>
-        <w:spacing w:before="100" w:after="100"/>
-      </w:pPr>
-      <w:r>
-        <w:rPr>
-          <w:rFonts w:ascii="BIZ UDPGothic" w:cs="BIZ UDPGothic" w:eastAsia="BIZ UDPGothic" w:hAnsi="BIZ UDPGothic"/>
-          <w:color w:val="404040"/>
-          <w:sz w:val="18"/>
-          <w:szCs w:val="18"/>
-        </w:rPr>
-        <w:t xml:space="preserve">2         サービス別内訳           RDS/EC2/Transfer/S3/Lambda   月次       Luvina</w:t>
-      </w:r>
-    </w:p>
-    <w:p>
-      <w:pPr>
-        <w:spacing w:before="100" w:after="100"/>
-      </w:pPr>
-      <w:r>
-        <w:rPr>
-          <w:rFonts w:ascii="BIZ UDPGothic" w:cs="BIZ UDPGothic" w:eastAsia="BIZ UDPGothic" w:hAnsi="BIZ UDPGothic"/>
-          <w:color w:val="404040"/>
-          <w:sz w:val="18"/>
-          <w:szCs w:val="18"/>
-        </w:rPr>
-        <w:t xml:space="preserve">等のコスト内訳</w:t>
-      </w:r>
-    </w:p>
-    <w:p>
-      <w:pPr>
-        <w:spacing w:before="100" w:after="100"/>
-      </w:pPr>
-      <w:r>
-        <w:rPr>
-          <w:rFonts w:ascii="BIZ UDPGothic" w:cs="BIZ UDPGothic" w:eastAsia="BIZ UDPGothic" w:hAnsi="BIZ UDPGothic"/>
-          <w:color w:val="404040"/>
-          <w:sz w:val="18"/>
-          <w:szCs w:val="18"/>
-        </w:rPr>
-        <w:t xml:space="preserve">3         RDS CPU/接続数           CloudWatch: CPUUtilization / 月次       Luvina</w:t>
-      </w:r>
-    </w:p>
-    <w:p>
-      <w:pPr>
-        <w:spacing w:before="100" w:after="100"/>
-      </w:pPr>
-      <w:r>
-        <w:rPr>
-          <w:rFonts w:ascii="BIZ UDPGothic" w:cs="BIZ UDPGothic" w:eastAsia="BIZ UDPGothic" w:hAnsi="BIZ UDPGothic"/>
-          <w:color w:val="404040"/>
-          <w:sz w:val="18"/>
-          <w:szCs w:val="18"/>
-        </w:rPr>
-        <w:t xml:space="preserve">DatabaseConnections</w:t>
-      </w:r>
-    </w:p>
-    <w:p>
-      <w:pPr>
-        <w:spacing w:before="100" w:after="100"/>
-      </w:pPr>
-      <w:r>
-        <w:rPr>
-          <w:rFonts w:ascii="BIZ UDPGothic" w:cs="BIZ UDPGothic" w:eastAsia="BIZ UDPGothic" w:hAnsi="BIZ UDPGothic"/>
-          <w:color w:val="404040"/>
-          <w:sz w:val="18"/>
-          <w:szCs w:val="18"/>
-        </w:rPr>
-        <w:t xml:space="preserve">4         Lambda実行回数・エラー   CloudWatch: Invocations /    月次       Luvina</w:t>
-      </w:r>
-    </w:p>
-    <w:p>
-      <w:pPr>
-        <w:spacing w:before="100" w:after="100"/>
-      </w:pPr>
-      <w:r>
-        <w:rPr>
-          <w:rFonts w:ascii="BIZ UDPGothic" w:cs="BIZ UDPGothic" w:eastAsia="BIZ UDPGothic" w:hAnsi="BIZ UDPGothic"/>
-          <w:color w:val="404040"/>
-          <w:sz w:val="18"/>
-          <w:szCs w:val="18"/>
-        </w:rPr>
-        <w:t xml:space="preserve">Errors / Duration</w:t>
-      </w:r>
-    </w:p>
-    <w:p>
-      <w:pPr>
-        <w:spacing w:before="100" w:after="100"/>
-      </w:pPr>
-      <w:r>
-        <w:rPr>
-          <w:rFonts w:ascii="BIZ UDPGothic" w:cs="BIZ UDPGothic" w:eastAsia="BIZ UDPGothic" w:hAnsi="BIZ UDPGothic"/>
-          <w:color w:val="404040"/>
-          <w:sz w:val="18"/>
-          <w:szCs w:val="18"/>
-        </w:rPr>
-        <w:t xml:space="preserve">5         S3使用量                 BucketSizeBytes /            月次       Luvina</w:t>
-      </w:r>
-    </w:p>
-    <w:p>
-      <w:pPr>
-        <w:spacing w:before="100" w:after="100"/>
-      </w:pPr>
-      <w:r>
-        <w:rPr>
-          <w:rFonts w:ascii="BIZ UDPGothic" w:cs="BIZ UDPGothic" w:eastAsia="BIZ UDPGothic" w:hAnsi="BIZ UDPGothic"/>
-          <w:color w:val="404040"/>
-          <w:sz w:val="18"/>
-          <w:szCs w:val="18"/>
-        </w:rPr>
-        <w:t xml:space="preserve">NumberOfObjects</w:t>
-      </w:r>
-    </w:p>
-    <w:p>
-      <w:pPr>
-        <w:spacing w:before="100" w:after="100"/>
-      </w:pPr>
-      <w:r>
-        <w:rPr>
-          <w:rFonts w:ascii="BIZ UDPGothic" w:cs="BIZ UDPGothic" w:eastAsia="BIZ UDPGothic" w:hAnsi="BIZ UDPGothic"/>
-          <w:color w:val="404040"/>
-          <w:sz w:val="18"/>
-          <w:szCs w:val="18"/>
-        </w:rPr>
-        <w:t xml:space="preserve">6         前月比分析               前月との差額・増減率を確認   月次       Luvina</w:t>
-      </w:r>
-    </w:p>
-    <w:p>
-      <w:pPr>
-        <w:pBdr>
-          <w:left w:val="thick" w:color="C8102E" w:sz="20" w:space="6"/>
-        </w:pBdr>
-        <w:spacing w:before="280" w:after="100"/>
-      </w:pPr>
-      <w:r>
-        <w:rPr>
-          <w:rFonts w:ascii="BIZ UDPGothic" w:cs="BIZ UDPGothic" w:eastAsia="BIZ UDPGothic" w:hAnsi="BIZ UDPGothic"/>
-          <w:b/>
-          <w:bCs/>
-          <w:color w:val="C8102E"/>
-          <w:sz w:val="24"/>
-          <w:szCs w:val="24"/>
-        </w:rPr>
-        <w:t xml:space="preserve">■ 改修内容</w:t>
-      </w:r>
-      <w:r>
-        <w:br/>
-      </w:r>
-      <w:r>
-        <w:rPr>
-          <w:rFonts w:ascii="BIZ UDPGothic" w:cs="BIZ UDPGothic" w:eastAsia="BIZ UDPGothic" w:hAnsi="BIZ UDPGothic"/>
-          <w:i/>
-          <w:iCs/>
-          <w:color w:val="AA3344"/>
-          <w:sz w:val="17"/>
-          <w:szCs w:val="17"/>
-        </w:rPr>
-        <w:t xml:space="preserve">　Nội Dung Sửa Đổi</w:t>
-      </w:r>
-    </w:p>
-    <w:p>
-      <w:pPr>
-        <w:spacing w:before="100" w:after="100"/>
-      </w:pPr>
-      <w:r>
-        <w:rPr>
-          <w:rFonts w:ascii="BIZ UDPGothic" w:cs="BIZ UDPGothic" w:eastAsia="BIZ UDPGothic" w:hAnsi="BIZ UDPGothic"/>
-          <w:b/>
-          <w:bCs/>
-          <w:color w:val="C8102E"/>
-          <w:sz w:val="20"/>
-          <w:szCs w:val="20"/>
-        </w:rPr>
-        <w:t xml:space="preserve">■ 実行手順</w:t>
-      </w:r>
-    </w:p>
-    <w:p>
-      <w:pPr>
-        <w:spacing w:before="100" w:after="100"/>
-      </w:pPr>
-      <w:r>
-        <w:rPr>
-          <w:rFonts w:ascii="BIZ UDPGothic" w:cs="BIZ UDPGothic" w:eastAsia="BIZ UDPGothic" w:hAnsi="BIZ UDPGothic"/>
-          <w:b/>
-          <w:bCs/>
-          <w:color w:val="C8102E"/>
-          <w:sz w:val="20"/>
-          <w:szCs w:val="20"/>
-        </w:rPr>
-        <w:t xml:space="preserve">■ 実行スクリプト</w:t>
+        <w:t xml:space="preserve">/ Thiết lập quy trình vận hành kiểm tra AWS Cost Explorer và CloudWatch metrics vào đầu mỗi tháng (ngày 1-3) để phát hiện sớm tăng chi phí bất thường và sử dụng tài nguyên quá mức.</w:t>
       </w:r>
     </w:p>
     <w:tbl>
@@ -1659,83 +1368,1164 @@
         </w:tblBorders>
       </w:tblPr>
       <w:tblGrid>
-        <w:gridCol w:w="9506"/>
+        <w:gridCol w:w="1901"/>
+        <w:gridCol w:w="1901"/>
+        <w:gridCol w:w="1901"/>
+        <w:gridCol w:w="1901"/>
+        <w:gridCol w:w="1902"/>
       </w:tblGrid>
       <w:tr>
         <w:trPr>
           <w:cantSplit/>
+          <w:tblHeader/>
         </w:trPr>
         <w:tc>
           <w:tcPr>
-            <w:tcW w:type="dxa" w:w="9506"/>
-            <w:tcBorders>
-              <w:top w:val="single" w:color="CCCCCC" w:sz="4"/>
-              <w:left w:val="single" w:color="CCCCCC" w:sz="4"/>
-              <w:bottom w:val="single" w:color="CCCCCC" w:sz="4"/>
-              <w:right w:val="single" w:color="CCCCCC" w:sz="4"/>
-            </w:tcBorders>
-            <w:shd w:fill="F5F5F5" w:val="clear"/>
-            <w:tcMar>
-              <w:top w:type="dxa" w:w="80"/>
-              <w:left w:type="dxa" w:w="200"/>
-              <w:bottom w:type="dxa" w:w="80"/>
-              <w:right w:type="dxa" w:w="200"/>
-            </w:tcMar>
-          </w:tcPr>
-          <w:p>
-            <w:pPr>
-              <w:spacing w:before="0" w:after="0"/>
-            </w:pPr>
-            <w:r>
-              <w:rPr>
-                <w:rFonts w:ascii="Courier New" w:cs="Courier New" w:eastAsia="Courier New" w:hAnsi="Courier New"/>
-                <w:color w:val="404040"/>
-                <w:sz w:val="16"/>
-                <w:szCs w:val="16"/>
-              </w:rPr>
-              <w:t xml:space="preserve">AWS CloudShell（PRD/STGアカウント）で以下のスクリプトを実行する。 */</w:t>
-            </w:r>
-          </w:p>
-          <w:p>
-            <w:pPr>
-              <w:spacing w:before="0" w:after="0"/>
-            </w:pPr>
-            <w:r>
-              <w:rPr>
-                <w:rFonts w:ascii="Courier New" w:cs="Courier New" w:eastAsia="Courier New" w:hAnsi="Courier New"/>
-                <w:color w:val="404040"/>
-                <w:sz w:val="16"/>
-                <w:szCs w:val="16"/>
-              </w:rPr>
-              <w:t xml:space="preserve">Chạy script sau trên AWS CloudShell (tài khoản PRD/STG).*</w:t>
-            </w:r>
-          </w:p>
-          <w:p>
-            <w:pPr>
-              <w:spacing w:before="0" w:after="0"/>
-            </w:pPr>
-            <w:r>
-              <w:rPr>
-                <w:rFonts w:ascii="Courier New" w:cs="Courier New" w:eastAsia="Courier New" w:hAnsi="Courier New"/>
-                <w:color w:val="404040"/>
-                <w:sz w:val="16"/>
-                <w:szCs w:val="16"/>
-              </w:rPr>
-              <w:t xml:space="preserve"/>
-            </w:r>
-          </w:p>
-          <w:p>
-            <w:pPr>
-              <w:spacing w:before="0" w:after="0"/>
-            </w:pPr>
-            <w:r>
-              <w:rPr>
-                <w:rFonts w:ascii="Courier New" w:cs="Courier New" w:eastAsia="Courier New" w:hAnsi="Courier New"/>
-                <w:color w:val="404040"/>
-                <w:sz w:val="16"/>
-                <w:szCs w:val="16"/>
-              </w:rPr>
-              <w:t xml:space="preserve">スクリプトパス: 40_AWS/06_コスト調査/monthly_cost_check.sh</w:t>
+            <w:tcW w:type="dxa" w:w="1901"/>
+            <w:tcBorders>
+              <w:top w:val="single" w:color="CCCCCC" w:sz="4"/>
+              <w:left w:val="single" w:color="CCCCCC" w:sz="4"/>
+              <w:bottom w:val="single" w:color="CCCCCC" w:sz="4"/>
+              <w:right w:val="single" w:color="CCCCCC" w:sz="4"/>
+            </w:tcBorders>
+            <w:shd w:fill="E8E8E8" w:val="clear"/>
+            <w:tcMar>
+              <w:top w:type="dxa" w:w="80"/>
+              <w:left w:type="dxa" w:w="120"/>
+              <w:bottom w:type="dxa" w:w="80"/>
+              <w:right w:type="dxa" w:w="120"/>
+            </w:tcMar>
+          </w:tcPr>
+          <w:p>
+            <w:pPr>
+              <w:spacing w:before="0" w:after="0"/>
+            </w:pPr>
+            <w:r>
+              <w:rPr>
+                <w:rFonts w:ascii="BIZ UDPGothic" w:cs="BIZ UDPGothic" w:eastAsia="BIZ UDPGothic" w:hAnsi="BIZ UDPGothic"/>
+                <w:color w:val="404040"/>
+                <w:sz w:val="18"/>
+                <w:szCs w:val="18"/>
+              </w:rPr>
+              <w:t xml:space="preserve">No.</w:t>
+            </w:r>
+          </w:p>
+        </w:tc>
+        <w:tc>
+          <w:tcPr>
+            <w:tcW w:type="dxa" w:w="1901"/>
+            <w:tcBorders>
+              <w:top w:val="single" w:color="CCCCCC" w:sz="4"/>
+              <w:left w:val="single" w:color="CCCCCC" w:sz="4"/>
+              <w:bottom w:val="single" w:color="CCCCCC" w:sz="4"/>
+              <w:right w:val="single" w:color="CCCCCC" w:sz="4"/>
+            </w:tcBorders>
+            <w:shd w:fill="E8E8E8" w:val="clear"/>
+            <w:tcMar>
+              <w:top w:type="dxa" w:w="80"/>
+              <w:left w:type="dxa" w:w="120"/>
+              <w:bottom w:type="dxa" w:w="80"/>
+              <w:right w:type="dxa" w:w="120"/>
+            </w:tcMar>
+          </w:tcPr>
+          <w:p>
+            <w:pPr>
+              <w:spacing w:before="0" w:after="0"/>
+            </w:pPr>
+            <w:r>
+              <w:rPr>
+                <w:rFonts w:ascii="BIZ UDPGothic" w:cs="BIZ UDPGothic" w:eastAsia="BIZ UDPGothic" w:hAnsi="BIZ UDPGothic"/>
+                <w:color w:val="404040"/>
+                <w:sz w:val="18"/>
+                <w:szCs w:val="18"/>
+              </w:rPr>
+              <w:t xml:space="preserve">確認項目 / Hạng mục</w:t>
+            </w:r>
+          </w:p>
+        </w:tc>
+        <w:tc>
+          <w:tcPr>
+            <w:tcW w:type="dxa" w:w="1901"/>
+            <w:tcBorders>
+              <w:top w:val="single" w:color="CCCCCC" w:sz="4"/>
+              <w:left w:val="single" w:color="CCCCCC" w:sz="4"/>
+              <w:bottom w:val="single" w:color="CCCCCC" w:sz="4"/>
+              <w:right w:val="single" w:color="CCCCCC" w:sz="4"/>
+            </w:tcBorders>
+            <w:shd w:fill="E8E8E8" w:val="clear"/>
+            <w:tcMar>
+              <w:top w:type="dxa" w:w="80"/>
+              <w:left w:type="dxa" w:w="120"/>
+              <w:bottom w:type="dxa" w:w="80"/>
+              <w:right w:type="dxa" w:w="120"/>
+            </w:tcMar>
+          </w:tcPr>
+          <w:p>
+            <w:pPr>
+              <w:spacing w:before="0" w:after="0"/>
+            </w:pPr>
+            <w:r>
+              <w:rPr>
+                <w:rFonts w:ascii="BIZ UDPGothic" w:cs="BIZ UDPGothic" w:eastAsia="BIZ UDPGothic" w:hAnsi="BIZ UDPGothic"/>
+                <w:color w:val="404040"/>
+                <w:sz w:val="18"/>
+                <w:szCs w:val="18"/>
+              </w:rPr>
+              <w:t xml:space="preserve">概要 / Tổng quan</w:t>
+            </w:r>
+          </w:p>
+        </w:tc>
+        <w:tc>
+          <w:tcPr>
+            <w:tcW w:type="dxa" w:w="1901"/>
+            <w:tcBorders>
+              <w:top w:val="single" w:color="CCCCCC" w:sz="4"/>
+              <w:left w:val="single" w:color="CCCCCC" w:sz="4"/>
+              <w:bottom w:val="single" w:color="CCCCCC" w:sz="4"/>
+              <w:right w:val="single" w:color="CCCCCC" w:sz="4"/>
+            </w:tcBorders>
+            <w:shd w:fill="E8E8E8" w:val="clear"/>
+            <w:tcMar>
+              <w:top w:type="dxa" w:w="80"/>
+              <w:left w:type="dxa" w:w="120"/>
+              <w:bottom w:type="dxa" w:w="80"/>
+              <w:right w:type="dxa" w:w="120"/>
+            </w:tcMar>
+          </w:tcPr>
+          <w:p>
+            <w:pPr>
+              <w:spacing w:before="0" w:after="0"/>
+            </w:pPr>
+            <w:r>
+              <w:rPr>
+                <w:rFonts w:ascii="BIZ UDPGothic" w:cs="BIZ UDPGothic" w:eastAsia="BIZ UDPGothic" w:hAnsi="BIZ UDPGothic"/>
+                <w:color w:val="404040"/>
+                <w:sz w:val="18"/>
+                <w:szCs w:val="18"/>
+              </w:rPr>
+              <w:t xml:space="preserve">頻度</w:t>
+            </w:r>
+          </w:p>
+        </w:tc>
+        <w:tc>
+          <w:tcPr>
+            <w:tcW w:type="dxa" w:w="1902"/>
+            <w:tcBorders>
+              <w:top w:val="single" w:color="CCCCCC" w:sz="4"/>
+              <w:left w:val="single" w:color="CCCCCC" w:sz="4"/>
+              <w:bottom w:val="single" w:color="CCCCCC" w:sz="4"/>
+              <w:right w:val="single" w:color="CCCCCC" w:sz="4"/>
+            </w:tcBorders>
+            <w:shd w:fill="E8E8E8" w:val="clear"/>
+            <w:tcMar>
+              <w:top w:type="dxa" w:w="80"/>
+              <w:left w:type="dxa" w:w="120"/>
+              <w:bottom w:type="dxa" w:w="80"/>
+              <w:right w:type="dxa" w:w="120"/>
+            </w:tcMar>
+          </w:tcPr>
+          <w:p>
+            <w:pPr>
+              <w:spacing w:before="0" w:after="0"/>
+            </w:pPr>
+            <w:r>
+              <w:rPr>
+                <w:rFonts w:ascii="BIZ UDPGothic" w:cs="BIZ UDPGothic" w:eastAsia="BIZ UDPGothic" w:hAnsi="BIZ UDPGothic"/>
+                <w:color w:val="404040"/>
+                <w:sz w:val="18"/>
+                <w:szCs w:val="18"/>
+              </w:rPr>
+              <w:t xml:space="preserve">担当</w:t>
+            </w:r>
+          </w:p>
+        </w:tc>
+      </w:tr>
+      <w:tr>
+        <w:trPr>
+          <w:cantSplit/>
+        </w:trPr>
+        <w:tc>
+          <w:tcPr>
+            <w:tcW w:type="dxa" w:w="1901"/>
+            <w:tcBorders>
+              <w:top w:val="single" w:color="CCCCCC" w:sz="4"/>
+              <w:left w:val="single" w:color="CCCCCC" w:sz="4"/>
+              <w:bottom w:val="single" w:color="CCCCCC" w:sz="4"/>
+              <w:right w:val="single" w:color="CCCCCC" w:sz="4"/>
+            </w:tcBorders>
+            <w:shd w:fill="FFFFFF" w:val="clear"/>
+            <w:tcMar>
+              <w:top w:type="dxa" w:w="80"/>
+              <w:left w:type="dxa" w:w="120"/>
+              <w:bottom w:type="dxa" w:w="80"/>
+              <w:right w:type="dxa" w:w="120"/>
+            </w:tcMar>
+          </w:tcPr>
+          <w:p>
+            <w:pPr>
+              <w:spacing w:before="0" w:after="0"/>
+            </w:pPr>
+            <w:r>
+              <w:rPr>
+                <w:rFonts w:ascii="BIZ UDPGothic" w:cs="BIZ UDPGothic" w:eastAsia="BIZ UDPGothic" w:hAnsi="BIZ UDPGothic"/>
+                <w:color w:val="404040"/>
+                <w:sz w:val="18"/>
+                <w:szCs w:val="18"/>
+              </w:rPr>
+              <w:t xml:space="preserve">1</w:t>
+            </w:r>
+          </w:p>
+        </w:tc>
+        <w:tc>
+          <w:tcPr>
+            <w:tcW w:type="dxa" w:w="1901"/>
+            <w:tcBorders>
+              <w:top w:val="single" w:color="CCCCCC" w:sz="4"/>
+              <w:left w:val="single" w:color="CCCCCC" w:sz="4"/>
+              <w:bottom w:val="single" w:color="CCCCCC" w:sz="4"/>
+              <w:right w:val="single" w:color="CCCCCC" w:sz="4"/>
+            </w:tcBorders>
+            <w:shd w:fill="FFFFFF" w:val="clear"/>
+            <w:tcMar>
+              <w:top w:type="dxa" w:w="80"/>
+              <w:left w:type="dxa" w:w="120"/>
+              <w:bottom w:type="dxa" w:w="80"/>
+              <w:right w:type="dxa" w:w="120"/>
+            </w:tcMar>
+          </w:tcPr>
+          <w:p>
+            <w:pPr>
+              <w:spacing w:before="0" w:after="0"/>
+            </w:pPr>
+            <w:r>
+              <w:rPr>
+                <w:rFonts w:ascii="BIZ UDPGothic" w:cs="BIZ UDPGothic" w:eastAsia="BIZ UDPGothic" w:hAnsi="BIZ UDPGothic"/>
+                <w:color w:val="404040"/>
+                <w:sz w:val="18"/>
+                <w:szCs w:val="18"/>
+              </w:rPr>
+              <w:t xml:space="preserve">月間合計コスト</w:t>
+            </w:r>
+          </w:p>
+        </w:tc>
+        <w:tc>
+          <w:tcPr>
+            <w:tcW w:type="dxa" w:w="1901"/>
+            <w:tcBorders>
+              <w:top w:val="single" w:color="CCCCCC" w:sz="4"/>
+              <w:left w:val="single" w:color="CCCCCC" w:sz="4"/>
+              <w:bottom w:val="single" w:color="CCCCCC" w:sz="4"/>
+              <w:right w:val="single" w:color="CCCCCC" w:sz="4"/>
+            </w:tcBorders>
+            <w:shd w:fill="FFFFFF" w:val="clear"/>
+            <w:tcMar>
+              <w:top w:type="dxa" w:w="80"/>
+              <w:left w:type="dxa" w:w="120"/>
+              <w:bottom w:type="dxa" w:w="80"/>
+              <w:right w:type="dxa" w:w="120"/>
+            </w:tcMar>
+          </w:tcPr>
+          <w:p>
+            <w:pPr>
+              <w:spacing w:before="0" w:after="0"/>
+            </w:pPr>
+            <w:r>
+              <w:rPr>
+                <w:rFonts w:ascii="BIZ UDPGothic" w:cs="BIZ UDPGothic" w:eastAsia="BIZ UDPGothic" w:hAnsi="BIZ UDPGothic"/>
+                <w:color w:val="404040"/>
+                <w:sz w:val="18"/>
+                <w:szCs w:val="18"/>
+              </w:rPr>
+              <w:t xml:space="preserve">Cost Explorer で前月合計を確認</w:t>
+            </w:r>
+          </w:p>
+        </w:tc>
+        <w:tc>
+          <w:tcPr>
+            <w:tcW w:type="dxa" w:w="1901"/>
+            <w:tcBorders>
+              <w:top w:val="single" w:color="CCCCCC" w:sz="4"/>
+              <w:left w:val="single" w:color="CCCCCC" w:sz="4"/>
+              <w:bottom w:val="single" w:color="CCCCCC" w:sz="4"/>
+              <w:right w:val="single" w:color="CCCCCC" w:sz="4"/>
+            </w:tcBorders>
+            <w:shd w:fill="FFFFFF" w:val="clear"/>
+            <w:tcMar>
+              <w:top w:type="dxa" w:w="80"/>
+              <w:left w:type="dxa" w:w="120"/>
+              <w:bottom w:type="dxa" w:w="80"/>
+              <w:right w:type="dxa" w:w="120"/>
+            </w:tcMar>
+          </w:tcPr>
+          <w:p>
+            <w:pPr>
+              <w:spacing w:before="0" w:after="0"/>
+            </w:pPr>
+            <w:r>
+              <w:rPr>
+                <w:rFonts w:ascii="BIZ UDPGothic" w:cs="BIZ UDPGothic" w:eastAsia="BIZ UDPGothic" w:hAnsi="BIZ UDPGothic"/>
+                <w:color w:val="404040"/>
+                <w:sz w:val="18"/>
+                <w:szCs w:val="18"/>
+              </w:rPr>
+              <w:t xml:space="preserve">月次</w:t>
+            </w:r>
+          </w:p>
+        </w:tc>
+        <w:tc>
+          <w:tcPr>
+            <w:tcW w:type="dxa" w:w="1902"/>
+            <w:tcBorders>
+              <w:top w:val="single" w:color="CCCCCC" w:sz="4"/>
+              <w:left w:val="single" w:color="CCCCCC" w:sz="4"/>
+              <w:bottom w:val="single" w:color="CCCCCC" w:sz="4"/>
+              <w:right w:val="single" w:color="CCCCCC" w:sz="4"/>
+            </w:tcBorders>
+            <w:shd w:fill="FFFFFF" w:val="clear"/>
+            <w:tcMar>
+              <w:top w:type="dxa" w:w="80"/>
+              <w:left w:type="dxa" w:w="120"/>
+              <w:bottom w:type="dxa" w:w="80"/>
+              <w:right w:type="dxa" w:w="120"/>
+            </w:tcMar>
+          </w:tcPr>
+          <w:p>
+            <w:pPr>
+              <w:spacing w:before="0" w:after="0"/>
+            </w:pPr>
+            <w:r>
+              <w:rPr>
+                <w:rFonts w:ascii="BIZ UDPGothic" w:cs="BIZ UDPGothic" w:eastAsia="BIZ UDPGothic" w:hAnsi="BIZ UDPGothic"/>
+                <w:color w:val="404040"/>
+                <w:sz w:val="18"/>
+                <w:szCs w:val="18"/>
+              </w:rPr>
+              <w:t xml:space="preserve">Luvina</w:t>
+            </w:r>
+          </w:p>
+        </w:tc>
+      </w:tr>
+      <w:tr>
+        <w:trPr>
+          <w:cantSplit/>
+        </w:trPr>
+        <w:tc>
+          <w:tcPr>
+            <w:tcW w:type="dxa" w:w="1901"/>
+            <w:tcBorders>
+              <w:top w:val="single" w:color="CCCCCC" w:sz="4"/>
+              <w:left w:val="single" w:color="CCCCCC" w:sz="4"/>
+              <w:bottom w:val="single" w:color="CCCCCC" w:sz="4"/>
+              <w:right w:val="single" w:color="CCCCCC" w:sz="4"/>
+            </w:tcBorders>
+            <w:shd w:fill="FFFFFF" w:val="clear"/>
+            <w:tcMar>
+              <w:top w:type="dxa" w:w="80"/>
+              <w:left w:type="dxa" w:w="120"/>
+              <w:bottom w:type="dxa" w:w="80"/>
+              <w:right w:type="dxa" w:w="120"/>
+            </w:tcMar>
+          </w:tcPr>
+          <w:p>
+            <w:pPr>
+              <w:spacing w:before="0" w:after="0"/>
+            </w:pPr>
+            <w:r>
+              <w:rPr>
+                <w:rFonts w:ascii="BIZ UDPGothic" w:cs="BIZ UDPGothic" w:eastAsia="BIZ UDPGothic" w:hAnsi="BIZ UDPGothic"/>
+                <w:color w:val="404040"/>
+                <w:sz w:val="18"/>
+                <w:szCs w:val="18"/>
+              </w:rPr>
+              <w:t xml:space="preserve">2</w:t>
+            </w:r>
+          </w:p>
+        </w:tc>
+        <w:tc>
+          <w:tcPr>
+            <w:tcW w:type="dxa" w:w="1901"/>
+            <w:tcBorders>
+              <w:top w:val="single" w:color="CCCCCC" w:sz="4"/>
+              <w:left w:val="single" w:color="CCCCCC" w:sz="4"/>
+              <w:bottom w:val="single" w:color="CCCCCC" w:sz="4"/>
+              <w:right w:val="single" w:color="CCCCCC" w:sz="4"/>
+            </w:tcBorders>
+            <w:shd w:fill="FFFFFF" w:val="clear"/>
+            <w:tcMar>
+              <w:top w:type="dxa" w:w="80"/>
+              <w:left w:type="dxa" w:w="120"/>
+              <w:bottom w:type="dxa" w:w="80"/>
+              <w:right w:type="dxa" w:w="120"/>
+            </w:tcMar>
+          </w:tcPr>
+          <w:p>
+            <w:pPr>
+              <w:spacing w:before="0" w:after="0"/>
+            </w:pPr>
+            <w:r>
+              <w:rPr>
+                <w:rFonts w:ascii="BIZ UDPGothic" w:cs="BIZ UDPGothic" w:eastAsia="BIZ UDPGothic" w:hAnsi="BIZ UDPGothic"/>
+                <w:color w:val="404040"/>
+                <w:sz w:val="18"/>
+                <w:szCs w:val="18"/>
+              </w:rPr>
+              <w:t xml:space="preserve">サービス別内訳</w:t>
+            </w:r>
+          </w:p>
+        </w:tc>
+        <w:tc>
+          <w:tcPr>
+            <w:tcW w:type="dxa" w:w="1901"/>
+            <w:tcBorders>
+              <w:top w:val="single" w:color="CCCCCC" w:sz="4"/>
+              <w:left w:val="single" w:color="CCCCCC" w:sz="4"/>
+              <w:bottom w:val="single" w:color="CCCCCC" w:sz="4"/>
+              <w:right w:val="single" w:color="CCCCCC" w:sz="4"/>
+            </w:tcBorders>
+            <w:shd w:fill="FFFFFF" w:val="clear"/>
+            <w:tcMar>
+              <w:top w:type="dxa" w:w="80"/>
+              <w:left w:type="dxa" w:w="120"/>
+              <w:bottom w:type="dxa" w:w="80"/>
+              <w:right w:type="dxa" w:w="120"/>
+            </w:tcMar>
+          </w:tcPr>
+          <w:p>
+            <w:pPr>
+              <w:spacing w:before="0" w:after="0"/>
+            </w:pPr>
+            <w:r>
+              <w:rPr>
+                <w:rFonts w:ascii="BIZ UDPGothic" w:cs="BIZ UDPGothic" w:eastAsia="BIZ UDPGothic" w:hAnsi="BIZ UDPGothic"/>
+                <w:color w:val="404040"/>
+                <w:sz w:val="18"/>
+                <w:szCs w:val="18"/>
+              </w:rPr>
+              <w:t xml:space="preserve">RDS/EC2/Transfer/S3/Lambda 等のコスト内訳</w:t>
+            </w:r>
+          </w:p>
+        </w:tc>
+        <w:tc>
+          <w:tcPr>
+            <w:tcW w:type="dxa" w:w="1901"/>
+            <w:tcBorders>
+              <w:top w:val="single" w:color="CCCCCC" w:sz="4"/>
+              <w:left w:val="single" w:color="CCCCCC" w:sz="4"/>
+              <w:bottom w:val="single" w:color="CCCCCC" w:sz="4"/>
+              <w:right w:val="single" w:color="CCCCCC" w:sz="4"/>
+            </w:tcBorders>
+            <w:shd w:fill="FFFFFF" w:val="clear"/>
+            <w:tcMar>
+              <w:top w:type="dxa" w:w="80"/>
+              <w:left w:type="dxa" w:w="120"/>
+              <w:bottom w:type="dxa" w:w="80"/>
+              <w:right w:type="dxa" w:w="120"/>
+            </w:tcMar>
+          </w:tcPr>
+          <w:p>
+            <w:pPr>
+              <w:spacing w:before="0" w:after="0"/>
+            </w:pPr>
+            <w:r>
+              <w:rPr>
+                <w:rFonts w:ascii="BIZ UDPGothic" w:cs="BIZ UDPGothic" w:eastAsia="BIZ UDPGothic" w:hAnsi="BIZ UDPGothic"/>
+                <w:color w:val="404040"/>
+                <w:sz w:val="18"/>
+                <w:szCs w:val="18"/>
+              </w:rPr>
+              <w:t xml:space="preserve">月次</w:t>
+            </w:r>
+          </w:p>
+        </w:tc>
+        <w:tc>
+          <w:tcPr>
+            <w:tcW w:type="dxa" w:w="1902"/>
+            <w:tcBorders>
+              <w:top w:val="single" w:color="CCCCCC" w:sz="4"/>
+              <w:left w:val="single" w:color="CCCCCC" w:sz="4"/>
+              <w:bottom w:val="single" w:color="CCCCCC" w:sz="4"/>
+              <w:right w:val="single" w:color="CCCCCC" w:sz="4"/>
+            </w:tcBorders>
+            <w:shd w:fill="FFFFFF" w:val="clear"/>
+            <w:tcMar>
+              <w:top w:type="dxa" w:w="80"/>
+              <w:left w:type="dxa" w:w="120"/>
+              <w:bottom w:type="dxa" w:w="80"/>
+              <w:right w:type="dxa" w:w="120"/>
+            </w:tcMar>
+          </w:tcPr>
+          <w:p>
+            <w:pPr>
+              <w:spacing w:before="0" w:after="0"/>
+            </w:pPr>
+            <w:r>
+              <w:rPr>
+                <w:rFonts w:ascii="BIZ UDPGothic" w:cs="BIZ UDPGothic" w:eastAsia="BIZ UDPGothic" w:hAnsi="BIZ UDPGothic"/>
+                <w:color w:val="404040"/>
+                <w:sz w:val="18"/>
+                <w:szCs w:val="18"/>
+              </w:rPr>
+              <w:t xml:space="preserve">Luvina</w:t>
+            </w:r>
+          </w:p>
+        </w:tc>
+      </w:tr>
+      <w:tr>
+        <w:trPr>
+          <w:cantSplit/>
+        </w:trPr>
+        <w:tc>
+          <w:tcPr>
+            <w:tcW w:type="dxa" w:w="1901"/>
+            <w:tcBorders>
+              <w:top w:val="single" w:color="CCCCCC" w:sz="4"/>
+              <w:left w:val="single" w:color="CCCCCC" w:sz="4"/>
+              <w:bottom w:val="single" w:color="CCCCCC" w:sz="4"/>
+              <w:right w:val="single" w:color="CCCCCC" w:sz="4"/>
+            </w:tcBorders>
+            <w:shd w:fill="FFFFFF" w:val="clear"/>
+            <w:tcMar>
+              <w:top w:type="dxa" w:w="80"/>
+              <w:left w:type="dxa" w:w="120"/>
+              <w:bottom w:type="dxa" w:w="80"/>
+              <w:right w:type="dxa" w:w="120"/>
+            </w:tcMar>
+          </w:tcPr>
+          <w:p>
+            <w:pPr>
+              <w:spacing w:before="0" w:after="0"/>
+            </w:pPr>
+            <w:r>
+              <w:rPr>
+                <w:rFonts w:ascii="BIZ UDPGothic" w:cs="BIZ UDPGothic" w:eastAsia="BIZ UDPGothic" w:hAnsi="BIZ UDPGothic"/>
+                <w:color w:val="404040"/>
+                <w:sz w:val="18"/>
+                <w:szCs w:val="18"/>
+              </w:rPr>
+              <w:t xml:space="preserve">3</w:t>
+            </w:r>
+          </w:p>
+        </w:tc>
+        <w:tc>
+          <w:tcPr>
+            <w:tcW w:type="dxa" w:w="1901"/>
+            <w:tcBorders>
+              <w:top w:val="single" w:color="CCCCCC" w:sz="4"/>
+              <w:left w:val="single" w:color="CCCCCC" w:sz="4"/>
+              <w:bottom w:val="single" w:color="CCCCCC" w:sz="4"/>
+              <w:right w:val="single" w:color="CCCCCC" w:sz="4"/>
+            </w:tcBorders>
+            <w:shd w:fill="FFFFFF" w:val="clear"/>
+            <w:tcMar>
+              <w:top w:type="dxa" w:w="80"/>
+              <w:left w:type="dxa" w:w="120"/>
+              <w:bottom w:type="dxa" w:w="80"/>
+              <w:right w:type="dxa" w:w="120"/>
+            </w:tcMar>
+          </w:tcPr>
+          <w:p>
+            <w:pPr>
+              <w:spacing w:before="0" w:after="0"/>
+            </w:pPr>
+            <w:r>
+              <w:rPr>
+                <w:rFonts w:ascii="BIZ UDPGothic" w:cs="BIZ UDPGothic" w:eastAsia="BIZ UDPGothic" w:hAnsi="BIZ UDPGothic"/>
+                <w:color w:val="404040"/>
+                <w:sz w:val="18"/>
+                <w:szCs w:val="18"/>
+              </w:rPr>
+              <w:t xml:space="preserve">RDS CPU/接続数</w:t>
+            </w:r>
+          </w:p>
+        </w:tc>
+        <w:tc>
+          <w:tcPr>
+            <w:tcW w:type="dxa" w:w="1901"/>
+            <w:tcBorders>
+              <w:top w:val="single" w:color="CCCCCC" w:sz="4"/>
+              <w:left w:val="single" w:color="CCCCCC" w:sz="4"/>
+              <w:bottom w:val="single" w:color="CCCCCC" w:sz="4"/>
+              <w:right w:val="single" w:color="CCCCCC" w:sz="4"/>
+            </w:tcBorders>
+            <w:shd w:fill="FFFFFF" w:val="clear"/>
+            <w:tcMar>
+              <w:top w:type="dxa" w:w="80"/>
+              <w:left w:type="dxa" w:w="120"/>
+              <w:bottom w:type="dxa" w:w="80"/>
+              <w:right w:type="dxa" w:w="120"/>
+            </w:tcMar>
+          </w:tcPr>
+          <w:p>
+            <w:pPr>
+              <w:spacing w:before="0" w:after="0"/>
+            </w:pPr>
+            <w:r>
+              <w:rPr>
+                <w:rFonts w:ascii="BIZ UDPGothic" w:cs="BIZ UDPGothic" w:eastAsia="BIZ UDPGothic" w:hAnsi="BIZ UDPGothic"/>
+                <w:color w:val="404040"/>
+                <w:sz w:val="18"/>
+                <w:szCs w:val="18"/>
+              </w:rPr>
+              <w:t xml:space="preserve">CloudWatch: CPUUtilization / DatabaseConnections</w:t>
+            </w:r>
+          </w:p>
+        </w:tc>
+        <w:tc>
+          <w:tcPr>
+            <w:tcW w:type="dxa" w:w="1901"/>
+            <w:tcBorders>
+              <w:top w:val="single" w:color="CCCCCC" w:sz="4"/>
+              <w:left w:val="single" w:color="CCCCCC" w:sz="4"/>
+              <w:bottom w:val="single" w:color="CCCCCC" w:sz="4"/>
+              <w:right w:val="single" w:color="CCCCCC" w:sz="4"/>
+            </w:tcBorders>
+            <w:shd w:fill="FFFFFF" w:val="clear"/>
+            <w:tcMar>
+              <w:top w:type="dxa" w:w="80"/>
+              <w:left w:type="dxa" w:w="120"/>
+              <w:bottom w:type="dxa" w:w="80"/>
+              <w:right w:type="dxa" w:w="120"/>
+            </w:tcMar>
+          </w:tcPr>
+          <w:p>
+            <w:pPr>
+              <w:spacing w:before="0" w:after="0"/>
+            </w:pPr>
+            <w:r>
+              <w:rPr>
+                <w:rFonts w:ascii="BIZ UDPGothic" w:cs="BIZ UDPGothic" w:eastAsia="BIZ UDPGothic" w:hAnsi="BIZ UDPGothic"/>
+                <w:color w:val="404040"/>
+                <w:sz w:val="18"/>
+                <w:szCs w:val="18"/>
+              </w:rPr>
+              <w:t xml:space="preserve">月次</w:t>
+            </w:r>
+          </w:p>
+        </w:tc>
+        <w:tc>
+          <w:tcPr>
+            <w:tcW w:type="dxa" w:w="1902"/>
+            <w:tcBorders>
+              <w:top w:val="single" w:color="CCCCCC" w:sz="4"/>
+              <w:left w:val="single" w:color="CCCCCC" w:sz="4"/>
+              <w:bottom w:val="single" w:color="CCCCCC" w:sz="4"/>
+              <w:right w:val="single" w:color="CCCCCC" w:sz="4"/>
+            </w:tcBorders>
+            <w:shd w:fill="FFFFFF" w:val="clear"/>
+            <w:tcMar>
+              <w:top w:type="dxa" w:w="80"/>
+              <w:left w:type="dxa" w:w="120"/>
+              <w:bottom w:type="dxa" w:w="80"/>
+              <w:right w:type="dxa" w:w="120"/>
+            </w:tcMar>
+          </w:tcPr>
+          <w:p>
+            <w:pPr>
+              <w:spacing w:before="0" w:after="0"/>
+            </w:pPr>
+            <w:r>
+              <w:rPr>
+                <w:rFonts w:ascii="BIZ UDPGothic" w:cs="BIZ UDPGothic" w:eastAsia="BIZ UDPGothic" w:hAnsi="BIZ UDPGothic"/>
+                <w:color w:val="404040"/>
+                <w:sz w:val="18"/>
+                <w:szCs w:val="18"/>
+              </w:rPr>
+              <w:t xml:space="preserve">Luvina</w:t>
+            </w:r>
+          </w:p>
+        </w:tc>
+      </w:tr>
+      <w:tr>
+        <w:trPr>
+          <w:cantSplit/>
+        </w:trPr>
+        <w:tc>
+          <w:tcPr>
+            <w:tcW w:type="dxa" w:w="1901"/>
+            <w:tcBorders>
+              <w:top w:val="single" w:color="CCCCCC" w:sz="4"/>
+              <w:left w:val="single" w:color="CCCCCC" w:sz="4"/>
+              <w:bottom w:val="single" w:color="CCCCCC" w:sz="4"/>
+              <w:right w:val="single" w:color="CCCCCC" w:sz="4"/>
+            </w:tcBorders>
+            <w:shd w:fill="FFFFFF" w:val="clear"/>
+            <w:tcMar>
+              <w:top w:type="dxa" w:w="80"/>
+              <w:left w:type="dxa" w:w="120"/>
+              <w:bottom w:type="dxa" w:w="80"/>
+              <w:right w:type="dxa" w:w="120"/>
+            </w:tcMar>
+          </w:tcPr>
+          <w:p>
+            <w:pPr>
+              <w:spacing w:before="0" w:after="0"/>
+            </w:pPr>
+            <w:r>
+              <w:rPr>
+                <w:rFonts w:ascii="BIZ UDPGothic" w:cs="BIZ UDPGothic" w:eastAsia="BIZ UDPGothic" w:hAnsi="BIZ UDPGothic"/>
+                <w:color w:val="404040"/>
+                <w:sz w:val="18"/>
+                <w:szCs w:val="18"/>
+              </w:rPr>
+              <w:t xml:space="preserve">4</w:t>
+            </w:r>
+          </w:p>
+        </w:tc>
+        <w:tc>
+          <w:tcPr>
+            <w:tcW w:type="dxa" w:w="1901"/>
+            <w:tcBorders>
+              <w:top w:val="single" w:color="CCCCCC" w:sz="4"/>
+              <w:left w:val="single" w:color="CCCCCC" w:sz="4"/>
+              <w:bottom w:val="single" w:color="CCCCCC" w:sz="4"/>
+              <w:right w:val="single" w:color="CCCCCC" w:sz="4"/>
+            </w:tcBorders>
+            <w:shd w:fill="FFFFFF" w:val="clear"/>
+            <w:tcMar>
+              <w:top w:type="dxa" w:w="80"/>
+              <w:left w:type="dxa" w:w="120"/>
+              <w:bottom w:type="dxa" w:w="80"/>
+              <w:right w:type="dxa" w:w="120"/>
+            </w:tcMar>
+          </w:tcPr>
+          <w:p>
+            <w:pPr>
+              <w:spacing w:before="0" w:after="0"/>
+            </w:pPr>
+            <w:r>
+              <w:rPr>
+                <w:rFonts w:ascii="BIZ UDPGothic" w:cs="BIZ UDPGothic" w:eastAsia="BIZ UDPGothic" w:hAnsi="BIZ UDPGothic"/>
+                <w:color w:val="404040"/>
+                <w:sz w:val="18"/>
+                <w:szCs w:val="18"/>
+              </w:rPr>
+              <w:t xml:space="preserve">Lambda実行回数・エラー</w:t>
+            </w:r>
+          </w:p>
+        </w:tc>
+        <w:tc>
+          <w:tcPr>
+            <w:tcW w:type="dxa" w:w="1901"/>
+            <w:tcBorders>
+              <w:top w:val="single" w:color="CCCCCC" w:sz="4"/>
+              <w:left w:val="single" w:color="CCCCCC" w:sz="4"/>
+              <w:bottom w:val="single" w:color="CCCCCC" w:sz="4"/>
+              <w:right w:val="single" w:color="CCCCCC" w:sz="4"/>
+            </w:tcBorders>
+            <w:shd w:fill="FFFFFF" w:val="clear"/>
+            <w:tcMar>
+              <w:top w:type="dxa" w:w="80"/>
+              <w:left w:type="dxa" w:w="120"/>
+              <w:bottom w:type="dxa" w:w="80"/>
+              <w:right w:type="dxa" w:w="120"/>
+            </w:tcMar>
+          </w:tcPr>
+          <w:p>
+            <w:pPr>
+              <w:spacing w:before="0" w:after="0"/>
+            </w:pPr>
+            <w:r>
+              <w:rPr>
+                <w:rFonts w:ascii="BIZ UDPGothic" w:cs="BIZ UDPGothic" w:eastAsia="BIZ UDPGothic" w:hAnsi="BIZ UDPGothic"/>
+                <w:color w:val="404040"/>
+                <w:sz w:val="18"/>
+                <w:szCs w:val="18"/>
+              </w:rPr>
+              <w:t xml:space="preserve">CloudWatch: Invocations / Errors / Duration</w:t>
+            </w:r>
+          </w:p>
+        </w:tc>
+        <w:tc>
+          <w:tcPr>
+            <w:tcW w:type="dxa" w:w="1901"/>
+            <w:tcBorders>
+              <w:top w:val="single" w:color="CCCCCC" w:sz="4"/>
+              <w:left w:val="single" w:color="CCCCCC" w:sz="4"/>
+              <w:bottom w:val="single" w:color="CCCCCC" w:sz="4"/>
+              <w:right w:val="single" w:color="CCCCCC" w:sz="4"/>
+            </w:tcBorders>
+            <w:shd w:fill="FFFFFF" w:val="clear"/>
+            <w:tcMar>
+              <w:top w:type="dxa" w:w="80"/>
+              <w:left w:type="dxa" w:w="120"/>
+              <w:bottom w:type="dxa" w:w="80"/>
+              <w:right w:type="dxa" w:w="120"/>
+            </w:tcMar>
+          </w:tcPr>
+          <w:p>
+            <w:pPr>
+              <w:spacing w:before="0" w:after="0"/>
+            </w:pPr>
+            <w:r>
+              <w:rPr>
+                <w:rFonts w:ascii="BIZ UDPGothic" w:cs="BIZ UDPGothic" w:eastAsia="BIZ UDPGothic" w:hAnsi="BIZ UDPGothic"/>
+                <w:color w:val="404040"/>
+                <w:sz w:val="18"/>
+                <w:szCs w:val="18"/>
+              </w:rPr>
+              <w:t xml:space="preserve">月次</w:t>
+            </w:r>
+          </w:p>
+        </w:tc>
+        <w:tc>
+          <w:tcPr>
+            <w:tcW w:type="dxa" w:w="1902"/>
+            <w:tcBorders>
+              <w:top w:val="single" w:color="CCCCCC" w:sz="4"/>
+              <w:left w:val="single" w:color="CCCCCC" w:sz="4"/>
+              <w:bottom w:val="single" w:color="CCCCCC" w:sz="4"/>
+              <w:right w:val="single" w:color="CCCCCC" w:sz="4"/>
+            </w:tcBorders>
+            <w:shd w:fill="FFFFFF" w:val="clear"/>
+            <w:tcMar>
+              <w:top w:type="dxa" w:w="80"/>
+              <w:left w:type="dxa" w:w="120"/>
+              <w:bottom w:type="dxa" w:w="80"/>
+              <w:right w:type="dxa" w:w="120"/>
+            </w:tcMar>
+          </w:tcPr>
+          <w:p>
+            <w:pPr>
+              <w:spacing w:before="0" w:after="0"/>
+            </w:pPr>
+            <w:r>
+              <w:rPr>
+                <w:rFonts w:ascii="BIZ UDPGothic" w:cs="BIZ UDPGothic" w:eastAsia="BIZ UDPGothic" w:hAnsi="BIZ UDPGothic"/>
+                <w:color w:val="404040"/>
+                <w:sz w:val="18"/>
+                <w:szCs w:val="18"/>
+              </w:rPr>
+              <w:t xml:space="preserve">Luvina</w:t>
+            </w:r>
+          </w:p>
+        </w:tc>
+      </w:tr>
+      <w:tr>
+        <w:trPr>
+          <w:cantSplit/>
+        </w:trPr>
+        <w:tc>
+          <w:tcPr>
+            <w:tcW w:type="dxa" w:w="1901"/>
+            <w:tcBorders>
+              <w:top w:val="single" w:color="CCCCCC" w:sz="4"/>
+              <w:left w:val="single" w:color="CCCCCC" w:sz="4"/>
+              <w:bottom w:val="single" w:color="CCCCCC" w:sz="4"/>
+              <w:right w:val="single" w:color="CCCCCC" w:sz="4"/>
+            </w:tcBorders>
+            <w:shd w:fill="FFFFFF" w:val="clear"/>
+            <w:tcMar>
+              <w:top w:type="dxa" w:w="80"/>
+              <w:left w:type="dxa" w:w="120"/>
+              <w:bottom w:type="dxa" w:w="80"/>
+              <w:right w:type="dxa" w:w="120"/>
+            </w:tcMar>
+          </w:tcPr>
+          <w:p>
+            <w:pPr>
+              <w:spacing w:before="0" w:after="0"/>
+            </w:pPr>
+            <w:r>
+              <w:rPr>
+                <w:rFonts w:ascii="BIZ UDPGothic" w:cs="BIZ UDPGothic" w:eastAsia="BIZ UDPGothic" w:hAnsi="BIZ UDPGothic"/>
+                <w:color w:val="404040"/>
+                <w:sz w:val="18"/>
+                <w:szCs w:val="18"/>
+              </w:rPr>
+              <w:t xml:space="preserve">5</w:t>
+            </w:r>
+          </w:p>
+        </w:tc>
+        <w:tc>
+          <w:tcPr>
+            <w:tcW w:type="dxa" w:w="1901"/>
+            <w:tcBorders>
+              <w:top w:val="single" w:color="CCCCCC" w:sz="4"/>
+              <w:left w:val="single" w:color="CCCCCC" w:sz="4"/>
+              <w:bottom w:val="single" w:color="CCCCCC" w:sz="4"/>
+              <w:right w:val="single" w:color="CCCCCC" w:sz="4"/>
+            </w:tcBorders>
+            <w:shd w:fill="FFFFFF" w:val="clear"/>
+            <w:tcMar>
+              <w:top w:type="dxa" w:w="80"/>
+              <w:left w:type="dxa" w:w="120"/>
+              <w:bottom w:type="dxa" w:w="80"/>
+              <w:right w:type="dxa" w:w="120"/>
+            </w:tcMar>
+          </w:tcPr>
+          <w:p>
+            <w:pPr>
+              <w:spacing w:before="0" w:after="0"/>
+            </w:pPr>
+            <w:r>
+              <w:rPr>
+                <w:rFonts w:ascii="BIZ UDPGothic" w:cs="BIZ UDPGothic" w:eastAsia="BIZ UDPGothic" w:hAnsi="BIZ UDPGothic"/>
+                <w:color w:val="404040"/>
+                <w:sz w:val="18"/>
+                <w:szCs w:val="18"/>
+              </w:rPr>
+              <w:t xml:space="preserve">S3使用量</w:t>
+            </w:r>
+          </w:p>
+        </w:tc>
+        <w:tc>
+          <w:tcPr>
+            <w:tcW w:type="dxa" w:w="1901"/>
+            <w:tcBorders>
+              <w:top w:val="single" w:color="CCCCCC" w:sz="4"/>
+              <w:left w:val="single" w:color="CCCCCC" w:sz="4"/>
+              <w:bottom w:val="single" w:color="CCCCCC" w:sz="4"/>
+              <w:right w:val="single" w:color="CCCCCC" w:sz="4"/>
+            </w:tcBorders>
+            <w:shd w:fill="FFFFFF" w:val="clear"/>
+            <w:tcMar>
+              <w:top w:type="dxa" w:w="80"/>
+              <w:left w:type="dxa" w:w="120"/>
+              <w:bottom w:type="dxa" w:w="80"/>
+              <w:right w:type="dxa" w:w="120"/>
+            </w:tcMar>
+          </w:tcPr>
+          <w:p>
+            <w:pPr>
+              <w:spacing w:before="0" w:after="0"/>
+            </w:pPr>
+            <w:r>
+              <w:rPr>
+                <w:rFonts w:ascii="BIZ UDPGothic" w:cs="BIZ UDPGothic" w:eastAsia="BIZ UDPGothic" w:hAnsi="BIZ UDPGothic"/>
+                <w:color w:val="404040"/>
+                <w:sz w:val="18"/>
+                <w:szCs w:val="18"/>
+              </w:rPr>
+              <w:t xml:space="preserve">BucketSizeBytes / NumberOfObjects</w:t>
+            </w:r>
+          </w:p>
+        </w:tc>
+        <w:tc>
+          <w:tcPr>
+            <w:tcW w:type="dxa" w:w="1901"/>
+            <w:tcBorders>
+              <w:top w:val="single" w:color="CCCCCC" w:sz="4"/>
+              <w:left w:val="single" w:color="CCCCCC" w:sz="4"/>
+              <w:bottom w:val="single" w:color="CCCCCC" w:sz="4"/>
+              <w:right w:val="single" w:color="CCCCCC" w:sz="4"/>
+            </w:tcBorders>
+            <w:shd w:fill="FFFFFF" w:val="clear"/>
+            <w:tcMar>
+              <w:top w:type="dxa" w:w="80"/>
+              <w:left w:type="dxa" w:w="120"/>
+              <w:bottom w:type="dxa" w:w="80"/>
+              <w:right w:type="dxa" w:w="120"/>
+            </w:tcMar>
+          </w:tcPr>
+          <w:p>
+            <w:pPr>
+              <w:spacing w:before="0" w:after="0"/>
+            </w:pPr>
+            <w:r>
+              <w:rPr>
+                <w:rFonts w:ascii="BIZ UDPGothic" w:cs="BIZ UDPGothic" w:eastAsia="BIZ UDPGothic" w:hAnsi="BIZ UDPGothic"/>
+                <w:color w:val="404040"/>
+                <w:sz w:val="18"/>
+                <w:szCs w:val="18"/>
+              </w:rPr>
+              <w:t xml:space="preserve">月次</w:t>
+            </w:r>
+          </w:p>
+        </w:tc>
+        <w:tc>
+          <w:tcPr>
+            <w:tcW w:type="dxa" w:w="1902"/>
+            <w:tcBorders>
+              <w:top w:val="single" w:color="CCCCCC" w:sz="4"/>
+              <w:left w:val="single" w:color="CCCCCC" w:sz="4"/>
+              <w:bottom w:val="single" w:color="CCCCCC" w:sz="4"/>
+              <w:right w:val="single" w:color="CCCCCC" w:sz="4"/>
+            </w:tcBorders>
+            <w:shd w:fill="FFFFFF" w:val="clear"/>
+            <w:tcMar>
+              <w:top w:type="dxa" w:w="80"/>
+              <w:left w:type="dxa" w:w="120"/>
+              <w:bottom w:type="dxa" w:w="80"/>
+              <w:right w:type="dxa" w:w="120"/>
+            </w:tcMar>
+          </w:tcPr>
+          <w:p>
+            <w:pPr>
+              <w:spacing w:before="0" w:after="0"/>
+            </w:pPr>
+            <w:r>
+              <w:rPr>
+                <w:rFonts w:ascii="BIZ UDPGothic" w:cs="BIZ UDPGothic" w:eastAsia="BIZ UDPGothic" w:hAnsi="BIZ UDPGothic"/>
+                <w:color w:val="404040"/>
+                <w:sz w:val="18"/>
+                <w:szCs w:val="18"/>
+              </w:rPr>
+              <w:t xml:space="preserve">Luvina</w:t>
+            </w:r>
+          </w:p>
+        </w:tc>
+      </w:tr>
+      <w:tr>
+        <w:trPr>
+          <w:cantSplit/>
+        </w:trPr>
+        <w:tc>
+          <w:tcPr>
+            <w:tcW w:type="dxa" w:w="1901"/>
+            <w:tcBorders>
+              <w:top w:val="single" w:color="CCCCCC" w:sz="4"/>
+              <w:left w:val="single" w:color="CCCCCC" w:sz="4"/>
+              <w:bottom w:val="single" w:color="CCCCCC" w:sz="4"/>
+              <w:right w:val="single" w:color="CCCCCC" w:sz="4"/>
+            </w:tcBorders>
+            <w:shd w:fill="FFFFFF" w:val="clear"/>
+            <w:tcMar>
+              <w:top w:type="dxa" w:w="80"/>
+              <w:left w:type="dxa" w:w="120"/>
+              <w:bottom w:type="dxa" w:w="80"/>
+              <w:right w:type="dxa" w:w="120"/>
+            </w:tcMar>
+          </w:tcPr>
+          <w:p>
+            <w:pPr>
+              <w:spacing w:before="0" w:after="0"/>
+            </w:pPr>
+            <w:r>
+              <w:rPr>
+                <w:rFonts w:ascii="BIZ UDPGothic" w:cs="BIZ UDPGothic" w:eastAsia="BIZ UDPGothic" w:hAnsi="BIZ UDPGothic"/>
+                <w:color w:val="404040"/>
+                <w:sz w:val="18"/>
+                <w:szCs w:val="18"/>
+              </w:rPr>
+              <w:t xml:space="preserve">6</w:t>
+            </w:r>
+          </w:p>
+        </w:tc>
+        <w:tc>
+          <w:tcPr>
+            <w:tcW w:type="dxa" w:w="1901"/>
+            <w:tcBorders>
+              <w:top w:val="single" w:color="CCCCCC" w:sz="4"/>
+              <w:left w:val="single" w:color="CCCCCC" w:sz="4"/>
+              <w:bottom w:val="single" w:color="CCCCCC" w:sz="4"/>
+              <w:right w:val="single" w:color="CCCCCC" w:sz="4"/>
+            </w:tcBorders>
+            <w:shd w:fill="FFFFFF" w:val="clear"/>
+            <w:tcMar>
+              <w:top w:type="dxa" w:w="80"/>
+              <w:left w:type="dxa" w:w="120"/>
+              <w:bottom w:type="dxa" w:w="80"/>
+              <w:right w:type="dxa" w:w="120"/>
+            </w:tcMar>
+          </w:tcPr>
+          <w:p>
+            <w:pPr>
+              <w:spacing w:before="0" w:after="0"/>
+            </w:pPr>
+            <w:r>
+              <w:rPr>
+                <w:rFonts w:ascii="BIZ UDPGothic" w:cs="BIZ UDPGothic" w:eastAsia="BIZ UDPGothic" w:hAnsi="BIZ UDPGothic"/>
+                <w:color w:val="404040"/>
+                <w:sz w:val="18"/>
+                <w:szCs w:val="18"/>
+              </w:rPr>
+              <w:t xml:space="preserve">前月比分析</w:t>
+            </w:r>
+          </w:p>
+        </w:tc>
+        <w:tc>
+          <w:tcPr>
+            <w:tcW w:type="dxa" w:w="1901"/>
+            <w:tcBorders>
+              <w:top w:val="single" w:color="CCCCCC" w:sz="4"/>
+              <w:left w:val="single" w:color="CCCCCC" w:sz="4"/>
+              <w:bottom w:val="single" w:color="CCCCCC" w:sz="4"/>
+              <w:right w:val="single" w:color="CCCCCC" w:sz="4"/>
+            </w:tcBorders>
+            <w:shd w:fill="FFFFFF" w:val="clear"/>
+            <w:tcMar>
+              <w:top w:type="dxa" w:w="80"/>
+              <w:left w:type="dxa" w:w="120"/>
+              <w:bottom w:type="dxa" w:w="80"/>
+              <w:right w:type="dxa" w:w="120"/>
+            </w:tcMar>
+          </w:tcPr>
+          <w:p>
+            <w:pPr>
+              <w:spacing w:before="0" w:after="0"/>
+            </w:pPr>
+            <w:r>
+              <w:rPr>
+                <w:rFonts w:ascii="BIZ UDPGothic" w:cs="BIZ UDPGothic" w:eastAsia="BIZ UDPGothic" w:hAnsi="BIZ UDPGothic"/>
+                <w:color w:val="404040"/>
+                <w:sz w:val="18"/>
+                <w:szCs w:val="18"/>
+              </w:rPr>
+              <w:t xml:space="preserve">前月との差額・増減率を確認</w:t>
+            </w:r>
+          </w:p>
+        </w:tc>
+        <w:tc>
+          <w:tcPr>
+            <w:tcW w:type="dxa" w:w="1901"/>
+            <w:tcBorders>
+              <w:top w:val="single" w:color="CCCCCC" w:sz="4"/>
+              <w:left w:val="single" w:color="CCCCCC" w:sz="4"/>
+              <w:bottom w:val="single" w:color="CCCCCC" w:sz="4"/>
+              <w:right w:val="single" w:color="CCCCCC" w:sz="4"/>
+            </w:tcBorders>
+            <w:shd w:fill="FFFFFF" w:val="clear"/>
+            <w:tcMar>
+              <w:top w:type="dxa" w:w="80"/>
+              <w:left w:type="dxa" w:w="120"/>
+              <w:bottom w:type="dxa" w:w="80"/>
+              <w:right w:type="dxa" w:w="120"/>
+            </w:tcMar>
+          </w:tcPr>
+          <w:p>
+            <w:pPr>
+              <w:spacing w:before="0" w:after="0"/>
+            </w:pPr>
+            <w:r>
+              <w:rPr>
+                <w:rFonts w:ascii="BIZ UDPGothic" w:cs="BIZ UDPGothic" w:eastAsia="BIZ UDPGothic" w:hAnsi="BIZ UDPGothic"/>
+                <w:color w:val="404040"/>
+                <w:sz w:val="18"/>
+                <w:szCs w:val="18"/>
+              </w:rPr>
+              <w:t xml:space="preserve">月次</w:t>
+            </w:r>
+          </w:p>
+        </w:tc>
+        <w:tc>
+          <w:tcPr>
+            <w:tcW w:type="dxa" w:w="1902"/>
+            <w:tcBorders>
+              <w:top w:val="single" w:color="CCCCCC" w:sz="4"/>
+              <w:left w:val="single" w:color="CCCCCC" w:sz="4"/>
+              <w:bottom w:val="single" w:color="CCCCCC" w:sz="4"/>
+              <w:right w:val="single" w:color="CCCCCC" w:sz="4"/>
+            </w:tcBorders>
+            <w:shd w:fill="FFFFFF" w:val="clear"/>
+            <w:tcMar>
+              <w:top w:type="dxa" w:w="80"/>
+              <w:left w:type="dxa" w:w="120"/>
+              <w:bottom w:type="dxa" w:w="80"/>
+              <w:right w:type="dxa" w:w="120"/>
+            </w:tcMar>
+          </w:tcPr>
+          <w:p>
+            <w:pPr>
+              <w:spacing w:before="0" w:after="0"/>
+            </w:pPr>
+            <w:r>
+              <w:rPr>
+                <w:rFonts w:ascii="BIZ UDPGothic" w:cs="BIZ UDPGothic" w:eastAsia="BIZ UDPGothic" w:hAnsi="BIZ UDPGothic"/>
+                <w:color w:val="404040"/>
+                <w:sz w:val="18"/>
+                <w:szCs w:val="18"/>
+              </w:rPr>
+              <w:t xml:space="preserve">Luvina</w:t>
             </w:r>
           </w:p>
         </w:tc>
@@ -1743,7 +2533,10 @@
     </w:tbl>
     <w:p>
       <w:pPr>
-        <w:spacing w:before="100" w:after="100"/>
+        <w:pBdr>
+          <w:left w:val="thick" w:color="C8102E" w:sz="20" w:space="6"/>
+        </w:pBdr>
+        <w:spacing w:before="280" w:after="100"/>
       </w:pPr>
       <w:r>
         <w:rPr>
@@ -1751,15 +2544,32 @@
           <w:b/>
           <w:bCs/>
           <w:color w:val="C8102E"/>
-          <w:sz w:val="20"/>
-          <w:szCs w:val="20"/>
+          <w:sz w:val="24"/>
+          <w:szCs w:val="24"/>
         </w:rPr>
-        <w:t xml:space="preserve">■ 確認コマンド例</w:t>
+        <w:t xml:space="preserve">■ 実行手順</w:t>
+      </w:r>
+      <w:r>
+        <w:br/>
+      </w:r>
+      <w:r>
+        <w:rPr>
+          <w:rFonts w:ascii="BIZ UDPGothic" w:cs="BIZ UDPGothic" w:eastAsia="BIZ UDPGothic" w:hAnsi="BIZ UDPGothic"/>
+          <w:i/>
+          <w:iCs/>
+          <w:color w:val="AA3344"/>
+          <w:sz w:val="17"/>
+          <w:szCs w:val="17"/>
+        </w:rPr>
+        <w:t xml:space="preserve">　Quy trình thực hiện</w:t>
       </w:r>
     </w:p>
     <w:p>
       <w:pPr>
-        <w:spacing w:before="100" w:after="100"/>
+        <w:pBdr>
+          <w:left w:val="thick" w:color="C8102E" w:sz="20" w:space="6"/>
+        </w:pBdr>
+        <w:spacing w:before="280" w:after="100"/>
       </w:pPr>
       <w:r>
         <w:rPr>
@@ -1767,10 +2577,24 @@
           <w:b/>
           <w:bCs/>
           <w:color w:val="C8102E"/>
-          <w:sz w:val="20"/>
-          <w:szCs w:val="20"/>
+          <w:sz w:val="24"/>
+          <w:szCs w:val="24"/>
         </w:rPr>
-        <w:t xml:space="preserve">■ 結果保存・報告</w:t>
+        <w:t xml:space="preserve">■ 実行スクリプト / Script thực thi</w:t>
+      </w:r>
+      <w:r>
+        <w:br/>
+      </w:r>
+      <w:r>
+        <w:rPr>
+          <w:rFonts w:ascii="BIZ UDPGothic" w:cs="BIZ UDPGothic" w:eastAsia="BIZ UDPGothic" w:hAnsi="BIZ UDPGothic"/>
+          <w:i/>
+          <w:iCs/>
+          <w:color w:val="AA3344"/>
+          <w:sz w:val="17"/>
+          <w:szCs w:val="17"/>
+        </w:rPr>
+        <w:t xml:space="preserve">　</w:t>
       </w:r>
     </w:p>
     <w:p>
@@ -1784,21 +2608,7 @@
           <w:sz w:val="18"/>
           <w:szCs w:val="18"/>
         </w:rPr>
-        <w:t xml:space="preserve">実行結果は 40_AWS/06_コスト調査/YYYYMM_monthly_cost_report.md</w:t>
-      </w:r>
-    </w:p>
-    <w:p>
-      <w:pPr>
-        <w:spacing w:before="100" w:after="100"/>
-      </w:pPr>
-      <w:r>
-        <w:rPr>
-          <w:rFonts w:ascii="BIZ UDPGothic" w:cs="BIZ UDPGothic" w:eastAsia="BIZ UDPGothic" w:hAnsi="BIZ UDPGothic"/>
-          <w:color w:val="404040"/>
-          <w:sz w:val="18"/>
-          <w:szCs w:val="18"/>
-        </w:rPr>
-        <w:t xml:space="preserve">に保存する。異常値（前月比+20%以上の増加、または新規サービスの出現）が確認された場合は、プロジェクトリーダー（清原）に即時報告すること。</w:t>
+        <w:t xml:space="preserve">AWS CloudShell（PRD</w:t>
       </w:r>
       <w:r>
         <w:br/>
@@ -1812,7 +2622,7 @@
           <w:sz w:val="16"/>
           <w:szCs w:val="16"/>
         </w:rPr>
-        <w:t xml:space="preserve">/ Lưu kết quả vào 40_AWS/06_コスト調査/YYYYMM_monthly_cost_report.md.</w:t>
+        <w:t xml:space="preserve">/ STGアカウント）で以下のスクリプトを実行する。 / Chạy script sau trên AWS CloudShell (tài khoản PRD/STG).</w:t>
       </w:r>
     </w:p>
     <w:p>
@@ -1826,7 +2636,438 @@
           <w:sz w:val="18"/>
           <w:szCs w:val="18"/>
         </w:rPr>
-        <w:t xml:space="preserve">Nếu phát hiện bất thường (tăng \&gt;20% so với tháng trước hoặc xuất hiện</w:t>
+        <w:t xml:space="preserve">スクリプトパス: 40_AWS/06_コスト調査/monthly_cost_check.sh</w:t>
+      </w:r>
+    </w:p>
+    <w:p>
+      <w:pPr>
+        <w:pBdr>
+          <w:left w:val="thick" w:color="C8102E" w:sz="20" w:space="6"/>
+        </w:pBdr>
+        <w:spacing w:before="280" w:after="100"/>
+      </w:pPr>
+      <w:r>
+        <w:rPr>
+          <w:rFonts w:ascii="BIZ UDPGothic" w:cs="BIZ UDPGothic" w:eastAsia="BIZ UDPGothic" w:hAnsi="BIZ UDPGothic"/>
+          <w:b/>
+          <w:bCs/>
+          <w:color w:val="C8102E"/>
+          <w:sz w:val="24"/>
+          <w:szCs w:val="24"/>
+        </w:rPr>
+        <w:t xml:space="preserve">■ 確認コマンド例 / Ví dụ lệnh kiểm tra</w:t>
+      </w:r>
+      <w:r>
+        <w:br/>
+      </w:r>
+      <w:r>
+        <w:rPr>
+          <w:rFonts w:ascii="BIZ UDPGothic" w:cs="BIZ UDPGothic" w:eastAsia="BIZ UDPGothic" w:hAnsi="BIZ UDPGothic"/>
+          <w:i/>
+          <w:iCs/>
+          <w:color w:val="AA3344"/>
+          <w:sz w:val="17"/>
+          <w:szCs w:val="17"/>
+        </w:rPr>
+        <w:t xml:space="preserve">　</w:t>
+      </w:r>
+    </w:p>
+    <w:tbl>
+      <w:tblPr>
+        <w:tblW w:type="dxa" w:w="9506"/>
+        <w:tblBorders>
+          <w:top w:val="single" w:color="CCCCCC" w:sz="4"/>
+          <w:left w:val="single" w:color="CCCCCC" w:sz="4"/>
+          <w:bottom w:val="single" w:color="CCCCCC" w:sz="4"/>
+          <w:right w:val="single" w:color="CCCCCC" w:sz="4"/>
+          <w:insideH w:val="single" w:color="auto" w:sz="4"/>
+          <w:insideV w:val="single" w:color="auto" w:sz="4"/>
+        </w:tblBorders>
+      </w:tblPr>
+      <w:tblGrid>
+        <w:gridCol w:w="4753"/>
+        <w:gridCol w:w="4753"/>
+      </w:tblGrid>
+      <w:tr>
+        <w:trPr>
+          <w:cantSplit/>
+          <w:tblHeader/>
+        </w:trPr>
+        <w:tc>
+          <w:tcPr>
+            <w:tcW w:type="dxa" w:w="4753"/>
+            <w:tcBorders>
+              <w:top w:val="single" w:color="CCCCCC" w:sz="4"/>
+              <w:left w:val="single" w:color="CCCCCC" w:sz="4"/>
+              <w:bottom w:val="single" w:color="CCCCCC" w:sz="4"/>
+              <w:right w:val="single" w:color="CCCCCC" w:sz="4"/>
+            </w:tcBorders>
+            <w:shd w:fill="E8E8E8" w:val="clear"/>
+            <w:tcMar>
+              <w:top w:type="dxa" w:w="80"/>
+              <w:left w:type="dxa" w:w="120"/>
+              <w:bottom w:type="dxa" w:w="80"/>
+              <w:right w:type="dxa" w:w="120"/>
+            </w:tcMar>
+          </w:tcPr>
+          <w:p>
+            <w:pPr>
+              <w:spacing w:before="0" w:after="0"/>
+            </w:pPr>
+            <w:r>
+              <w:rPr>
+                <w:rFonts w:ascii="BIZ UDPGothic" w:cs="BIZ UDPGothic" w:eastAsia="BIZ UDPGothic" w:hAnsi="BIZ UDPGothic"/>
+                <w:color w:val="404040"/>
+                <w:sz w:val="18"/>
+                <w:szCs w:val="18"/>
+              </w:rPr>
+              <w:t xml:space="preserve">▼ 変更前 (Before)</w:t>
+            </w:r>
+          </w:p>
+        </w:tc>
+        <w:tc>
+          <w:tcPr>
+            <w:tcW w:type="dxa" w:w="4753"/>
+            <w:tcBorders>
+              <w:top w:val="single" w:color="CCCCCC" w:sz="4"/>
+              <w:left w:val="single" w:color="CCCCCC" w:sz="4"/>
+              <w:bottom w:val="single" w:color="CCCCCC" w:sz="4"/>
+              <w:right w:val="single" w:color="CCCCCC" w:sz="4"/>
+            </w:tcBorders>
+            <w:shd w:fill="E8E8E8" w:val="clear"/>
+            <w:tcMar>
+              <w:top w:type="dxa" w:w="80"/>
+              <w:left w:type="dxa" w:w="120"/>
+              <w:bottom w:type="dxa" w:w="80"/>
+              <w:right w:type="dxa" w:w="120"/>
+            </w:tcMar>
+          </w:tcPr>
+          <w:p>
+            <w:pPr>
+              <w:spacing w:before="0" w:after="0"/>
+            </w:pPr>
+            <w:r>
+              <w:rPr>
+                <w:rFonts w:ascii="BIZ UDPGothic" w:cs="BIZ UDPGothic" w:eastAsia="BIZ UDPGothic" w:hAnsi="BIZ UDPGothic"/>
+                <w:color w:val="404040"/>
+                <w:sz w:val="18"/>
+                <w:szCs w:val="18"/>
+              </w:rPr>
+              <w:t xml:space="preserve">▲ 変更後 (After)</w:t>
+            </w:r>
+          </w:p>
+        </w:tc>
+      </w:tr>
+      <w:tr>
+        <w:trPr>
+          <w:cantSplit/>
+        </w:trPr>
+        <w:tc>
+          <w:tcPr>
+            <w:tcW w:type="dxa" w:w="4753"/>
+            <w:tcBorders>
+              <w:top w:val="single" w:color="CCCCCC" w:sz="4"/>
+              <w:left w:val="single" w:color="CCCCCC" w:sz="4"/>
+              <w:bottom w:val="single" w:color="CCCCCC" w:sz="4"/>
+              <w:right w:val="single" w:color="CCCCCC" w:sz="4"/>
+            </w:tcBorders>
+            <w:shd w:fill="FFFFFF" w:val="clear"/>
+            <w:tcMar>
+              <w:top w:type="dxa" w:w="80"/>
+              <w:left w:type="dxa" w:w="120"/>
+              <w:bottom w:type="dxa" w:w="80"/>
+              <w:right w:type="dxa" w:w="120"/>
+            </w:tcMar>
+          </w:tcPr>
+          <w:p>
+            <w:pPr>
+              <w:spacing w:before="0" w:after="0"/>
+            </w:pPr>
+            <w:r>
+              <w:rPr>
+                <w:rFonts w:ascii="BIZ UDPGothic" w:cs="BIZ UDPGothic" w:eastAsia="BIZ UDPGothic" w:hAnsi="BIZ UDPGothic"/>
+                <w:color w:val="404040"/>
+                <w:sz w:val="18"/>
+                <w:szCs w:val="18"/>
+              </w:rPr>
+              <w:t xml:space="preserve">月間合計コスト</w:t>
+            </w:r>
+          </w:p>
+          <w:p>
+            <w:pPr>
+              <w:spacing w:before="0" w:after="0"/>
+            </w:pPr>
+            <w:r>
+              <w:rPr>
+                <w:rFonts w:ascii="BIZ UDPGothic" w:cs="BIZ UDPGothic" w:eastAsia="BIZ UDPGothic" w:hAnsi="BIZ UDPGothic"/>
+                <w:color w:val="404040"/>
+                <w:sz w:val="18"/>
+                <w:szCs w:val="18"/>
+              </w:rPr>
+              <w:t xml:space="preserve">Chi phí tổng cộng hàng tháng</w:t>
+            </w:r>
+          </w:p>
+        </w:tc>
+        <w:tc>
+          <w:tcPr>
+            <w:tcW w:type="dxa" w:w="4753"/>
+            <w:tcBorders>
+              <w:top w:val="single" w:color="CCCCCC" w:sz="4"/>
+              <w:left w:val="single" w:color="CCCCCC" w:sz="4"/>
+              <w:bottom w:val="single" w:color="CCCCCC" w:sz="4"/>
+              <w:right w:val="single" w:color="CCCCCC" w:sz="4"/>
+            </w:tcBorders>
+            <w:shd w:fill="FFFFFF" w:val="clear"/>
+            <w:tcMar>
+              <w:top w:type="dxa" w:w="80"/>
+              <w:left w:type="dxa" w:w="120"/>
+              <w:bottom w:type="dxa" w:w="80"/>
+              <w:right w:type="dxa" w:w="120"/>
+            </w:tcMar>
+          </w:tcPr>
+          <w:p>
+            <w:pPr>
+              <w:spacing w:before="0" w:after="0"/>
+            </w:pPr>
+            <w:r>
+              <w:rPr>
+                <w:rFonts w:ascii="Courier New" w:cs="Courier New" w:eastAsia="Courier New" w:hAnsi="Courier New"/>
+                <w:color w:val="404040"/>
+                <w:sz w:val="16"/>
+                <w:szCs w:val="16"/>
+              </w:rPr>
+              <w:t xml:space="preserve">aws ce get-cost-and-usage \</w:t>
+            </w:r>
+          </w:p>
+          <w:p>
+            <w:pPr>
+              <w:spacing w:before="0" w:after="0"/>
+            </w:pPr>
+            <w:r>
+              <w:rPr>
+                <w:rFonts w:ascii="Courier New" w:cs="Courier New" w:eastAsia="Courier New" w:hAnsi="Courier New"/>
+                <w:color w:val="404040"/>
+                <w:sz w:val="16"/>
+                <w:szCs w:val="16"/>
+              </w:rPr>
+              <w:t xml:space="preserve">--time-period Start=2026-03-01,End=2026-04-01 \</w:t>
+            </w:r>
+          </w:p>
+          <w:p>
+            <w:pPr>
+              <w:spacing w:before="0" w:after="0"/>
+            </w:pPr>
+            <w:r>
+              <w:rPr>
+                <w:rFonts w:ascii="Courier New" w:cs="Courier New" w:eastAsia="Courier New" w:hAnsi="Courier New"/>
+                <w:color w:val="404040"/>
+                <w:sz w:val="16"/>
+                <w:szCs w:val="16"/>
+              </w:rPr>
+              <w:t xml:space="preserve">--granularity MONTHLY \</w:t>
+            </w:r>
+          </w:p>
+          <w:p>
+            <w:pPr>
+              <w:spacing w:before="0" w:after="0"/>
+            </w:pPr>
+            <w:r>
+              <w:rPr>
+                <w:rFonts w:ascii="Courier New" w:cs="Courier New" w:eastAsia="Courier New" w:hAnsi="Courier New"/>
+                <w:color w:val="404040"/>
+                <w:sz w:val="16"/>
+                <w:szCs w:val="16"/>
+              </w:rPr>
+              <w:t xml:space="preserve">--metrics "UnblendedCost" \</w:t>
+            </w:r>
+          </w:p>
+          <w:p>
+            <w:pPr>
+              <w:spacing w:before="0" w:after="0"/>
+            </w:pPr>
+            <w:r>
+              <w:rPr>
+                <w:rFonts w:ascii="Courier New" w:cs="Courier New" w:eastAsia="Courier New" w:hAnsi="Courier New"/>
+                <w:color w:val="404040"/>
+                <w:sz w:val="16"/>
+                <w:szCs w:val="16"/>
+              </w:rPr>
+              <w:t xml:space="preserve">--query "ResultsByTime[0].Total.UnblendedCost"</w:t>
+            </w:r>
+          </w:p>
+        </w:tc>
+      </w:tr>
+      <w:tr>
+        <w:trPr>
+          <w:cantSplit/>
+        </w:trPr>
+        <w:tc>
+          <w:tcPr>
+            <w:tcW w:type="dxa" w:w="4753"/>
+            <w:tcBorders>
+              <w:top w:val="single" w:color="CCCCCC" w:sz="4"/>
+              <w:left w:val="single" w:color="CCCCCC" w:sz="4"/>
+              <w:bottom w:val="single" w:color="CCCCCC" w:sz="4"/>
+              <w:right w:val="single" w:color="CCCCCC" w:sz="4"/>
+            </w:tcBorders>
+            <w:shd w:fill="FFFFFF" w:val="clear"/>
+            <w:tcMar>
+              <w:top w:type="dxa" w:w="80"/>
+              <w:left w:type="dxa" w:w="120"/>
+              <w:bottom w:type="dxa" w:w="80"/>
+              <w:right w:type="dxa" w:w="120"/>
+            </w:tcMar>
+          </w:tcPr>
+          <w:p>
+            <w:pPr>
+              <w:spacing w:before="0" w:after="0"/>
+            </w:pPr>
+            <w:r>
+              <w:rPr>
+                <w:rFonts w:ascii="BIZ UDPGothic" w:cs="BIZ UDPGothic" w:eastAsia="BIZ UDPGothic" w:hAnsi="BIZ UDPGothic"/>
+                <w:color w:val="404040"/>
+                <w:sz w:val="18"/>
+                <w:szCs w:val="18"/>
+              </w:rPr>
+              <w:t xml:space="preserve">サービス別内訳</w:t>
+            </w:r>
+          </w:p>
+          <w:p>
+            <w:pPr>
+              <w:spacing w:before="0" w:after="0"/>
+            </w:pPr>
+            <w:r>
+              <w:rPr>
+                <w:rFonts w:ascii="BIZ UDPGothic" w:cs="BIZ UDPGothic" w:eastAsia="BIZ UDPGothic" w:hAnsi="BIZ UDPGothic"/>
+                <w:color w:val="404040"/>
+                <w:sz w:val="18"/>
+                <w:szCs w:val="18"/>
+              </w:rPr>
+              <w:t xml:space="preserve">Chi tiết theo service</w:t>
+            </w:r>
+          </w:p>
+        </w:tc>
+        <w:tc>
+          <w:tcPr>
+            <w:tcW w:type="dxa" w:w="4753"/>
+            <w:tcBorders>
+              <w:top w:val="single" w:color="CCCCCC" w:sz="4"/>
+              <w:left w:val="single" w:color="CCCCCC" w:sz="4"/>
+              <w:bottom w:val="single" w:color="CCCCCC" w:sz="4"/>
+              <w:right w:val="single" w:color="CCCCCC" w:sz="4"/>
+            </w:tcBorders>
+            <w:shd w:fill="FFFFFF" w:val="clear"/>
+            <w:tcMar>
+              <w:top w:type="dxa" w:w="80"/>
+              <w:left w:type="dxa" w:w="120"/>
+              <w:bottom w:type="dxa" w:w="80"/>
+              <w:right w:type="dxa" w:w="120"/>
+            </w:tcMar>
+          </w:tcPr>
+          <w:p>
+            <w:pPr>
+              <w:spacing w:before="0" w:after="0"/>
+            </w:pPr>
+            <w:r>
+              <w:rPr>
+                <w:rFonts w:ascii="Courier New" w:cs="Courier New" w:eastAsia="Courier New" w:hAnsi="Courier New"/>
+                <w:color w:val="404040"/>
+                <w:sz w:val="16"/>
+                <w:szCs w:val="16"/>
+              </w:rPr>
+              <w:t xml:space="preserve">aws ce get-cost-and-usage \</w:t>
+            </w:r>
+          </w:p>
+          <w:p>
+            <w:pPr>
+              <w:spacing w:before="0" w:after="0"/>
+            </w:pPr>
+            <w:r>
+              <w:rPr>
+                <w:rFonts w:ascii="Courier New" w:cs="Courier New" w:eastAsia="Courier New" w:hAnsi="Courier New"/>
+                <w:color w:val="404040"/>
+                <w:sz w:val="16"/>
+                <w:szCs w:val="16"/>
+              </w:rPr>
+              <w:t xml:space="preserve">--time-period Start=2026-03-01,End=2026-04-01 \</w:t>
+            </w:r>
+          </w:p>
+          <w:p>
+            <w:pPr>
+              <w:spacing w:before="0" w:after="0"/>
+            </w:pPr>
+            <w:r>
+              <w:rPr>
+                <w:rFonts w:ascii="Courier New" w:cs="Courier New" w:eastAsia="Courier New" w:hAnsi="Courier New"/>
+                <w:color w:val="404040"/>
+                <w:sz w:val="16"/>
+                <w:szCs w:val="16"/>
+              </w:rPr>
+              <w:t xml:space="preserve">--granularity MONTHLY \</w:t>
+            </w:r>
+          </w:p>
+          <w:p>
+            <w:pPr>
+              <w:spacing w:before="0" w:after="0"/>
+            </w:pPr>
+            <w:r>
+              <w:rPr>
+                <w:rFonts w:ascii="Courier New" w:cs="Courier New" w:eastAsia="Courier New" w:hAnsi="Courier New"/>
+                <w:color w:val="404040"/>
+                <w:sz w:val="16"/>
+                <w:szCs w:val="16"/>
+              </w:rPr>
+              <w:t xml:space="preserve">--metrics "UnblendedCost" \</w:t>
+            </w:r>
+          </w:p>
+          <w:p>
+            <w:pPr>
+              <w:spacing w:before="0" w:after="0"/>
+            </w:pPr>
+            <w:r>
+              <w:rPr>
+                <w:rFonts w:ascii="Courier New" w:cs="Courier New" w:eastAsia="Courier New" w:hAnsi="Courier New"/>
+                <w:color w:val="404040"/>
+                <w:sz w:val="16"/>
+                <w:szCs w:val="16"/>
+              </w:rPr>
+              <w:t xml:space="preserve">--group-by Type=DIMENSION,Key=SERVICE</w:t>
+            </w:r>
+          </w:p>
+        </w:tc>
+      </w:tr>
+    </w:tbl>
+    <w:p>
+      <w:pPr>
+        <w:pBdr>
+          <w:left w:val="thick" w:color="C8102E" w:sz="20" w:space="6"/>
+        </w:pBdr>
+        <w:spacing w:before="280" w:after="100"/>
+      </w:pPr>
+      <w:r>
+        <w:rPr>
+          <w:rFonts w:ascii="BIZ UDPGothic" w:cs="BIZ UDPGothic" w:eastAsia="BIZ UDPGothic" w:hAnsi="BIZ UDPGothic"/>
+          <w:b/>
+          <w:bCs/>
+          <w:color w:val="C8102E"/>
+          <w:sz w:val="24"/>
+          <w:szCs w:val="24"/>
+        </w:rPr>
+        <w:t xml:space="preserve">■ 結果保存・報告</w:t>
+      </w:r>
+      <w:r>
+        <w:br/>
+      </w:r>
+      <w:r>
+        <w:rPr>
+          <w:rFonts w:ascii="BIZ UDPGothic" w:cs="BIZ UDPGothic" w:eastAsia="BIZ UDPGothic" w:hAnsi="BIZ UDPGothic"/>
+          <w:i/>
+          <w:iCs/>
+          <w:color w:val="AA3344"/>
+          <w:sz w:val="17"/>
+          <w:szCs w:val="17"/>
+        </w:rPr>
+        <w:t xml:space="preserve">　Lưu kết quả / Báo cáo</w:t>
       </w:r>
     </w:p>
     <w:p>
@@ -1840,9 +3081,442 @@
           <w:sz w:val="18"/>
           <w:szCs w:val="18"/>
         </w:rPr>
-        <w:t xml:space="preserve">service mới), báo cáo ngay cho project leader (Kiyohara).*</w:t>
+        <w:t xml:space="preserve">実行結果は 40_AWS</w:t>
+      </w:r>
+      <w:r>
+        <w:br/>
+      </w:r>
+      <w:r>
+        <w:rPr>
+          <w:rFonts w:ascii="BIZ UDPGothic" w:cs="BIZ UDPGothic" w:eastAsia="BIZ UDPGothic" w:hAnsi="BIZ UDPGothic"/>
+          <w:i/>
+          <w:iCs/>
+          <w:color w:val="777777"/>
+          <w:sz w:val="16"/>
+          <w:szCs w:val="16"/>
+        </w:rPr>
+        <w:t xml:space="preserve">/ 06_コスト調査/YYYYMM_monthly_cost_report.md に保存する。異常値（前月比+20%以上の増加、または新規サービスの出現）が確認された場合は、プロジェクトリーダー（清原）に即時報告すること。 / Lưu kết quả vào 40_AWS/06_コスト調査/YYYYMM_monthly_cost_report.md. Nếu phát hiện bất thường (tăng &gt;20% so với tháng trước hoặc xuất hiện service mới), báo cáo ngay cho project leader (Kiyohara).</w:t>
       </w:r>
     </w:p>
+    <w:p>
+      <w:pPr>
+        <w:spacing w:before="100" w:after="100"/>
+      </w:pPr>
+      <w:r>
+        <w:rPr>
+          <w:rFonts w:ascii="BIZ UDPGothic" w:cs="BIZ UDPGothic" w:eastAsia="BIZ UDPGothic" w:hAnsi="BIZ UDPGothic"/>
+          <w:color w:val="404040"/>
+          <w:sz w:val="18"/>
+          <w:szCs w:val="18"/>
+        </w:rPr>
+        <w:t xml:space="preserve"/>
+      </w:r>
+    </w:p>
+    <w:tbl>
+      <w:tblPr>
+        <w:tblW w:type="dxa" w:w="9506"/>
+        <w:tblBorders>
+          <w:top w:val="single" w:color="CCCCCC" w:sz="4"/>
+          <w:left w:val="single" w:color="CCCCCC" w:sz="4"/>
+          <w:bottom w:val="single" w:color="CCCCCC" w:sz="4"/>
+          <w:right w:val="single" w:color="CCCCCC" w:sz="4"/>
+          <w:insideH w:val="single" w:color="auto" w:sz="4"/>
+          <w:insideV w:val="single" w:color="auto" w:sz="4"/>
+        </w:tblBorders>
+      </w:tblPr>
+      <w:tblGrid>
+        <w:gridCol w:w="2400"/>
+        <w:gridCol w:w="7106"/>
+      </w:tblGrid>
+      <w:tr>
+        <w:trPr>
+          <w:cantSplit/>
+        </w:trPr>
+        <w:tc>
+          <w:tcPr>
+            <w:tcW w:type="dxa" w:w="2400"/>
+            <w:tcBorders>
+              <w:top w:val="single" w:color="CCCCCC" w:sz="4"/>
+              <w:left w:val="single" w:color="CCCCCC" w:sz="4"/>
+              <w:bottom w:val="single" w:color="CCCCCC" w:sz="4"/>
+              <w:right w:val="single" w:color="CCCCCC" w:sz="4"/>
+            </w:tcBorders>
+            <w:shd w:fill="E8E8E8" w:val="clear"/>
+            <w:tcMar>
+              <w:top w:type="dxa" w:w="80"/>
+              <w:left w:type="dxa" w:w="120"/>
+              <w:bottom w:type="dxa" w:w="80"/>
+              <w:right w:type="dxa" w:w="120"/>
+            </w:tcMar>
+            <w:vAlign w:val="center"/>
+          </w:tcPr>
+          <w:p>
+            <w:pPr>
+              <w:jc w:val="left"/>
+            </w:pPr>
+            <w:r>
+              <w:rPr>
+                <w:rFonts w:ascii="BIZ UDPGothic" w:cs="BIZ UDPGothic" w:eastAsia="BIZ UDPGothic" w:hAnsi="BIZ UDPGothic"/>
+                <w:b/>
+                <w:bCs/>
+                <w:color w:val="000000"/>
+                <w:sz w:val="18"/>
+                <w:szCs w:val="18"/>
+              </w:rPr>
+              <w:t xml:space="preserve">テスト実施日</w:t>
+            </w:r>
+            <w:r>
+              <w:rPr>
+                <w:rFonts w:ascii="BIZ UDPGothic" w:cs="BIZ UDPGothic" w:eastAsia="BIZ UDPGothic" w:hAnsi="BIZ UDPGothic"/>
+                <w:i/>
+                <w:iCs/>
+                <w:color w:val="888888"/>
+                <w:sz w:val="16"/>
+                <w:szCs w:val="16"/>
+              </w:rPr>
+              <w:t xml:space="preserve"> / </w:t>
+            </w:r>
+            <w:r>
+              <w:rPr>
+                <w:rFonts w:ascii="BIZ UDPGothic" w:cs="BIZ UDPGothic" w:eastAsia="BIZ UDPGothic" w:hAnsi="BIZ UDPGothic"/>
+                <w:i/>
+                <w:iCs/>
+                <w:color w:val="888888"/>
+                <w:sz w:val="16"/>
+                <w:szCs w:val="16"/>
+              </w:rPr>
+              <w:t xml:space="preserve">Ngày kiểm thử</w:t>
+            </w:r>
+          </w:p>
+        </w:tc>
+        <w:tc>
+          <w:tcPr>
+            <w:tcW w:type="dxa" w:w="7106"/>
+            <w:tcBorders>
+              <w:top w:val="single" w:color="CCCCCC" w:sz="4"/>
+              <w:left w:val="single" w:color="CCCCCC" w:sz="4"/>
+              <w:bottom w:val="single" w:color="CCCCCC" w:sz="4"/>
+              <w:right w:val="single" w:color="CCCCCC" w:sz="4"/>
+            </w:tcBorders>
+            <w:shd w:fill="FFFFFF" w:val="clear"/>
+            <w:tcMar>
+              <w:top w:type="dxa" w:w="80"/>
+              <w:left w:type="dxa" w:w="120"/>
+              <w:bottom w:type="dxa" w:w="80"/>
+              <w:right w:type="dxa" w:w="120"/>
+            </w:tcMar>
+            <w:vAlign w:val="center"/>
+          </w:tcPr>
+          <w:p>
+            <w:pPr>
+              <w:jc w:val="left"/>
+            </w:pPr>
+            <w:r>
+              <w:rPr>
+                <w:rFonts w:ascii="BIZ UDPGothic" w:cs="BIZ UDPGothic" w:eastAsia="BIZ UDPGothic" w:hAnsi="BIZ UDPGothic"/>
+                <w:b w:val="false"/>
+                <w:bCs w:val="false"/>
+                <w:color w:val="404040"/>
+                <w:sz w:val="18"/>
+                <w:szCs w:val="18"/>
+              </w:rPr>
+              <w:t xml:space="preserve"/>
+            </w:r>
+          </w:p>
+        </w:tc>
+      </w:tr>
+      <w:tr>
+        <w:trPr>
+          <w:cantSplit/>
+        </w:trPr>
+        <w:tc>
+          <w:tcPr>
+            <w:tcW w:type="dxa" w:w="2400"/>
+            <w:tcBorders>
+              <w:top w:val="single" w:color="CCCCCC" w:sz="4"/>
+              <w:left w:val="single" w:color="CCCCCC" w:sz="4"/>
+              <w:bottom w:val="single" w:color="CCCCCC" w:sz="4"/>
+              <w:right w:val="single" w:color="CCCCCC" w:sz="4"/>
+            </w:tcBorders>
+            <w:shd w:fill="E8E8E8" w:val="clear"/>
+            <w:tcMar>
+              <w:top w:type="dxa" w:w="80"/>
+              <w:left w:type="dxa" w:w="120"/>
+              <w:bottom w:type="dxa" w:w="80"/>
+              <w:right w:type="dxa" w:w="120"/>
+            </w:tcMar>
+            <w:vAlign w:val="center"/>
+          </w:tcPr>
+          <w:p>
+            <w:pPr>
+              <w:jc w:val="left"/>
+            </w:pPr>
+            <w:r>
+              <w:rPr>
+                <w:rFonts w:ascii="BIZ UDPGothic" w:cs="BIZ UDPGothic" w:eastAsia="BIZ UDPGothic" w:hAnsi="BIZ UDPGothic"/>
+                <w:b/>
+                <w:bCs/>
+                <w:color w:val="000000"/>
+                <w:sz w:val="18"/>
+                <w:szCs w:val="18"/>
+              </w:rPr>
+              <w:t xml:space="preserve">実施者</w:t>
+            </w:r>
+            <w:r>
+              <w:rPr>
+                <w:rFonts w:ascii="BIZ UDPGothic" w:cs="BIZ UDPGothic" w:eastAsia="BIZ UDPGothic" w:hAnsi="BIZ UDPGothic"/>
+                <w:i/>
+                <w:iCs/>
+                <w:color w:val="888888"/>
+                <w:sz w:val="16"/>
+                <w:szCs w:val="16"/>
+              </w:rPr>
+              <w:t xml:space="preserve"> / </w:t>
+            </w:r>
+            <w:r>
+              <w:rPr>
+                <w:rFonts w:ascii="BIZ UDPGothic" w:cs="BIZ UDPGothic" w:eastAsia="BIZ UDPGothic" w:hAnsi="BIZ UDPGothic"/>
+                <w:i/>
+                <w:iCs/>
+                <w:color w:val="888888"/>
+                <w:sz w:val="16"/>
+                <w:szCs w:val="16"/>
+              </w:rPr>
+              <w:t xml:space="preserve">Người thực hiện</w:t>
+            </w:r>
+          </w:p>
+        </w:tc>
+        <w:tc>
+          <w:tcPr>
+            <w:tcW w:type="dxa" w:w="7106"/>
+            <w:tcBorders>
+              <w:top w:val="single" w:color="CCCCCC" w:sz="4"/>
+              <w:left w:val="single" w:color="CCCCCC" w:sz="4"/>
+              <w:bottom w:val="single" w:color="CCCCCC" w:sz="4"/>
+              <w:right w:val="single" w:color="CCCCCC" w:sz="4"/>
+            </w:tcBorders>
+            <w:shd w:fill="FFFFFF" w:val="clear"/>
+            <w:tcMar>
+              <w:top w:type="dxa" w:w="80"/>
+              <w:left w:type="dxa" w:w="120"/>
+              <w:bottom w:type="dxa" w:w="80"/>
+              <w:right w:type="dxa" w:w="120"/>
+            </w:tcMar>
+            <w:vAlign w:val="center"/>
+          </w:tcPr>
+          <w:p>
+            <w:pPr>
+              <w:jc w:val="left"/>
+            </w:pPr>
+            <w:r>
+              <w:rPr>
+                <w:rFonts w:ascii="BIZ UDPGothic" w:cs="BIZ UDPGothic" w:eastAsia="BIZ UDPGothic" w:hAnsi="BIZ UDPGothic"/>
+                <w:b w:val="false"/>
+                <w:bCs w:val="false"/>
+                <w:color w:val="404040"/>
+                <w:sz w:val="18"/>
+                <w:szCs w:val="18"/>
+              </w:rPr>
+              <w:t xml:space="preserve"/>
+            </w:r>
+          </w:p>
+        </w:tc>
+      </w:tr>
+      <w:tr>
+        <w:trPr>
+          <w:cantSplit/>
+        </w:trPr>
+        <w:tc>
+          <w:tcPr>
+            <w:tcW w:type="dxa" w:w="2400"/>
+            <w:tcBorders>
+              <w:top w:val="single" w:color="CCCCCC" w:sz="4"/>
+              <w:left w:val="single" w:color="CCCCCC" w:sz="4"/>
+              <w:bottom w:val="single" w:color="CCCCCC" w:sz="4"/>
+              <w:right w:val="single" w:color="CCCCCC" w:sz="4"/>
+            </w:tcBorders>
+            <w:shd w:fill="E8E8E8" w:val="clear"/>
+            <w:tcMar>
+              <w:top w:type="dxa" w:w="80"/>
+              <w:left w:type="dxa" w:w="120"/>
+              <w:bottom w:type="dxa" w:w="80"/>
+              <w:right w:type="dxa" w:w="120"/>
+            </w:tcMar>
+            <w:vAlign w:val="center"/>
+          </w:tcPr>
+          <w:p>
+            <w:pPr>
+              <w:jc w:val="left"/>
+            </w:pPr>
+            <w:r>
+              <w:rPr>
+                <w:rFonts w:ascii="BIZ UDPGothic" w:cs="BIZ UDPGothic" w:eastAsia="BIZ UDPGothic" w:hAnsi="BIZ UDPGothic"/>
+                <w:b/>
+                <w:bCs/>
+                <w:color w:val="000000"/>
+                <w:sz w:val="18"/>
+                <w:szCs w:val="18"/>
+              </w:rPr>
+              <w:t xml:space="preserve">承認日</w:t>
+            </w:r>
+            <w:r>
+              <w:rPr>
+                <w:rFonts w:ascii="BIZ UDPGothic" w:cs="BIZ UDPGothic" w:eastAsia="BIZ UDPGothic" w:hAnsi="BIZ UDPGothic"/>
+                <w:i/>
+                <w:iCs/>
+                <w:color w:val="888888"/>
+                <w:sz w:val="16"/>
+                <w:szCs w:val="16"/>
+              </w:rPr>
+              <w:t xml:space="preserve"> / </w:t>
+            </w:r>
+            <w:r>
+              <w:rPr>
+                <w:rFonts w:ascii="BIZ UDPGothic" w:cs="BIZ UDPGothic" w:eastAsia="BIZ UDPGothic" w:hAnsi="BIZ UDPGothic"/>
+                <w:i/>
+                <w:iCs/>
+                <w:color w:val="888888"/>
+                <w:sz w:val="16"/>
+                <w:szCs w:val="16"/>
+              </w:rPr>
+              <w:t xml:space="preserve">Ngày duyệt</w:t>
+            </w:r>
+          </w:p>
+        </w:tc>
+        <w:tc>
+          <w:tcPr>
+            <w:tcW w:type="dxa" w:w="7106"/>
+            <w:tcBorders>
+              <w:top w:val="single" w:color="CCCCCC" w:sz="4"/>
+              <w:left w:val="single" w:color="CCCCCC" w:sz="4"/>
+              <w:bottom w:val="single" w:color="CCCCCC" w:sz="4"/>
+              <w:right w:val="single" w:color="CCCCCC" w:sz="4"/>
+            </w:tcBorders>
+            <w:shd w:fill="FFFFFF" w:val="clear"/>
+            <w:tcMar>
+              <w:top w:type="dxa" w:w="80"/>
+              <w:left w:type="dxa" w:w="120"/>
+              <w:bottom w:type="dxa" w:w="80"/>
+              <w:right w:type="dxa" w:w="120"/>
+            </w:tcMar>
+            <w:vAlign w:val="center"/>
+          </w:tcPr>
+          <w:p>
+            <w:pPr>
+              <w:jc w:val="left"/>
+            </w:pPr>
+            <w:r>
+              <w:rPr>
+                <w:rFonts w:ascii="BIZ UDPGothic" w:cs="BIZ UDPGothic" w:eastAsia="BIZ UDPGothic" w:hAnsi="BIZ UDPGothic"/>
+                <w:b w:val="false"/>
+                <w:bCs w:val="false"/>
+                <w:color w:val="404040"/>
+                <w:sz w:val="18"/>
+                <w:szCs w:val="18"/>
+              </w:rPr>
+              <w:t xml:space="preserve"/>
+            </w:r>
+          </w:p>
+        </w:tc>
+      </w:tr>
+      <w:tr>
+        <w:trPr>
+          <w:cantSplit/>
+        </w:trPr>
+        <w:tc>
+          <w:tcPr>
+            <w:tcW w:type="dxa" w:w="2400"/>
+            <w:tcBorders>
+              <w:top w:val="single" w:color="CCCCCC" w:sz="4"/>
+              <w:left w:val="single" w:color="CCCCCC" w:sz="4"/>
+              <w:bottom w:val="single" w:color="CCCCCC" w:sz="4"/>
+              <w:right w:val="single" w:color="CCCCCC" w:sz="4"/>
+            </w:tcBorders>
+            <w:shd w:fill="E8E8E8" w:val="clear"/>
+            <w:tcMar>
+              <w:top w:type="dxa" w:w="80"/>
+              <w:left w:type="dxa" w:w="120"/>
+              <w:bottom w:type="dxa" w:w="80"/>
+              <w:right w:type="dxa" w:w="120"/>
+            </w:tcMar>
+            <w:vAlign w:val="center"/>
+          </w:tcPr>
+          <w:p>
+            <w:pPr>
+              <w:jc w:val="left"/>
+            </w:pPr>
+            <w:r>
+              <w:rPr>
+                <w:rFonts w:ascii="BIZ UDPGothic" w:cs="BIZ UDPGothic" w:eastAsia="BIZ UDPGothic" w:hAnsi="BIZ UDPGothic"/>
+                <w:b/>
+                <w:bCs/>
+                <w:color w:val="000000"/>
+                <w:sz w:val="18"/>
+                <w:szCs w:val="18"/>
+              </w:rPr>
+              <w:t xml:space="preserve">承認者</w:t>
+            </w:r>
+            <w:r>
+              <w:rPr>
+                <w:rFonts w:ascii="BIZ UDPGothic" w:cs="BIZ UDPGothic" w:eastAsia="BIZ UDPGothic" w:hAnsi="BIZ UDPGothic"/>
+                <w:i/>
+                <w:iCs/>
+                <w:color w:val="888888"/>
+                <w:sz w:val="16"/>
+                <w:szCs w:val="16"/>
+              </w:rPr>
+              <w:t xml:space="preserve"> / </w:t>
+            </w:r>
+            <w:r>
+              <w:rPr>
+                <w:rFonts w:ascii="BIZ UDPGothic" w:cs="BIZ UDPGothic" w:eastAsia="BIZ UDPGothic" w:hAnsi="BIZ UDPGothic"/>
+                <w:i/>
+                <w:iCs/>
+                <w:color w:val="888888"/>
+                <w:sz w:val="16"/>
+                <w:szCs w:val="16"/>
+              </w:rPr>
+              <w:t xml:space="preserve">Người duyệt</w:t>
+            </w:r>
+          </w:p>
+        </w:tc>
+        <w:tc>
+          <w:tcPr>
+            <w:tcW w:type="dxa" w:w="7106"/>
+            <w:tcBorders>
+              <w:top w:val="single" w:color="CCCCCC" w:sz="4"/>
+              <w:left w:val="single" w:color="CCCCCC" w:sz="4"/>
+              <w:bottom w:val="single" w:color="CCCCCC" w:sz="4"/>
+              <w:right w:val="single" w:color="CCCCCC" w:sz="4"/>
+            </w:tcBorders>
+            <w:shd w:fill="FFFFFF" w:val="clear"/>
+            <w:tcMar>
+              <w:top w:type="dxa" w:w="80"/>
+              <w:left w:type="dxa" w:w="120"/>
+              <w:bottom w:type="dxa" w:w="80"/>
+              <w:right w:type="dxa" w:w="120"/>
+            </w:tcMar>
+            <w:vAlign w:val="center"/>
+          </w:tcPr>
+          <w:p>
+            <w:pPr>
+              <w:jc w:val="left"/>
+            </w:pPr>
+            <w:r>
+              <w:rPr>
+                <w:rFonts w:ascii="BIZ UDPGothic" w:cs="BIZ UDPGothic" w:eastAsia="BIZ UDPGothic" w:hAnsi="BIZ UDPGothic"/>
+                <w:b w:val="false"/>
+                <w:bCs w:val="false"/>
+                <w:color w:val="404040"/>
+                <w:sz w:val="18"/>
+                <w:szCs w:val="18"/>
+              </w:rPr>
+              <w:t xml:space="preserve"/>
+            </w:r>
+          </w:p>
+        </w:tc>
+      </w:tr>
+    </w:tbl>
     <w:p>
       <w:pPr>
         <w:pBdr>

--- a/40_AWS/05_改修資料/KSM_AWS_MOD_023_運用手順書_月次コスト確認_ja_vi.docx
+++ b/40_AWS/05_改修資料/KSM_AWS_MOD_023_運用手順書_月次コスト確認_ja_vi.docx
@@ -3098,6 +3098,1268 @@
         <w:t xml:space="preserve">/ 06_コスト調査/YYYYMM_monthly_cost_report.md に保存する。異常値（前月比+20%以上の増加、または新規サービスの出現）が確認された場合は、プロジェクトリーダー（清原）に即時報告すること。 / Lưu kết quả vào 40_AWS/06_コスト調査/YYYYMM_monthly_cost_report.md. Nếu phát hiện bất thường (tăng &gt;20% so với tháng trước hoặc xuất hiện service mới), báo cáo ngay cho project leader (Kiyohara).</w:t>
       </w:r>
     </w:p>
+    <w:p>
+      <w:pPr>
+        <w:pBdr>
+          <w:left w:val="thick" w:color="C8102E" w:sz="20" w:space="6"/>
+        </w:pBdr>
+        <w:spacing w:before="280" w:after="100"/>
+      </w:pPr>
+      <w:r>
+        <w:rPr>
+          <w:rFonts w:ascii="BIZ UDPGothic" w:cs="BIZ UDPGothic" w:eastAsia="BIZ UDPGothic" w:hAnsi="BIZ UDPGothic"/>
+          <w:b/>
+          <w:bCs/>
+          <w:color w:val="C8102E"/>
+          <w:sz w:val="24"/>
+          <w:szCs w:val="24"/>
+        </w:rPr>
+        <w:t xml:space="preserve">■ デプロイ時確認・注意事項</w:t>
+      </w:r>
+      <w:r>
+        <w:br/>
+      </w:r>
+      <w:r>
+        <w:rPr>
+          <w:rFonts w:ascii="BIZ UDPGothic" w:cs="BIZ UDPGothic" w:eastAsia="BIZ UDPGothic" w:hAnsi="BIZ UDPGothic"/>
+          <w:i/>
+          <w:iCs/>
+          <w:color w:val="AA3344"/>
+          <w:sz w:val="17"/>
+          <w:szCs w:val="17"/>
+        </w:rPr>
+        <w:t xml:space="preserve">　Lưu Ý &amp; Xác Nhận Khi Triển Khai</w:t>
+      </w:r>
+    </w:p>
+    <w:p>
+      <w:pPr>
+        <w:spacing w:before="100" w:after="100"/>
+      </w:pPr>
+      <w:r>
+        <w:rPr>
+          <w:rFonts w:ascii="BIZ UDPGothic" w:cs="BIZ UDPGothic" w:eastAsia="BIZ UDPGothic" w:hAnsi="BIZ UDPGothic"/>
+          <w:color w:val="404040"/>
+          <w:sz w:val="18"/>
+          <w:szCs w:val="18"/>
+        </w:rPr>
+        <w:t xml:space="preserve">本改修のデプロイにあたり、以下の8項目を事前・事後に確認すること。</w:t>
+      </w:r>
+      <w:r>
+        <w:br/>
+      </w:r>
+      <w:r>
+        <w:rPr>
+          <w:rFonts w:ascii="BIZ UDPGothic" w:cs="BIZ UDPGothic" w:eastAsia="BIZ UDPGothic" w:hAnsi="BIZ UDPGothic"/>
+          <w:i/>
+          <w:iCs/>
+          <w:color w:val="777777"/>
+          <w:sz w:val="16"/>
+          <w:szCs w:val="16"/>
+        </w:rPr>
+        <w:t xml:space="preserve">/ Khi triển khai sửa đổi này, cần xác nhận 8 hạng mục dưới đây trước và sau khi deploy.</w:t>
+      </w:r>
+    </w:p>
+    <w:tbl>
+      <w:tblPr>
+        <w:tblW w:type="dxa" w:w="9506"/>
+        <w:tblBorders>
+          <w:top w:val="single" w:color="CCCCCC" w:sz="4"/>
+          <w:left w:val="single" w:color="CCCCCC" w:sz="4"/>
+          <w:bottom w:val="single" w:color="CCCCCC" w:sz="4"/>
+          <w:right w:val="single" w:color="CCCCCC" w:sz="4"/>
+          <w:insideH w:val="single" w:color="auto" w:sz="4"/>
+          <w:insideV w:val="single" w:color="auto" w:sz="4"/>
+        </w:tblBorders>
+      </w:tblPr>
+      <w:tblGrid>
+        <w:gridCol w:w="400"/>
+        <w:gridCol w:w="2200"/>
+        <w:gridCol w:w="6906"/>
+      </w:tblGrid>
+      <w:tr>
+        <w:trPr>
+          <w:cantSplit/>
+          <w:tblHeader/>
+        </w:trPr>
+        <w:tc>
+          <w:tcPr>
+            <w:tcW w:type="dxa" w:w="400"/>
+            <w:tcBorders>
+              <w:top w:val="single" w:color="CCCCCC" w:sz="4"/>
+              <w:left w:val="single" w:color="CCCCCC" w:sz="4"/>
+              <w:bottom w:val="single" w:color="CCCCCC" w:sz="4"/>
+              <w:right w:val="single" w:color="CCCCCC" w:sz="4"/>
+            </w:tcBorders>
+            <w:shd w:fill="E8E8E8" w:val="clear"/>
+            <w:tcMar>
+              <w:top w:type="dxa" w:w="80"/>
+              <w:left w:type="dxa" w:w="120"/>
+              <w:bottom w:type="dxa" w:w="80"/>
+              <w:right w:type="dxa" w:w="120"/>
+            </w:tcMar>
+            <w:vAlign w:val="center"/>
+          </w:tcPr>
+          <w:p>
+            <w:pPr>
+              <w:jc w:val="center"/>
+            </w:pPr>
+            <w:r>
+              <w:rPr>
+                <w:rFonts w:ascii="BIZ UDPGothic" w:cs="BIZ UDPGothic" w:eastAsia="BIZ UDPGothic" w:hAnsi="BIZ UDPGothic"/>
+                <w:b/>
+                <w:bCs/>
+                <w:color w:val="000000"/>
+                <w:sz w:val="18"/>
+                <w:szCs w:val="18"/>
+              </w:rPr>
+              <w:t xml:space="preserve">No.</w:t>
+            </w:r>
+          </w:p>
+        </w:tc>
+        <w:tc>
+          <w:tcPr>
+            <w:tcW w:type="dxa" w:w="2200"/>
+            <w:tcBorders>
+              <w:top w:val="single" w:color="CCCCCC" w:sz="4"/>
+              <w:left w:val="single" w:color="CCCCCC" w:sz="4"/>
+              <w:bottom w:val="single" w:color="CCCCCC" w:sz="4"/>
+              <w:right w:val="single" w:color="CCCCCC" w:sz="4"/>
+            </w:tcBorders>
+            <w:shd w:fill="E8E8E8" w:val="clear"/>
+            <w:tcMar>
+              <w:top w:type="dxa" w:w="80"/>
+              <w:left w:type="dxa" w:w="120"/>
+              <w:bottom w:type="dxa" w:w="80"/>
+              <w:right w:type="dxa" w:w="120"/>
+            </w:tcMar>
+            <w:vAlign w:val="center"/>
+          </w:tcPr>
+          <w:p>
+            <w:pPr>
+              <w:jc w:val="left"/>
+            </w:pPr>
+            <w:r>
+              <w:rPr>
+                <w:rFonts w:ascii="BIZ UDPGothic" w:cs="BIZ UDPGothic" w:eastAsia="BIZ UDPGothic" w:hAnsi="BIZ UDPGothic"/>
+                <w:b/>
+                <w:bCs/>
+                <w:color w:val="000000"/>
+                <w:sz w:val="18"/>
+                <w:szCs w:val="18"/>
+              </w:rPr>
+              <w:t xml:space="preserve">項目</w:t>
+            </w:r>
+            <w:r>
+              <w:rPr>
+                <w:rFonts w:ascii="BIZ UDPGothic" w:cs="BIZ UDPGothic" w:eastAsia="BIZ UDPGothic" w:hAnsi="BIZ UDPGothic"/>
+                <w:i/>
+                <w:iCs/>
+                <w:color w:val="888888"/>
+                <w:sz w:val="16"/>
+                <w:szCs w:val="16"/>
+              </w:rPr>
+              <w:t xml:space="preserve"> / </w:t>
+            </w:r>
+            <w:r>
+              <w:rPr>
+                <w:rFonts w:ascii="BIZ UDPGothic" w:cs="BIZ UDPGothic" w:eastAsia="BIZ UDPGothic" w:hAnsi="BIZ UDPGothic"/>
+                <w:i/>
+                <w:iCs/>
+                <w:color w:val="888888"/>
+                <w:sz w:val="16"/>
+                <w:szCs w:val="16"/>
+              </w:rPr>
+              <w:t xml:space="preserve">Hạng mục</w:t>
+            </w:r>
+          </w:p>
+        </w:tc>
+        <w:tc>
+          <w:tcPr>
+            <w:tcW w:type="dxa" w:w="6906"/>
+            <w:tcBorders>
+              <w:top w:val="single" w:color="CCCCCC" w:sz="4"/>
+              <w:left w:val="single" w:color="CCCCCC" w:sz="4"/>
+              <w:bottom w:val="single" w:color="CCCCCC" w:sz="4"/>
+              <w:right w:val="single" w:color="CCCCCC" w:sz="4"/>
+            </w:tcBorders>
+            <w:shd w:fill="E8E8E8" w:val="clear"/>
+            <w:tcMar>
+              <w:top w:type="dxa" w:w="80"/>
+              <w:left w:type="dxa" w:w="120"/>
+              <w:bottom w:type="dxa" w:w="80"/>
+              <w:right w:type="dxa" w:w="120"/>
+            </w:tcMar>
+            <w:vAlign w:val="center"/>
+          </w:tcPr>
+          <w:p>
+            <w:pPr>
+              <w:jc w:val="left"/>
+            </w:pPr>
+            <w:r>
+              <w:rPr>
+                <w:rFonts w:ascii="BIZ UDPGothic" w:cs="BIZ UDPGothic" w:eastAsia="BIZ UDPGothic" w:hAnsi="BIZ UDPGothic"/>
+                <w:b/>
+                <w:bCs/>
+                <w:color w:val="000000"/>
+                <w:sz w:val="18"/>
+                <w:szCs w:val="18"/>
+              </w:rPr>
+              <w:t xml:space="preserve">確認・注意事項</w:t>
+            </w:r>
+            <w:r>
+              <w:rPr>
+                <w:rFonts w:ascii="BIZ UDPGothic" w:cs="BIZ UDPGothic" w:eastAsia="BIZ UDPGothic" w:hAnsi="BIZ UDPGothic"/>
+                <w:i/>
+                <w:iCs/>
+                <w:color w:val="888888"/>
+                <w:sz w:val="16"/>
+                <w:szCs w:val="16"/>
+              </w:rPr>
+              <w:t xml:space="preserve"> / </w:t>
+            </w:r>
+            <w:r>
+              <w:rPr>
+                <w:rFonts w:ascii="BIZ UDPGothic" w:cs="BIZ UDPGothic" w:eastAsia="BIZ UDPGothic" w:hAnsi="BIZ UDPGothic"/>
+                <w:i/>
+                <w:iCs/>
+                <w:color w:val="888888"/>
+                <w:sz w:val="16"/>
+                <w:szCs w:val="16"/>
+              </w:rPr>
+              <w:t xml:space="preserve">Xác nhận &amp; Lưu ý</w:t>
+            </w:r>
+          </w:p>
+        </w:tc>
+      </w:tr>
+      <w:tr>
+        <w:trPr>
+          <w:cantSplit/>
+        </w:trPr>
+        <w:tc>
+          <w:tcPr>
+            <w:tcW w:type="dxa" w:w="400"/>
+            <w:tcBorders>
+              <w:top w:val="single" w:color="CCCCCC" w:sz="4"/>
+              <w:left w:val="single" w:color="CCCCCC" w:sz="4"/>
+              <w:bottom w:val="single" w:color="CCCCCC" w:sz="4"/>
+              <w:right w:val="single" w:color="CCCCCC" w:sz="4"/>
+            </w:tcBorders>
+            <w:shd w:fill="FFFFFF" w:val="clear"/>
+            <w:tcMar>
+              <w:top w:type="dxa" w:w="80"/>
+              <w:left w:type="dxa" w:w="120"/>
+              <w:bottom w:type="dxa" w:w="80"/>
+              <w:right w:type="dxa" w:w="120"/>
+            </w:tcMar>
+            <w:vAlign w:val="center"/>
+          </w:tcPr>
+          <w:p>
+            <w:pPr>
+              <w:jc w:val="center"/>
+            </w:pPr>
+            <w:r>
+              <w:rPr>
+                <w:rFonts w:ascii="BIZ UDPGothic" w:cs="BIZ UDPGothic" w:eastAsia="BIZ UDPGothic" w:hAnsi="BIZ UDPGothic"/>
+                <w:b w:val="false"/>
+                <w:bCs w:val="false"/>
+                <w:color w:val="404040"/>
+                <w:sz w:val="18"/>
+                <w:szCs w:val="18"/>
+              </w:rPr>
+              <w:t xml:space="preserve">1</w:t>
+            </w:r>
+          </w:p>
+        </w:tc>
+        <w:tc>
+          <w:tcPr>
+            <w:tcW w:type="dxa" w:w="2200"/>
+            <w:tcBorders>
+              <w:top w:val="single" w:color="CCCCCC" w:sz="4"/>
+              <w:left w:val="single" w:color="CCCCCC" w:sz="4"/>
+              <w:bottom w:val="single" w:color="CCCCCC" w:sz="4"/>
+              <w:right w:val="single" w:color="CCCCCC" w:sz="4"/>
+            </w:tcBorders>
+            <w:shd w:fill="FFFFFF" w:val="clear"/>
+            <w:tcMar>
+              <w:top w:type="dxa" w:w="80"/>
+              <w:left w:type="dxa" w:w="120"/>
+              <w:bottom w:type="dxa" w:w="80"/>
+              <w:right w:type="dxa" w:w="120"/>
+            </w:tcMar>
+          </w:tcPr>
+          <w:p>
+            <w:pPr>
+              <w:spacing w:before="0" w:after="0"/>
+            </w:pPr>
+            <w:r>
+              <w:rPr>
+                <w:rFonts w:ascii="BIZ UDPGothic" w:cs="BIZ UDPGothic" w:eastAsia="BIZ UDPGothic" w:hAnsi="BIZ UDPGothic"/>
+                <w:color w:val="404040"/>
+                <w:sz w:val="18"/>
+                <w:szCs w:val="18"/>
+              </w:rPr>
+              <w:t xml:space="preserve">[事前] ロールバック計画</w:t>
+            </w:r>
+          </w:p>
+          <w:p>
+            <w:pPr>
+              <w:spacing w:before="0" w:after="0"/>
+            </w:pPr>
+            <w:r>
+              <w:rPr>
+                <w:rFonts w:ascii="BIZ UDPGothic" w:cs="BIZ UDPGothic" w:eastAsia="BIZ UDPGothic" w:hAnsi="BIZ UDPGothic"/>
+                <w:color w:val="404040"/>
+                <w:sz w:val="18"/>
+                <w:szCs w:val="18"/>
+              </w:rPr>
+              <w:t xml:space="preserve">/ Kế hoạch rollback</w:t>
+            </w:r>
+          </w:p>
+        </w:tc>
+        <w:tc>
+          <w:tcPr>
+            <w:tcW w:type="dxa" w:w="6906"/>
+            <w:tcBorders>
+              <w:top w:val="single" w:color="CCCCCC" w:sz="4"/>
+              <w:left w:val="single" w:color="CCCCCC" w:sz="4"/>
+              <w:bottom w:val="single" w:color="CCCCCC" w:sz="4"/>
+              <w:right w:val="single" w:color="CCCCCC" w:sz="4"/>
+            </w:tcBorders>
+            <w:shd w:fill="FFFFFF" w:val="clear"/>
+            <w:tcMar>
+              <w:top w:type="dxa" w:w="80"/>
+              <w:left w:type="dxa" w:w="120"/>
+              <w:bottom w:type="dxa" w:w="80"/>
+              <w:right w:type="dxa" w:w="120"/>
+            </w:tcMar>
+          </w:tcPr>
+          <w:p>
+            <w:pPr>
+              <w:spacing w:before="0" w:after="0"/>
+            </w:pPr>
+            <w:r>
+              <w:rPr>
+                <w:rFonts w:ascii="BIZ UDPGothic" w:cs="BIZ UDPGothic" w:eastAsia="BIZ UDPGothic" w:hAnsi="BIZ UDPGothic"/>
+                <w:color w:val="404040"/>
+                <w:sz w:val="18"/>
+                <w:szCs w:val="18"/>
+              </w:rPr>
+              <w:t xml:space="preserve">本書は運用手順書のため、ロールバック対象なし</w:t>
+            </w:r>
+          </w:p>
+        </w:tc>
+      </w:tr>
+      <w:tr>
+        <w:trPr>
+          <w:cantSplit/>
+        </w:trPr>
+        <w:tc>
+          <w:tcPr>
+            <w:tcW w:type="dxa" w:w="400"/>
+            <w:tcBorders>
+              <w:top w:val="single" w:color="CCCCCC" w:sz="4"/>
+              <w:left w:val="single" w:color="CCCCCC" w:sz="4"/>
+              <w:bottom w:val="single" w:color="CCCCCC" w:sz="4"/>
+              <w:right w:val="single" w:color="CCCCCC" w:sz="4"/>
+            </w:tcBorders>
+            <w:shd w:fill="FFFFFF" w:val="clear"/>
+            <w:tcMar>
+              <w:top w:type="dxa" w:w="80"/>
+              <w:left w:type="dxa" w:w="120"/>
+              <w:bottom w:type="dxa" w:w="80"/>
+              <w:right w:type="dxa" w:w="120"/>
+            </w:tcMar>
+            <w:vAlign w:val="center"/>
+          </w:tcPr>
+          <w:p>
+            <w:pPr>
+              <w:jc w:val="center"/>
+            </w:pPr>
+            <w:r>
+              <w:rPr>
+                <w:rFonts w:ascii="BIZ UDPGothic" w:cs="BIZ UDPGothic" w:eastAsia="BIZ UDPGothic" w:hAnsi="BIZ UDPGothic"/>
+                <w:b w:val="false"/>
+                <w:bCs w:val="false"/>
+                <w:color w:val="404040"/>
+                <w:sz w:val="18"/>
+                <w:szCs w:val="18"/>
+              </w:rPr>
+              <w:t xml:space="preserve">2</w:t>
+            </w:r>
+          </w:p>
+        </w:tc>
+        <w:tc>
+          <w:tcPr>
+            <w:tcW w:type="dxa" w:w="2200"/>
+            <w:tcBorders>
+              <w:top w:val="single" w:color="CCCCCC" w:sz="4"/>
+              <w:left w:val="single" w:color="CCCCCC" w:sz="4"/>
+              <w:bottom w:val="single" w:color="CCCCCC" w:sz="4"/>
+              <w:right w:val="single" w:color="CCCCCC" w:sz="4"/>
+            </w:tcBorders>
+            <w:shd w:fill="FFFFFF" w:val="clear"/>
+            <w:tcMar>
+              <w:top w:type="dxa" w:w="80"/>
+              <w:left w:type="dxa" w:w="120"/>
+              <w:bottom w:type="dxa" w:w="80"/>
+              <w:right w:type="dxa" w:w="120"/>
+            </w:tcMar>
+          </w:tcPr>
+          <w:p>
+            <w:pPr>
+              <w:spacing w:before="0" w:after="0"/>
+            </w:pPr>
+            <w:r>
+              <w:rPr>
+                <w:rFonts w:ascii="BIZ UDPGothic" w:cs="BIZ UDPGothic" w:eastAsia="BIZ UDPGothic" w:hAnsi="BIZ UDPGothic"/>
+                <w:color w:val="404040"/>
+                <w:sz w:val="18"/>
+                <w:szCs w:val="18"/>
+              </w:rPr>
+              <w:t xml:space="preserve">[事前] データバックアップ</w:t>
+            </w:r>
+          </w:p>
+          <w:p>
+            <w:pPr>
+              <w:spacing w:before="0" w:after="0"/>
+            </w:pPr>
+            <w:r>
+              <w:rPr>
+                <w:rFonts w:ascii="BIZ UDPGothic" w:cs="BIZ UDPGothic" w:eastAsia="BIZ UDPGothic" w:hAnsi="BIZ UDPGothic"/>
+                <w:color w:val="404040"/>
+                <w:sz w:val="18"/>
+                <w:szCs w:val="18"/>
+              </w:rPr>
+              <w:t xml:space="preserve">/ Sao lưu dữ liệu</w:t>
+            </w:r>
+          </w:p>
+        </w:tc>
+        <w:tc>
+          <w:tcPr>
+            <w:tcW w:type="dxa" w:w="6906"/>
+            <w:tcBorders>
+              <w:top w:val="single" w:color="CCCCCC" w:sz="4"/>
+              <w:left w:val="single" w:color="CCCCCC" w:sz="4"/>
+              <w:bottom w:val="single" w:color="CCCCCC" w:sz="4"/>
+              <w:right w:val="single" w:color="CCCCCC" w:sz="4"/>
+            </w:tcBorders>
+            <w:shd w:fill="FFFFFF" w:val="clear"/>
+            <w:tcMar>
+              <w:top w:type="dxa" w:w="80"/>
+              <w:left w:type="dxa" w:w="120"/>
+              <w:bottom w:type="dxa" w:w="80"/>
+              <w:right w:type="dxa" w:w="120"/>
+            </w:tcMar>
+          </w:tcPr>
+          <w:p>
+            <w:pPr>
+              <w:spacing w:before="0" w:after="0"/>
+            </w:pPr>
+            <w:r>
+              <w:rPr>
+                <w:rFonts w:ascii="BIZ UDPGothic" w:cs="BIZ UDPGothic" w:eastAsia="BIZ UDPGothic" w:hAnsi="BIZ UDPGothic"/>
+                <w:color w:val="404040"/>
+                <w:sz w:val="18"/>
+                <w:szCs w:val="18"/>
+              </w:rPr>
+              <w:t xml:space="preserve">不要（運用手順書）</w:t>
+            </w:r>
+          </w:p>
+        </w:tc>
+      </w:tr>
+      <w:tr>
+        <w:trPr>
+          <w:cantSplit/>
+        </w:trPr>
+        <w:tc>
+          <w:tcPr>
+            <w:tcW w:type="dxa" w:w="400"/>
+            <w:tcBorders>
+              <w:top w:val="single" w:color="CCCCCC" w:sz="4"/>
+              <w:left w:val="single" w:color="CCCCCC" w:sz="4"/>
+              <w:bottom w:val="single" w:color="CCCCCC" w:sz="4"/>
+              <w:right w:val="single" w:color="CCCCCC" w:sz="4"/>
+            </w:tcBorders>
+            <w:shd w:fill="FFFFFF" w:val="clear"/>
+            <w:tcMar>
+              <w:top w:type="dxa" w:w="80"/>
+              <w:left w:type="dxa" w:w="120"/>
+              <w:bottom w:type="dxa" w:w="80"/>
+              <w:right w:type="dxa" w:w="120"/>
+            </w:tcMar>
+            <w:vAlign w:val="center"/>
+          </w:tcPr>
+          <w:p>
+            <w:pPr>
+              <w:jc w:val="center"/>
+            </w:pPr>
+            <w:r>
+              <w:rPr>
+                <w:rFonts w:ascii="BIZ UDPGothic" w:cs="BIZ UDPGothic" w:eastAsia="BIZ UDPGothic" w:hAnsi="BIZ UDPGothic"/>
+                <w:b w:val="false"/>
+                <w:bCs w:val="false"/>
+                <w:color w:val="404040"/>
+                <w:sz w:val="18"/>
+                <w:szCs w:val="18"/>
+              </w:rPr>
+              <w:t xml:space="preserve">3</w:t>
+            </w:r>
+          </w:p>
+        </w:tc>
+        <w:tc>
+          <w:tcPr>
+            <w:tcW w:type="dxa" w:w="2200"/>
+            <w:tcBorders>
+              <w:top w:val="single" w:color="CCCCCC" w:sz="4"/>
+              <w:left w:val="single" w:color="CCCCCC" w:sz="4"/>
+              <w:bottom w:val="single" w:color="CCCCCC" w:sz="4"/>
+              <w:right w:val="single" w:color="CCCCCC" w:sz="4"/>
+            </w:tcBorders>
+            <w:shd w:fill="FFFFFF" w:val="clear"/>
+            <w:tcMar>
+              <w:top w:type="dxa" w:w="80"/>
+              <w:left w:type="dxa" w:w="120"/>
+              <w:bottom w:type="dxa" w:w="80"/>
+              <w:right w:type="dxa" w:w="120"/>
+            </w:tcMar>
+          </w:tcPr>
+          <w:p>
+            <w:pPr>
+              <w:spacing w:before="0" w:after="0"/>
+            </w:pPr>
+            <w:r>
+              <w:rPr>
+                <w:rFonts w:ascii="BIZ UDPGothic" w:cs="BIZ UDPGothic" w:eastAsia="BIZ UDPGothic" w:hAnsi="BIZ UDPGothic"/>
+                <w:color w:val="404040"/>
+                <w:sz w:val="18"/>
+                <w:szCs w:val="18"/>
+              </w:rPr>
+              <w:t xml:space="preserve">[事前] AWS事前作業確認</w:t>
+            </w:r>
+          </w:p>
+          <w:p>
+            <w:pPr>
+              <w:spacing w:before="0" w:after="0"/>
+            </w:pPr>
+            <w:r>
+              <w:rPr>
+                <w:rFonts w:ascii="BIZ UDPGothic" w:cs="BIZ UDPGothic" w:eastAsia="BIZ UDPGothic" w:hAnsi="BIZ UDPGothic"/>
+                <w:color w:val="404040"/>
+                <w:sz w:val="18"/>
+                <w:szCs w:val="18"/>
+              </w:rPr>
+              <w:t xml:space="preserve">/ Xác nhận công việc AWS</w:t>
+            </w:r>
+          </w:p>
+        </w:tc>
+        <w:tc>
+          <w:tcPr>
+            <w:tcW w:type="dxa" w:w="6906"/>
+            <w:tcBorders>
+              <w:top w:val="single" w:color="CCCCCC" w:sz="4"/>
+              <w:left w:val="single" w:color="CCCCCC" w:sz="4"/>
+              <w:bottom w:val="single" w:color="CCCCCC" w:sz="4"/>
+              <w:right w:val="single" w:color="CCCCCC" w:sz="4"/>
+            </w:tcBorders>
+            <w:shd w:fill="FFFFFF" w:val="clear"/>
+            <w:tcMar>
+              <w:top w:type="dxa" w:w="80"/>
+              <w:left w:type="dxa" w:w="120"/>
+              <w:bottom w:type="dxa" w:w="80"/>
+              <w:right w:type="dxa" w:w="120"/>
+            </w:tcMar>
+          </w:tcPr>
+          <w:p>
+            <w:pPr>
+              <w:spacing w:before="0" w:after="0"/>
+            </w:pPr>
+            <w:r>
+              <w:rPr>
+                <w:rFonts w:ascii="BIZ UDPGothic" w:cs="BIZ UDPGothic" w:eastAsia="BIZ UDPGothic" w:hAnsi="BIZ UDPGothic"/>
+                <w:color w:val="404040"/>
+                <w:sz w:val="18"/>
+                <w:szCs w:val="18"/>
+              </w:rPr>
+              <w:t xml:space="preserve">PRDアカウント（332802448674）コスト管理権限確認</w:t>
+            </w:r>
+          </w:p>
+          <w:p>
+            <w:pPr>
+              <w:spacing w:before="0" w:after="0"/>
+            </w:pPr>
+            <w:r>
+              <w:rPr>
+                <w:rFonts w:ascii="BIZ UDPGothic" w:cs="BIZ UDPGothic" w:eastAsia="BIZ UDPGothic" w:hAnsi="BIZ UDPGothic"/>
+                <w:color w:val="404040"/>
+                <w:sz w:val="18"/>
+                <w:szCs w:val="18"/>
+              </w:rPr>
+              <w:t xml:space="preserve">STGアカウント（750735758916）コスト管理権限確認</w:t>
+            </w:r>
+          </w:p>
+          <w:p>
+            <w:pPr>
+              <w:spacing w:before="0" w:after="0"/>
+            </w:pPr>
+            <w:r>
+              <w:rPr>
+                <w:rFonts w:ascii="BIZ UDPGothic" w:cs="BIZ UDPGothic" w:eastAsia="BIZ UDPGothic" w:hAnsi="BIZ UDPGothic"/>
+                <w:color w:val="404040"/>
+                <w:sz w:val="18"/>
+                <w:szCs w:val="18"/>
+              </w:rPr>
+              <w:t xml:space="preserve">AWS Cost Explorerアクセス確認</w:t>
+            </w:r>
+          </w:p>
+        </w:tc>
+      </w:tr>
+      <w:tr>
+        <w:trPr>
+          <w:cantSplit/>
+        </w:trPr>
+        <w:tc>
+          <w:tcPr>
+            <w:tcW w:type="dxa" w:w="400"/>
+            <w:tcBorders>
+              <w:top w:val="single" w:color="CCCCCC" w:sz="4"/>
+              <w:left w:val="single" w:color="CCCCCC" w:sz="4"/>
+              <w:bottom w:val="single" w:color="CCCCCC" w:sz="4"/>
+              <w:right w:val="single" w:color="CCCCCC" w:sz="4"/>
+            </w:tcBorders>
+            <w:shd w:fill="FFFFFF" w:val="clear"/>
+            <w:tcMar>
+              <w:top w:type="dxa" w:w="80"/>
+              <w:left w:type="dxa" w:w="120"/>
+              <w:bottom w:type="dxa" w:w="80"/>
+              <w:right w:type="dxa" w:w="120"/>
+            </w:tcMar>
+            <w:vAlign w:val="center"/>
+          </w:tcPr>
+          <w:p>
+            <w:pPr>
+              <w:jc w:val="center"/>
+            </w:pPr>
+            <w:r>
+              <w:rPr>
+                <w:rFonts w:ascii="BIZ UDPGothic" w:cs="BIZ UDPGothic" w:eastAsia="BIZ UDPGothic" w:hAnsi="BIZ UDPGothic"/>
+                <w:b w:val="false"/>
+                <w:bCs w:val="false"/>
+                <w:color w:val="404040"/>
+                <w:sz w:val="18"/>
+                <w:szCs w:val="18"/>
+              </w:rPr>
+              <w:t xml:space="preserve">4</w:t>
+            </w:r>
+          </w:p>
+        </w:tc>
+        <w:tc>
+          <w:tcPr>
+            <w:tcW w:type="dxa" w:w="2200"/>
+            <w:tcBorders>
+              <w:top w:val="single" w:color="CCCCCC" w:sz="4"/>
+              <w:left w:val="single" w:color="CCCCCC" w:sz="4"/>
+              <w:bottom w:val="single" w:color="CCCCCC" w:sz="4"/>
+              <w:right w:val="single" w:color="CCCCCC" w:sz="4"/>
+            </w:tcBorders>
+            <w:shd w:fill="FFFFFF" w:val="clear"/>
+            <w:tcMar>
+              <w:top w:type="dxa" w:w="80"/>
+              <w:left w:type="dxa" w:w="120"/>
+              <w:bottom w:type="dxa" w:w="80"/>
+              <w:right w:type="dxa" w:w="120"/>
+            </w:tcMar>
+          </w:tcPr>
+          <w:p>
+            <w:pPr>
+              <w:spacing w:before="0" w:after="0"/>
+            </w:pPr>
+            <w:r>
+              <w:rPr>
+                <w:rFonts w:ascii="BIZ UDPGothic" w:cs="BIZ UDPGothic" w:eastAsia="BIZ UDPGothic" w:hAnsi="BIZ UDPGothic"/>
+                <w:color w:val="404040"/>
+                <w:sz w:val="18"/>
+                <w:szCs w:val="18"/>
+              </w:rPr>
+              <w:t xml:space="preserve">[事前] デプロイタイムライン</w:t>
+            </w:r>
+          </w:p>
+          <w:p>
+            <w:pPr>
+              <w:spacing w:before="0" w:after="0"/>
+            </w:pPr>
+            <w:r>
+              <w:rPr>
+                <w:rFonts w:ascii="BIZ UDPGothic" w:cs="BIZ UDPGothic" w:eastAsia="BIZ UDPGothic" w:hAnsi="BIZ UDPGothic"/>
+                <w:color w:val="404040"/>
+                <w:sz w:val="18"/>
+                <w:szCs w:val="18"/>
+              </w:rPr>
+              <w:t xml:space="preserve">/ Timeline triển khai</w:t>
+            </w:r>
+          </w:p>
+        </w:tc>
+        <w:tc>
+          <w:tcPr>
+            <w:tcW w:type="dxa" w:w="6906"/>
+            <w:tcBorders>
+              <w:top w:val="single" w:color="CCCCCC" w:sz="4"/>
+              <w:left w:val="single" w:color="CCCCCC" w:sz="4"/>
+              <w:bottom w:val="single" w:color="CCCCCC" w:sz="4"/>
+              <w:right w:val="single" w:color="CCCCCC" w:sz="4"/>
+            </w:tcBorders>
+            <w:shd w:fill="FFFFFF" w:val="clear"/>
+            <w:tcMar>
+              <w:top w:type="dxa" w:w="80"/>
+              <w:left w:type="dxa" w:w="120"/>
+              <w:bottom w:type="dxa" w:w="80"/>
+              <w:right w:type="dxa" w:w="120"/>
+            </w:tcMar>
+          </w:tcPr>
+          <w:p>
+            <w:pPr>
+              <w:spacing w:before="0" w:after="0"/>
+            </w:pPr>
+            <w:r>
+              <w:rPr>
+                <w:rFonts w:ascii="BIZ UDPGothic" w:cs="BIZ UDPGothic" w:eastAsia="BIZ UDPGothic" w:hAnsi="BIZ UDPGothic"/>
+                <w:color w:val="404040"/>
+                <w:sz w:val="18"/>
+                <w:szCs w:val="18"/>
+              </w:rPr>
+              <w:t xml:space="preserve">月次実施: 毎月第1営業日</w:t>
+            </w:r>
+          </w:p>
+          <w:p>
+            <w:pPr>
+              <w:spacing w:before="0" w:after="0"/>
+            </w:pPr>
+            <w:r>
+              <w:rPr>
+                <w:rFonts w:ascii="BIZ UDPGothic" w:cs="BIZ UDPGothic" w:eastAsia="BIZ UDPGothic" w:hAnsi="BIZ UDPGothic"/>
+                <w:color w:val="404040"/>
+                <w:sz w:val="18"/>
+                <w:szCs w:val="18"/>
+              </w:rPr>
+              <w:t xml:space="preserve">所要時間: 約30分</w:t>
+            </w:r>
+          </w:p>
+        </w:tc>
+      </w:tr>
+      <w:tr>
+        <w:trPr>
+          <w:cantSplit/>
+        </w:trPr>
+        <w:tc>
+          <w:tcPr>
+            <w:tcW w:type="dxa" w:w="400"/>
+            <w:tcBorders>
+              <w:top w:val="single" w:color="CCCCCC" w:sz="4"/>
+              <w:left w:val="single" w:color="CCCCCC" w:sz="4"/>
+              <w:bottom w:val="single" w:color="CCCCCC" w:sz="4"/>
+              <w:right w:val="single" w:color="CCCCCC" w:sz="4"/>
+            </w:tcBorders>
+            <w:shd w:fill="FFFFFF" w:val="clear"/>
+            <w:tcMar>
+              <w:top w:type="dxa" w:w="80"/>
+              <w:left w:type="dxa" w:w="120"/>
+              <w:bottom w:type="dxa" w:w="80"/>
+              <w:right w:type="dxa" w:w="120"/>
+            </w:tcMar>
+            <w:vAlign w:val="center"/>
+          </w:tcPr>
+          <w:p>
+            <w:pPr>
+              <w:jc w:val="center"/>
+            </w:pPr>
+            <w:r>
+              <w:rPr>
+                <w:rFonts w:ascii="BIZ UDPGothic" w:cs="BIZ UDPGothic" w:eastAsia="BIZ UDPGothic" w:hAnsi="BIZ UDPGothic"/>
+                <w:b w:val="false"/>
+                <w:bCs w:val="false"/>
+                <w:color w:val="404040"/>
+                <w:sz w:val="18"/>
+                <w:szCs w:val="18"/>
+              </w:rPr>
+              <w:t xml:space="preserve">5</w:t>
+            </w:r>
+          </w:p>
+        </w:tc>
+        <w:tc>
+          <w:tcPr>
+            <w:tcW w:type="dxa" w:w="2200"/>
+            <w:tcBorders>
+              <w:top w:val="single" w:color="CCCCCC" w:sz="4"/>
+              <w:left w:val="single" w:color="CCCCCC" w:sz="4"/>
+              <w:bottom w:val="single" w:color="CCCCCC" w:sz="4"/>
+              <w:right w:val="single" w:color="CCCCCC" w:sz="4"/>
+            </w:tcBorders>
+            <w:shd w:fill="FFFFFF" w:val="clear"/>
+            <w:tcMar>
+              <w:top w:type="dxa" w:w="80"/>
+              <w:left w:type="dxa" w:w="120"/>
+              <w:bottom w:type="dxa" w:w="80"/>
+              <w:right w:type="dxa" w:w="120"/>
+            </w:tcMar>
+          </w:tcPr>
+          <w:p>
+            <w:pPr>
+              <w:spacing w:before="0" w:after="0"/>
+            </w:pPr>
+            <w:r>
+              <w:rPr>
+                <w:rFonts w:ascii="BIZ UDPGothic" w:cs="BIZ UDPGothic" w:eastAsia="BIZ UDPGothic" w:hAnsi="BIZ UDPGothic"/>
+                <w:color w:val="404040"/>
+                <w:sz w:val="18"/>
+                <w:szCs w:val="18"/>
+              </w:rPr>
+              <w:t xml:space="preserve">[事前] 担当者確認</w:t>
+            </w:r>
+          </w:p>
+          <w:p>
+            <w:pPr>
+              <w:spacing w:before="0" w:after="0"/>
+            </w:pPr>
+            <w:r>
+              <w:rPr>
+                <w:rFonts w:ascii="BIZ UDPGothic" w:cs="BIZ UDPGothic" w:eastAsia="BIZ UDPGothic" w:hAnsi="BIZ UDPGothic"/>
+                <w:color w:val="404040"/>
+                <w:sz w:val="18"/>
+                <w:szCs w:val="18"/>
+              </w:rPr>
+              <w:t xml:space="preserve">/ Xác nhận người phụ trách</w:t>
+            </w:r>
+          </w:p>
+        </w:tc>
+        <w:tc>
+          <w:tcPr>
+            <w:tcW w:type="dxa" w:w="6906"/>
+            <w:tcBorders>
+              <w:top w:val="single" w:color="CCCCCC" w:sz="4"/>
+              <w:left w:val="single" w:color="CCCCCC" w:sz="4"/>
+              <w:bottom w:val="single" w:color="CCCCCC" w:sz="4"/>
+              <w:right w:val="single" w:color="CCCCCC" w:sz="4"/>
+            </w:tcBorders>
+            <w:shd w:fill="FFFFFF" w:val="clear"/>
+            <w:tcMar>
+              <w:top w:type="dxa" w:w="80"/>
+              <w:left w:type="dxa" w:w="120"/>
+              <w:bottom w:type="dxa" w:w="80"/>
+              <w:right w:type="dxa" w:w="120"/>
+            </w:tcMar>
+          </w:tcPr>
+          <w:p>
+            <w:pPr>
+              <w:spacing w:before="0" w:after="0"/>
+            </w:pPr>
+            <w:r>
+              <w:rPr>
+                <w:rFonts w:ascii="BIZ UDPGothic" w:cs="BIZ UDPGothic" w:eastAsia="BIZ UDPGothic" w:hAnsi="BIZ UDPGothic"/>
+                <w:color w:val="404040"/>
+                <w:sz w:val="18"/>
+                <w:szCs w:val="18"/>
+              </w:rPr>
+              <w:t xml:space="preserve">実施: Thanh Nguyên</w:t>
+            </w:r>
+          </w:p>
+          <w:p>
+            <w:pPr>
+              <w:spacing w:before="0" w:after="0"/>
+            </w:pPr>
+            <w:r>
+              <w:rPr>
+                <w:rFonts w:ascii="BIZ UDPGothic" w:cs="BIZ UDPGothic" w:eastAsia="BIZ UDPGothic" w:hAnsi="BIZ UDPGothic"/>
+                <w:color w:val="404040"/>
+                <w:sz w:val="18"/>
+                <w:szCs w:val="18"/>
+              </w:rPr>
+              <w:t xml:space="preserve">報告先: きよはら</w:t>
+            </w:r>
+          </w:p>
+        </w:tc>
+      </w:tr>
+      <w:tr>
+        <w:trPr>
+          <w:cantSplit/>
+        </w:trPr>
+        <w:tc>
+          <w:tcPr>
+            <w:tcW w:type="dxa" w:w="400"/>
+            <w:tcBorders>
+              <w:top w:val="single" w:color="CCCCCC" w:sz="4"/>
+              <w:left w:val="single" w:color="CCCCCC" w:sz="4"/>
+              <w:bottom w:val="single" w:color="CCCCCC" w:sz="4"/>
+              <w:right w:val="single" w:color="CCCCCC" w:sz="4"/>
+            </w:tcBorders>
+            <w:shd w:fill="FFFFFF" w:val="clear"/>
+            <w:tcMar>
+              <w:top w:type="dxa" w:w="80"/>
+              <w:left w:type="dxa" w:w="120"/>
+              <w:bottom w:type="dxa" w:w="80"/>
+              <w:right w:type="dxa" w:w="120"/>
+            </w:tcMar>
+            <w:vAlign w:val="center"/>
+          </w:tcPr>
+          <w:p>
+            <w:pPr>
+              <w:jc w:val="center"/>
+            </w:pPr>
+            <w:r>
+              <w:rPr>
+                <w:rFonts w:ascii="BIZ UDPGothic" w:cs="BIZ UDPGothic" w:eastAsia="BIZ UDPGothic" w:hAnsi="BIZ UDPGothic"/>
+                <w:b w:val="false"/>
+                <w:bCs w:val="false"/>
+                <w:color w:val="404040"/>
+                <w:sz w:val="18"/>
+                <w:szCs w:val="18"/>
+              </w:rPr>
+              <w:t xml:space="preserve">6</w:t>
+            </w:r>
+          </w:p>
+        </w:tc>
+        <w:tc>
+          <w:tcPr>
+            <w:tcW w:type="dxa" w:w="2200"/>
+            <w:tcBorders>
+              <w:top w:val="single" w:color="CCCCCC" w:sz="4"/>
+              <w:left w:val="single" w:color="CCCCCC" w:sz="4"/>
+              <w:bottom w:val="single" w:color="CCCCCC" w:sz="4"/>
+              <w:right w:val="single" w:color="CCCCCC" w:sz="4"/>
+            </w:tcBorders>
+            <w:shd w:fill="FFFFFF" w:val="clear"/>
+            <w:tcMar>
+              <w:top w:type="dxa" w:w="80"/>
+              <w:left w:type="dxa" w:w="120"/>
+              <w:bottom w:type="dxa" w:w="80"/>
+              <w:right w:type="dxa" w:w="120"/>
+            </w:tcMar>
+          </w:tcPr>
+          <w:p>
+            <w:pPr>
+              <w:spacing w:before="0" w:after="0"/>
+            </w:pPr>
+            <w:r>
+              <w:rPr>
+                <w:rFonts w:ascii="BIZ UDPGothic" w:cs="BIZ UDPGothic" w:eastAsia="BIZ UDPGothic" w:hAnsi="BIZ UDPGothic"/>
+                <w:color w:val="404040"/>
+                <w:sz w:val="18"/>
+                <w:szCs w:val="18"/>
+              </w:rPr>
+              <w:t xml:space="preserve">[事後] デプロイ後確認</w:t>
+            </w:r>
+          </w:p>
+          <w:p>
+            <w:pPr>
+              <w:spacing w:before="0" w:after="0"/>
+            </w:pPr>
+            <w:r>
+              <w:rPr>
+                <w:rFonts w:ascii="BIZ UDPGothic" w:cs="BIZ UDPGothic" w:eastAsia="BIZ UDPGothic" w:hAnsi="BIZ UDPGothic"/>
+                <w:color w:val="404040"/>
+                <w:sz w:val="18"/>
+                <w:szCs w:val="18"/>
+              </w:rPr>
+              <w:t xml:space="preserve">/ Kiểm tra sau deploy</w:t>
+            </w:r>
+          </w:p>
+        </w:tc>
+        <w:tc>
+          <w:tcPr>
+            <w:tcW w:type="dxa" w:w="6906"/>
+            <w:tcBorders>
+              <w:top w:val="single" w:color="CCCCCC" w:sz="4"/>
+              <w:left w:val="single" w:color="CCCCCC" w:sz="4"/>
+              <w:bottom w:val="single" w:color="CCCCCC" w:sz="4"/>
+              <w:right w:val="single" w:color="CCCCCC" w:sz="4"/>
+            </w:tcBorders>
+            <w:shd w:fill="FFFFFF" w:val="clear"/>
+            <w:tcMar>
+              <w:top w:type="dxa" w:w="80"/>
+              <w:left w:type="dxa" w:w="120"/>
+              <w:bottom w:type="dxa" w:w="80"/>
+              <w:right w:type="dxa" w:w="120"/>
+            </w:tcMar>
+          </w:tcPr>
+          <w:p>
+            <w:pPr>
+              <w:spacing w:before="0" w:after="0"/>
+            </w:pPr>
+            <w:r>
+              <w:rPr>
+                <w:rFonts w:ascii="BIZ UDPGothic" w:cs="BIZ UDPGothic" w:eastAsia="BIZ UDPGothic" w:hAnsi="BIZ UDPGothic"/>
+                <w:color w:val="404040"/>
+                <w:sz w:val="18"/>
+                <w:szCs w:val="18"/>
+              </w:rPr>
+              <w:t xml:space="preserve">□ コスト確認スクリプトが正常実行されること</w:t>
+            </w:r>
+          </w:p>
+          <w:p>
+            <w:pPr>
+              <w:spacing w:before="0" w:after="0"/>
+            </w:pPr>
+            <w:r>
+              <w:rPr>
+                <w:rFonts w:ascii="BIZ UDPGothic" w:cs="BIZ UDPGothic" w:eastAsia="BIZ UDPGothic" w:hAnsi="BIZ UDPGothic"/>
+                <w:color w:val="404040"/>
+                <w:sz w:val="18"/>
+                <w:szCs w:val="18"/>
+              </w:rPr>
+              <w:t xml:space="preserve">□ 結果ファイルが保存されること</w:t>
+            </w:r>
+          </w:p>
+        </w:tc>
+      </w:tr>
+      <w:tr>
+        <w:trPr>
+          <w:cantSplit/>
+        </w:trPr>
+        <w:tc>
+          <w:tcPr>
+            <w:tcW w:type="dxa" w:w="400"/>
+            <w:tcBorders>
+              <w:top w:val="single" w:color="CCCCCC" w:sz="4"/>
+              <w:left w:val="single" w:color="CCCCCC" w:sz="4"/>
+              <w:bottom w:val="single" w:color="CCCCCC" w:sz="4"/>
+              <w:right w:val="single" w:color="CCCCCC" w:sz="4"/>
+            </w:tcBorders>
+            <w:shd w:fill="FFFFFF" w:val="clear"/>
+            <w:tcMar>
+              <w:top w:type="dxa" w:w="80"/>
+              <w:left w:type="dxa" w:w="120"/>
+              <w:bottom w:type="dxa" w:w="80"/>
+              <w:right w:type="dxa" w:w="120"/>
+            </w:tcMar>
+            <w:vAlign w:val="center"/>
+          </w:tcPr>
+          <w:p>
+            <w:pPr>
+              <w:jc w:val="center"/>
+            </w:pPr>
+            <w:r>
+              <w:rPr>
+                <w:rFonts w:ascii="BIZ UDPGothic" w:cs="BIZ UDPGothic" w:eastAsia="BIZ UDPGothic" w:hAnsi="BIZ UDPGothic"/>
+                <w:b w:val="false"/>
+                <w:bCs w:val="false"/>
+                <w:color w:val="404040"/>
+                <w:sz w:val="18"/>
+                <w:szCs w:val="18"/>
+              </w:rPr>
+              <w:t xml:space="preserve">7</w:t>
+            </w:r>
+          </w:p>
+        </w:tc>
+        <w:tc>
+          <w:tcPr>
+            <w:tcW w:type="dxa" w:w="2200"/>
+            <w:tcBorders>
+              <w:top w:val="single" w:color="CCCCCC" w:sz="4"/>
+              <w:left w:val="single" w:color="CCCCCC" w:sz="4"/>
+              <w:bottom w:val="single" w:color="CCCCCC" w:sz="4"/>
+              <w:right w:val="single" w:color="CCCCCC" w:sz="4"/>
+            </w:tcBorders>
+            <w:shd w:fill="FFFFFF" w:val="clear"/>
+            <w:tcMar>
+              <w:top w:type="dxa" w:w="80"/>
+              <w:left w:type="dxa" w:w="120"/>
+              <w:bottom w:type="dxa" w:w="80"/>
+              <w:right w:type="dxa" w:w="120"/>
+            </w:tcMar>
+          </w:tcPr>
+          <w:p>
+            <w:pPr>
+              <w:spacing w:before="0" w:after="0"/>
+            </w:pPr>
+            <w:r>
+              <w:rPr>
+                <w:rFonts w:ascii="BIZ UDPGothic" w:cs="BIZ UDPGothic" w:eastAsia="BIZ UDPGothic" w:hAnsi="BIZ UDPGothic"/>
+                <w:color w:val="404040"/>
+                <w:sz w:val="18"/>
+                <w:szCs w:val="18"/>
+              </w:rPr>
+              <w:t xml:space="preserve">[事後] Go-Live後の監視</w:t>
+            </w:r>
+          </w:p>
+          <w:p>
+            <w:pPr>
+              <w:spacing w:before="0" w:after="0"/>
+            </w:pPr>
+            <w:r>
+              <w:rPr>
+                <w:rFonts w:ascii="BIZ UDPGothic" w:cs="BIZ UDPGothic" w:eastAsia="BIZ UDPGothic" w:hAnsi="BIZ UDPGothic"/>
+                <w:color w:val="404040"/>
+                <w:sz w:val="18"/>
+                <w:szCs w:val="18"/>
+              </w:rPr>
+              <w:t xml:space="preserve">/ Giám sát sau Go-Live</w:t>
+            </w:r>
+          </w:p>
+        </w:tc>
+        <w:tc>
+          <w:tcPr>
+            <w:tcW w:type="dxa" w:w="6906"/>
+            <w:tcBorders>
+              <w:top w:val="single" w:color="CCCCCC" w:sz="4"/>
+              <w:left w:val="single" w:color="CCCCCC" w:sz="4"/>
+              <w:bottom w:val="single" w:color="CCCCCC" w:sz="4"/>
+              <w:right w:val="single" w:color="CCCCCC" w:sz="4"/>
+            </w:tcBorders>
+            <w:shd w:fill="FFFFFF" w:val="clear"/>
+            <w:tcMar>
+              <w:top w:type="dxa" w:w="80"/>
+              <w:left w:type="dxa" w:w="120"/>
+              <w:bottom w:type="dxa" w:w="80"/>
+              <w:right w:type="dxa" w:w="120"/>
+            </w:tcMar>
+          </w:tcPr>
+          <w:p>
+            <w:pPr>
+              <w:spacing w:before="0" w:after="0"/>
+            </w:pPr>
+            <w:r>
+              <w:rPr>
+                <w:rFonts w:ascii="BIZ UDPGothic" w:cs="BIZ UDPGothic" w:eastAsia="BIZ UDPGothic" w:hAnsi="BIZ UDPGothic"/>
+                <w:color w:val="404040"/>
+                <w:sz w:val="18"/>
+                <w:szCs w:val="18"/>
+              </w:rPr>
+              <w:t xml:space="preserve">該当なし（月次運用手順）</w:t>
+            </w:r>
+          </w:p>
+        </w:tc>
+      </w:tr>
+      <w:tr>
+        <w:trPr>
+          <w:cantSplit/>
+        </w:trPr>
+        <w:tc>
+          <w:tcPr>
+            <w:tcW w:type="dxa" w:w="400"/>
+            <w:tcBorders>
+              <w:top w:val="single" w:color="CCCCCC" w:sz="4"/>
+              <w:left w:val="single" w:color="CCCCCC" w:sz="4"/>
+              <w:bottom w:val="single" w:color="CCCCCC" w:sz="4"/>
+              <w:right w:val="single" w:color="CCCCCC" w:sz="4"/>
+            </w:tcBorders>
+            <w:shd w:fill="FFFFFF" w:val="clear"/>
+            <w:tcMar>
+              <w:top w:type="dxa" w:w="80"/>
+              <w:left w:type="dxa" w:w="120"/>
+              <w:bottom w:type="dxa" w:w="80"/>
+              <w:right w:type="dxa" w:w="120"/>
+            </w:tcMar>
+            <w:vAlign w:val="center"/>
+          </w:tcPr>
+          <w:p>
+            <w:pPr>
+              <w:jc w:val="center"/>
+            </w:pPr>
+            <w:r>
+              <w:rPr>
+                <w:rFonts w:ascii="BIZ UDPGothic" w:cs="BIZ UDPGothic" w:eastAsia="BIZ UDPGothic" w:hAnsi="BIZ UDPGothic"/>
+                <w:b w:val="false"/>
+                <w:bCs w:val="false"/>
+                <w:color w:val="404040"/>
+                <w:sz w:val="18"/>
+                <w:szCs w:val="18"/>
+              </w:rPr>
+              <w:t xml:space="preserve">8</w:t>
+            </w:r>
+          </w:p>
+        </w:tc>
+        <w:tc>
+          <w:tcPr>
+            <w:tcW w:type="dxa" w:w="2200"/>
+            <w:tcBorders>
+              <w:top w:val="single" w:color="CCCCCC" w:sz="4"/>
+              <w:left w:val="single" w:color="CCCCCC" w:sz="4"/>
+              <w:bottom w:val="single" w:color="CCCCCC" w:sz="4"/>
+              <w:right w:val="single" w:color="CCCCCC" w:sz="4"/>
+            </w:tcBorders>
+            <w:shd w:fill="FFFFFF" w:val="clear"/>
+            <w:tcMar>
+              <w:top w:type="dxa" w:w="80"/>
+              <w:left w:type="dxa" w:w="120"/>
+              <w:bottom w:type="dxa" w:w="80"/>
+              <w:right w:type="dxa" w:w="120"/>
+            </w:tcMar>
+          </w:tcPr>
+          <w:p>
+            <w:pPr>
+              <w:spacing w:before="0" w:after="0"/>
+            </w:pPr>
+            <w:r>
+              <w:rPr>
+                <w:rFonts w:ascii="BIZ UDPGothic" w:cs="BIZ UDPGothic" w:eastAsia="BIZ UDPGothic" w:hAnsi="BIZ UDPGothic"/>
+                <w:color w:val="404040"/>
+                <w:sz w:val="18"/>
+                <w:szCs w:val="18"/>
+              </w:rPr>
+              <w:t xml:space="preserve">[参考] テストシナリオ</w:t>
+            </w:r>
+          </w:p>
+          <w:p>
+            <w:pPr>
+              <w:spacing w:before="0" w:after="0"/>
+            </w:pPr>
+            <w:r>
+              <w:rPr>
+                <w:rFonts w:ascii="BIZ UDPGothic" w:cs="BIZ UDPGothic" w:eastAsia="BIZ UDPGothic" w:hAnsi="BIZ UDPGothic"/>
+                <w:color w:val="404040"/>
+                <w:sz w:val="18"/>
+                <w:szCs w:val="18"/>
+              </w:rPr>
+              <w:t xml:space="preserve">/ Kịch bản kiểm thử</w:t>
+            </w:r>
+          </w:p>
+        </w:tc>
+        <w:tc>
+          <w:tcPr>
+            <w:tcW w:type="dxa" w:w="6906"/>
+            <w:tcBorders>
+              <w:top w:val="single" w:color="CCCCCC" w:sz="4"/>
+              <w:left w:val="single" w:color="CCCCCC" w:sz="4"/>
+              <w:bottom w:val="single" w:color="CCCCCC" w:sz="4"/>
+              <w:right w:val="single" w:color="CCCCCC" w:sz="4"/>
+            </w:tcBorders>
+            <w:shd w:fill="FFFFFF" w:val="clear"/>
+            <w:tcMar>
+              <w:top w:type="dxa" w:w="80"/>
+              <w:left w:type="dxa" w:w="120"/>
+              <w:bottom w:type="dxa" w:w="80"/>
+              <w:right w:type="dxa" w:w="120"/>
+            </w:tcMar>
+          </w:tcPr>
+          <w:p>
+            <w:pPr>
+              <w:spacing w:before="0" w:after="0"/>
+            </w:pPr>
+            <w:r>
+              <w:rPr>
+                <w:rFonts w:ascii="BIZ UDPGothic" w:cs="BIZ UDPGothic" w:eastAsia="BIZ UDPGothic" w:hAnsi="BIZ UDPGothic"/>
+                <w:color w:val="404040"/>
+                <w:sz w:val="18"/>
+                <w:szCs w:val="18"/>
+              </w:rPr>
+              <w:t xml:space="preserve">T1: スクリプト実行確認</w:t>
+            </w:r>
+          </w:p>
+          <w:p>
+            <w:pPr>
+              <w:spacing w:before="0" w:after="0"/>
+            </w:pPr>
+            <w:r>
+              <w:rPr>
+                <w:rFonts w:ascii="BIZ UDPGothic" w:cs="BIZ UDPGothic" w:eastAsia="BIZ UDPGothic" w:hAnsi="BIZ UDPGothic"/>
+                <w:color w:val="404040"/>
+                <w:sz w:val="18"/>
+                <w:szCs w:val="18"/>
+              </w:rPr>
+              <w:t xml:space="preserve">T2: 結果ファイル保存確認</w:t>
+            </w:r>
+          </w:p>
+        </w:tc>
+      </w:tr>
+    </w:tbl>
     <w:p>
       <w:pPr>
         <w:spacing w:before="100" w:after="100"/>
